--- a/4. RESULTADOS/03_primer_eslabon_medidas/00_compendio_tablas.docx
+++ b/4. RESULTADOS/03_primer_eslabon_medidas/00_compendio_tablas.docx
@@ -25890,6 +25890,5446 @@
                 <w:color w:val="000000"/>
               </w:rPr>
               <w:t xml:space="preserve">5,742</w:t>
+            </w:r>
+          </w:p>
+        </w:tc>
+      </w:tr>
+    </w:tbl>
+    <w:p>
+      <w:pPr>
+        <w:pStyle w:val="Titre2"/>
+      </w:pPr>
+      <w:r>
+        <w:t xml:space="preserve">Tabla 2c2. Salida de la EAM: control de tamaño y firmas medianas y grandes (pp por DE de Kaitz)</w:t>
+      </w:r>
+    </w:p>
+    <w:p>
+      <w:pPr>
+        <w:pStyle w:val="TableCaption"/>
+        <w:jc w:val="center"/>
+        <w:keepNext/>
+        <w:pBdr>
+          <w:bottom w:val="none" w:sz="0" w:space="0" w:color="000000"/>
+          <w:top w:val="none" w:sz="0" w:space="0" w:color="000000"/>
+          <w:left w:val="none" w:sz="0" w:space="0" w:color="000000"/>
+          <w:right w:val="none" w:sz="0" w:space="0" w:color="000000"/>
+        </w:pBdr>
+        <w:spacing w:after="60" w:before="60" w:line="240"/>
+        <w:ind w:left="60" w:right="60" w:firstLine="0" w:firstLineChars="0"/>
+      </w:pPr>
+      <w:r>
+        <w:t xml:space="preserve">Tabla 2c2. Salida de la EAM: control de tamaño y firmas medianas y grandes (pp por DE de Kaitz)</w:t>
+      </w:r>
+    </w:p>
+    <w:tbl xmlns:a="http://schemas.openxmlformats.org/drawingml/2006/main" xmlns:pic="http://schemas.openxmlformats.org/drawingml/2006/picture">
+      <w:tblPr>
+        <w:tblLayout w:type="fixed"/>
+        <w:jc w:val="center"/>
+        <w:tblLook w:firstRow="1" w:lastRow="0" w:firstColumn="0" w:lastColumn="0" w:noHBand="0" w:noVBand="1"/>
+      </w:tblPr>
+      <w:tblGrid>
+        <w:gridCol w:w="2893"/>
+        <w:gridCol w:w="1426"/>
+        <w:gridCol w:w="1829"/>
+        <w:gridCol w:w="1854"/>
+        <w:gridCol w:w="1132"/>
+        <w:gridCol w:w="1609"/>
+        <w:gridCol w:w="1829"/>
+      </w:tblGrid>
+      <w:tr>
+        <w:trPr>
+          <w:trHeight w:val="638" w:hRule="auto"/>
+          <w:tblHeader/>
+        </w:trPr>
+        <w:tc>
+          <w:tcPr>
+            <w:tcBorders>
+              <w:bottom w:val="single" w:sz="12" w:space="0" w:color="666666"/>
+              <w:top w:val="single" w:sz="12" w:space="0" w:color="666666"/>
+              <w:left w:val="none" w:sz="0" w:space="0" w:color="000000"/>
+              <w:right w:val="none" w:sz="0" w:space="0" w:color="000000"/>
+            </w:tcBorders>
+            <w:shd w:val="clear" w:color="auto" w:fill="FFFFFF"/>
+            <w:tcMar>
+              <w:top w:w="0" w:type="dxa"/>
+              <w:bottom w:w="0" w:type="dxa"/>
+              <w:left w:w="0" w:type="dxa"/>
+              <w:right w:w="0" w:type="dxa"/>
+            </w:tcMar>
+            <w:vAlign w:val="center"/>
+          </w:tcPr>
+          <w:p>
+            <w:pPr>
+              <w:pStyle w:val="Normal"/>
+              <w:jc w:val="left"/>
+              <w:pBdr>
+                <w:bottom w:val="none" w:sz="0" w:space="0" w:color="000000"/>
+                <w:top w:val="none" w:sz="0" w:space="0" w:color="000000"/>
+                <w:left w:val="none" w:sz="0" w:space="0" w:color="000000"/>
+                <w:right w:val="none" w:sz="0" w:space="0" w:color="000000"/>
+              </w:pBdr>
+              <w:spacing w:after="100" w:before="100" w:line="240"/>
+              <w:ind w:left="100" w:right="100" w:firstLine="0" w:firstLineChars="0"/>
+              <w:rPr>
+                <w:rFonts w:ascii="Arial" w:hAnsi="Arial" w:eastAsia="Arial" w:cs="Arial"/>
+                <w:i w:val="false"/>
+                <w:b w:val="false"/>
+                <w:u w:val="none"/>
+                <w:strike w:val="false"/>
+                <w:sz w:val="22"/>
+                <w:szCs w:val="22"/>
+                <w:color w:val="000000"/>
+              </w:rPr>
+            </w:pPr>
+            <w:r>
+              <w:rPr>
+                <w:rFonts w:ascii="Arial" w:hAnsi="Arial" w:eastAsia="Arial" w:cs="Arial"/>
+                <w:i w:val="false"/>
+                <w:b w:val="false"/>
+                <w:u w:val="none"/>
+                <w:strike w:val="false"/>
+                <w:sz w:val="22"/>
+                <w:szCs w:val="22"/>
+                <w:color w:val="000000"/>
+              </w:rPr>
+              <w:t xml:space="preserve">chequeo</w:t>
+            </w:r>
+          </w:p>
+        </w:tc>
+        <w:tc>
+          <w:tcPr>
+            <w:tcBorders>
+              <w:bottom w:val="single" w:sz="12" w:space="0" w:color="666666"/>
+              <w:top w:val="single" w:sz="12" w:space="0" w:color="666666"/>
+              <w:left w:val="none" w:sz="0" w:space="0" w:color="000000"/>
+              <w:right w:val="none" w:sz="0" w:space="0" w:color="000000"/>
+            </w:tcBorders>
+            <w:shd w:val="clear" w:color="auto" w:fill="FFFFFF"/>
+            <w:tcMar>
+              <w:top w:w="0" w:type="dxa"/>
+              <w:bottom w:w="0" w:type="dxa"/>
+              <w:left w:w="0" w:type="dxa"/>
+              <w:right w:w="0" w:type="dxa"/>
+            </w:tcMar>
+            <w:vAlign w:val="center"/>
+          </w:tcPr>
+          <w:p>
+            <w:pPr>
+              <w:pStyle w:val="Normal"/>
+              <w:jc w:val="left"/>
+              <w:pBdr>
+                <w:bottom w:val="none" w:sz="0" w:space="0" w:color="000000"/>
+                <w:top w:val="none" w:sz="0" w:space="0" w:color="000000"/>
+                <w:left w:val="none" w:sz="0" w:space="0" w:color="000000"/>
+                <w:right w:val="none" w:sz="0" w:space="0" w:color="000000"/>
+              </w:pBdr>
+              <w:spacing w:after="100" w:before="100" w:line="240"/>
+              <w:ind w:left="100" w:right="100" w:firstLine="0" w:firstLineChars="0"/>
+              <w:rPr>
+                <w:rFonts w:ascii="Arial" w:hAnsi="Arial" w:eastAsia="Arial" w:cs="Arial"/>
+                <w:i w:val="false"/>
+                <w:b w:val="false"/>
+                <w:u w:val="none"/>
+                <w:strike w:val="false"/>
+                <w:sz w:val="22"/>
+                <w:szCs w:val="22"/>
+                <w:color w:val="000000"/>
+              </w:rPr>
+            </w:pPr>
+            <w:r>
+              <w:rPr>
+                <w:rFonts w:ascii="Arial" w:hAnsi="Arial" w:eastAsia="Arial" w:cs="Arial"/>
+                <w:i w:val="false"/>
+                <w:b w:val="false"/>
+                <w:u w:val="none"/>
+                <w:strike w:val="false"/>
+                <w:sz w:val="22"/>
+                <w:szCs w:val="22"/>
+                <w:color w:val="000000"/>
+              </w:rPr>
+              <w:t xml:space="preserve">outcome</w:t>
+            </w:r>
+          </w:p>
+        </w:tc>
+        <w:tc>
+          <w:tcPr>
+            <w:tcBorders>
+              <w:bottom w:val="single" w:sz="12" w:space="0" w:color="666666"/>
+              <w:top w:val="single" w:sz="12" w:space="0" w:color="666666"/>
+              <w:left w:val="none" w:sz="0" w:space="0" w:color="000000"/>
+              <w:right w:val="none" w:sz="0" w:space="0" w:color="000000"/>
+            </w:tcBorders>
+            <w:shd w:val="clear" w:color="auto" w:fill="FFFFFF"/>
+            <w:tcMar>
+              <w:top w:w="0" w:type="dxa"/>
+              <w:bottom w:w="0" w:type="dxa"/>
+              <w:left w:w="0" w:type="dxa"/>
+              <w:right w:w="0" w:type="dxa"/>
+            </w:tcMar>
+            <w:vAlign w:val="center"/>
+          </w:tcPr>
+          <w:p>
+            <w:pPr>
+              <w:pStyle w:val="Normal"/>
+              <w:jc w:val="right"/>
+              <w:pBdr>
+                <w:bottom w:val="none" w:sz="0" w:space="0" w:color="000000"/>
+                <w:top w:val="none" w:sz="0" w:space="0" w:color="000000"/>
+                <w:left w:val="none" w:sz="0" w:space="0" w:color="000000"/>
+                <w:right w:val="none" w:sz="0" w:space="0" w:color="000000"/>
+              </w:pBdr>
+              <w:spacing w:after="100" w:before="100" w:line="240"/>
+              <w:ind w:left="100" w:right="100" w:firstLine="0" w:firstLineChars="0"/>
+              <w:rPr>
+                <w:rFonts w:ascii="Arial" w:hAnsi="Arial" w:eastAsia="Arial" w:cs="Arial"/>
+                <w:i w:val="false"/>
+                <w:b w:val="false"/>
+                <w:u w:val="none"/>
+                <w:strike w:val="false"/>
+                <w:sz w:val="22"/>
+                <w:szCs w:val="22"/>
+                <w:color w:val="000000"/>
+              </w:rPr>
+            </w:pPr>
+            <w:r>
+              <w:rPr>
+                <w:rFonts w:ascii="Arial" w:hAnsi="Arial" w:eastAsia="Arial" w:cs="Arial"/>
+                <w:i w:val="false"/>
+                <w:b w:val="false"/>
+                <w:u w:val="none"/>
+                <w:strike w:val="false"/>
+                <w:sz w:val="22"/>
+                <w:szCs w:val="22"/>
+                <w:color w:val="000000"/>
+              </w:rPr>
+              <w:t xml:space="preserve">coeficiente_pp</w:t>
+            </w:r>
+          </w:p>
+        </w:tc>
+        <w:tc>
+          <w:tcPr>
+            <w:tcBorders>
+              <w:bottom w:val="single" w:sz="12" w:space="0" w:color="666666"/>
+              <w:top w:val="single" w:sz="12" w:space="0" w:color="666666"/>
+              <w:left w:val="none" w:sz="0" w:space="0" w:color="000000"/>
+              <w:right w:val="none" w:sz="0" w:space="0" w:color="000000"/>
+            </w:tcBorders>
+            <w:shd w:val="clear" w:color="auto" w:fill="FFFFFF"/>
+            <w:tcMar>
+              <w:top w:w="0" w:type="dxa"/>
+              <w:bottom w:w="0" w:type="dxa"/>
+              <w:left w:w="0" w:type="dxa"/>
+              <w:right w:w="0" w:type="dxa"/>
+            </w:tcMar>
+            <w:vAlign w:val="center"/>
+          </w:tcPr>
+          <w:p>
+            <w:pPr>
+              <w:pStyle w:val="Normal"/>
+              <w:jc w:val="right"/>
+              <w:pBdr>
+                <w:bottom w:val="none" w:sz="0" w:space="0" w:color="000000"/>
+                <w:top w:val="none" w:sz="0" w:space="0" w:color="000000"/>
+                <w:left w:val="none" w:sz="0" w:space="0" w:color="000000"/>
+                <w:right w:val="none" w:sz="0" w:space="0" w:color="000000"/>
+              </w:pBdr>
+              <w:spacing w:after="100" w:before="100" w:line="240"/>
+              <w:ind w:left="100" w:right="100" w:firstLine="0" w:firstLineChars="0"/>
+              <w:rPr>
+                <w:rFonts w:ascii="Arial" w:hAnsi="Arial" w:eastAsia="Arial" w:cs="Arial"/>
+                <w:i w:val="false"/>
+                <w:b w:val="false"/>
+                <w:u w:val="none"/>
+                <w:strike w:val="false"/>
+                <w:sz w:val="22"/>
+                <w:szCs w:val="22"/>
+                <w:color w:val="000000"/>
+              </w:rPr>
+            </w:pPr>
+            <w:r>
+              <w:rPr>
+                <w:rFonts w:ascii="Arial" w:hAnsi="Arial" w:eastAsia="Arial" w:cs="Arial"/>
+                <w:i w:val="false"/>
+                <w:b w:val="false"/>
+                <w:u w:val="none"/>
+                <w:strike w:val="false"/>
+                <w:sz w:val="22"/>
+                <w:szCs w:val="22"/>
+                <w:color w:val="000000"/>
+              </w:rPr>
+              <w:t xml:space="preserve">error_estandar</w:t>
+            </w:r>
+          </w:p>
+        </w:tc>
+        <w:tc>
+          <w:tcPr>
+            <w:tcBorders>
+              <w:bottom w:val="single" w:sz="12" w:space="0" w:color="666666"/>
+              <w:top w:val="single" w:sz="12" w:space="0" w:color="666666"/>
+              <w:left w:val="none" w:sz="0" w:space="0" w:color="000000"/>
+              <w:right w:val="none" w:sz="0" w:space="0" w:color="000000"/>
+            </w:tcBorders>
+            <w:shd w:val="clear" w:color="auto" w:fill="FFFFFF"/>
+            <w:tcMar>
+              <w:top w:w="0" w:type="dxa"/>
+              <w:bottom w:w="0" w:type="dxa"/>
+              <w:left w:w="0" w:type="dxa"/>
+              <w:right w:w="0" w:type="dxa"/>
+            </w:tcMar>
+            <w:vAlign w:val="center"/>
+          </w:tcPr>
+          <w:p>
+            <w:pPr>
+              <w:pStyle w:val="Normal"/>
+              <w:jc w:val="right"/>
+              <w:pBdr>
+                <w:bottom w:val="none" w:sz="0" w:space="0" w:color="000000"/>
+                <w:top w:val="none" w:sz="0" w:space="0" w:color="000000"/>
+                <w:left w:val="none" w:sz="0" w:space="0" w:color="000000"/>
+                <w:right w:val="none" w:sz="0" w:space="0" w:color="000000"/>
+              </w:pBdr>
+              <w:spacing w:after="100" w:before="100" w:line="240"/>
+              <w:ind w:left="100" w:right="100" w:firstLine="0" w:firstLineChars="0"/>
+              <w:rPr>
+                <w:rFonts w:ascii="Arial" w:hAnsi="Arial" w:eastAsia="Arial" w:cs="Arial"/>
+                <w:i w:val="false"/>
+                <w:b w:val="false"/>
+                <w:u w:val="none"/>
+                <w:strike w:val="false"/>
+                <w:sz w:val="22"/>
+                <w:szCs w:val="22"/>
+                <w:color w:val="000000"/>
+              </w:rPr>
+            </w:pPr>
+            <w:r>
+              <w:rPr>
+                <w:rFonts w:ascii="Arial" w:hAnsi="Arial" w:eastAsia="Arial" w:cs="Arial"/>
+                <w:i w:val="false"/>
+                <w:b w:val="false"/>
+                <w:u w:val="none"/>
+                <w:strike w:val="false"/>
+                <w:sz w:val="22"/>
+                <w:szCs w:val="22"/>
+                <w:color w:val="000000"/>
+              </w:rPr>
+              <w:t xml:space="preserve">p_valor</w:t>
+            </w:r>
+          </w:p>
+        </w:tc>
+        <w:tc>
+          <w:tcPr>
+            <w:tcBorders>
+              <w:bottom w:val="single" w:sz="12" w:space="0" w:color="666666"/>
+              <w:top w:val="single" w:sz="12" w:space="0" w:color="666666"/>
+              <w:left w:val="none" w:sz="0" w:space="0" w:color="000000"/>
+              <w:right w:val="none" w:sz="0" w:space="0" w:color="000000"/>
+            </w:tcBorders>
+            <w:shd w:val="clear" w:color="auto" w:fill="FFFFFF"/>
+            <w:tcMar>
+              <w:top w:w="0" w:type="dxa"/>
+              <w:bottom w:w="0" w:type="dxa"/>
+              <w:left w:w="0" w:type="dxa"/>
+              <w:right w:w="0" w:type="dxa"/>
+            </w:tcMar>
+            <w:vAlign w:val="center"/>
+          </w:tcPr>
+          <w:p>
+            <w:pPr>
+              <w:pStyle w:val="Normal"/>
+              <w:jc w:val="left"/>
+              <w:pBdr>
+                <w:bottom w:val="none" w:sz="0" w:space="0" w:color="000000"/>
+                <w:top w:val="none" w:sz="0" w:space="0" w:color="000000"/>
+                <w:left w:val="none" w:sz="0" w:space="0" w:color="000000"/>
+                <w:right w:val="none" w:sz="0" w:space="0" w:color="000000"/>
+              </w:pBdr>
+              <w:spacing w:after="100" w:before="100" w:line="240"/>
+              <w:ind w:left="100" w:right="100" w:firstLine="0" w:firstLineChars="0"/>
+              <w:rPr>
+                <w:rFonts w:ascii="Arial" w:hAnsi="Arial" w:eastAsia="Arial" w:cs="Arial"/>
+                <w:i w:val="false"/>
+                <w:b w:val="false"/>
+                <w:u w:val="none"/>
+                <w:strike w:val="false"/>
+                <w:sz w:val="22"/>
+                <w:szCs w:val="22"/>
+                <w:color w:val="000000"/>
+              </w:rPr>
+            </w:pPr>
+            <w:r>
+              <w:rPr>
+                <w:rFonts w:ascii="Arial" w:hAnsi="Arial" w:eastAsia="Arial" w:cs="Arial"/>
+                <w:i w:val="false"/>
+                <w:b w:val="false"/>
+                <w:u w:val="none"/>
+                <w:strike w:val="false"/>
+                <w:sz w:val="22"/>
+                <w:szCs w:val="22"/>
+                <w:color w:val="000000"/>
+              </w:rPr>
+              <w:t xml:space="preserve">significancia</w:t>
+            </w:r>
+          </w:p>
+        </w:tc>
+        <w:tc>
+          <w:tcPr>
+            <w:tcBorders>
+              <w:bottom w:val="single" w:sz="12" w:space="0" w:color="666666"/>
+              <w:top w:val="single" w:sz="12" w:space="0" w:color="666666"/>
+              <w:left w:val="none" w:sz="0" w:space="0" w:color="000000"/>
+              <w:right w:val="none" w:sz="0" w:space="0" w:color="000000"/>
+            </w:tcBorders>
+            <w:shd w:val="clear" w:color="auto" w:fill="FFFFFF"/>
+            <w:tcMar>
+              <w:top w:w="0" w:type="dxa"/>
+              <w:bottom w:w="0" w:type="dxa"/>
+              <w:left w:w="0" w:type="dxa"/>
+              <w:right w:w="0" w:type="dxa"/>
+            </w:tcMar>
+            <w:vAlign w:val="center"/>
+          </w:tcPr>
+          <w:p>
+            <w:pPr>
+              <w:pStyle w:val="Normal"/>
+              <w:jc w:val="right"/>
+              <w:pBdr>
+                <w:bottom w:val="none" w:sz="0" w:space="0" w:color="000000"/>
+                <w:top w:val="none" w:sz="0" w:space="0" w:color="000000"/>
+                <w:left w:val="none" w:sz="0" w:space="0" w:color="000000"/>
+                <w:right w:val="none" w:sz="0" w:space="0" w:color="000000"/>
+              </w:pBdr>
+              <w:spacing w:after="100" w:before="100" w:line="240"/>
+              <w:ind w:left="100" w:right="100" w:firstLine="0" w:firstLineChars="0"/>
+              <w:rPr>
+                <w:rFonts w:ascii="Arial" w:hAnsi="Arial" w:eastAsia="Arial" w:cs="Arial"/>
+                <w:i w:val="false"/>
+                <w:b w:val="false"/>
+                <w:u w:val="none"/>
+                <w:strike w:val="false"/>
+                <w:sz w:val="22"/>
+                <w:szCs w:val="22"/>
+                <w:color w:val="000000"/>
+              </w:rPr>
+            </w:pPr>
+            <w:r>
+              <w:rPr>
+                <w:rFonts w:ascii="Arial" w:hAnsi="Arial" w:eastAsia="Arial" w:cs="Arial"/>
+                <w:i w:val="false"/>
+                <w:b w:val="false"/>
+                <w:u w:val="none"/>
+                <w:strike w:val="false"/>
+                <w:sz w:val="22"/>
+                <w:szCs w:val="22"/>
+                <w:color w:val="000000"/>
+              </w:rPr>
+              <w:t xml:space="preserve">observaciones</w:t>
+            </w:r>
+          </w:p>
+        </w:tc>
+      </w:tr>
+      <w:tr>
+        <w:trPr>
+          <w:trHeight w:val="608" w:hRule="auto"/>
+        </w:trPr>
+        <w:tc>
+          <w:tcPr>
+            <w:tcBorders>
+              <w:bottom w:val="none" w:sz="0" w:space="0" w:color="000000"/>
+              <w:top w:val="single" w:sz="12" w:space="0" w:color="666666"/>
+              <w:left w:val="none" w:sz="0" w:space="0" w:color="000000"/>
+              <w:right w:val="none" w:sz="0" w:space="0" w:color="000000"/>
+            </w:tcBorders>
+            <w:shd w:val="clear" w:color="auto" w:fill="FFFFFF"/>
+            <w:tcMar>
+              <w:top w:w="0" w:type="dxa"/>
+              <w:bottom w:w="0" w:type="dxa"/>
+              <w:left w:w="0" w:type="dxa"/>
+              <w:right w:w="0" w:type="dxa"/>
+            </w:tcMar>
+            <w:vAlign w:val="center"/>
+          </w:tcPr>
+          <w:p>
+            <w:pPr>
+              <w:pStyle w:val="Normal"/>
+              <w:jc w:val="left"/>
+              <w:pBdr>
+                <w:bottom w:val="none" w:sz="0" w:space="0" w:color="000000"/>
+                <w:top w:val="none" w:sz="0" w:space="0" w:color="000000"/>
+                <w:left w:val="none" w:sz="0" w:space="0" w:color="000000"/>
+                <w:right w:val="none" w:sz="0" w:space="0" w:color="000000"/>
+              </w:pBdr>
+              <w:spacing w:after="100" w:before="100" w:line="240"/>
+              <w:ind w:left="100" w:right="100" w:firstLine="0" w:firstLineChars="0"/>
+              <w:rPr>
+                <w:rFonts w:ascii="Arial" w:hAnsi="Arial" w:eastAsia="Arial" w:cs="Arial"/>
+                <w:i w:val="false"/>
+                <w:b w:val="false"/>
+                <w:u w:val="none"/>
+                <w:strike w:val="false"/>
+                <w:sz w:val="22"/>
+                <w:szCs w:val="22"/>
+                <w:color w:val="000000"/>
+              </w:rPr>
+            </w:pPr>
+            <w:r>
+              <w:rPr>
+                <w:rFonts w:ascii="Arial" w:hAnsi="Arial" w:eastAsia="Arial" w:cs="Arial"/>
+                <w:i w:val="false"/>
+                <w:b w:val="false"/>
+                <w:u w:val="none"/>
+                <w:strike w:val="false"/>
+                <w:sz w:val="22"/>
+                <w:szCs w:val="22"/>
+                <w:color w:val="000000"/>
+              </w:rPr>
+              <w:t xml:space="preserve">Especificación principal</w:t>
+            </w:r>
+          </w:p>
+        </w:tc>
+        <w:tc>
+          <w:tcPr>
+            <w:tcBorders>
+              <w:bottom w:val="none" w:sz="0" w:space="0" w:color="000000"/>
+              <w:top w:val="single" w:sz="12" w:space="0" w:color="666666"/>
+              <w:left w:val="none" w:sz="0" w:space="0" w:color="000000"/>
+              <w:right w:val="none" w:sz="0" w:space="0" w:color="000000"/>
+            </w:tcBorders>
+            <w:shd w:val="clear" w:color="auto" w:fill="FFFFFF"/>
+            <w:tcMar>
+              <w:top w:w="0" w:type="dxa"/>
+              <w:bottom w:w="0" w:type="dxa"/>
+              <w:left w:w="0" w:type="dxa"/>
+              <w:right w:w="0" w:type="dxa"/>
+            </w:tcMar>
+            <w:vAlign w:val="center"/>
+          </w:tcPr>
+          <w:p>
+            <w:pPr>
+              <w:pStyle w:val="Normal"/>
+              <w:jc w:val="left"/>
+              <w:pBdr>
+                <w:bottom w:val="none" w:sz="0" w:space="0" w:color="000000"/>
+                <w:top w:val="none" w:sz="0" w:space="0" w:color="000000"/>
+                <w:left w:val="none" w:sz="0" w:space="0" w:color="000000"/>
+                <w:right w:val="none" w:sz="0" w:space="0" w:color="000000"/>
+              </w:pBdr>
+              <w:spacing w:after="100" w:before="100" w:line="240"/>
+              <w:ind w:left="100" w:right="100" w:firstLine="0" w:firstLineChars="0"/>
+              <w:rPr>
+                <w:rFonts w:ascii="Arial" w:hAnsi="Arial" w:eastAsia="Arial" w:cs="Arial"/>
+                <w:i w:val="false"/>
+                <w:b w:val="false"/>
+                <w:u w:val="none"/>
+                <w:strike w:val="false"/>
+                <w:sz w:val="22"/>
+                <w:szCs w:val="22"/>
+                <w:color w:val="000000"/>
+              </w:rPr>
+            </w:pPr>
+            <w:r>
+              <w:rPr>
+                <w:rFonts w:ascii="Arial" w:hAnsi="Arial" w:eastAsia="Arial" w:cs="Arial"/>
+                <w:i w:val="false"/>
+                <w:b w:val="false"/>
+                <w:u w:val="none"/>
+                <w:strike w:val="false"/>
+                <w:sz w:val="22"/>
+                <w:szCs w:val="22"/>
+                <w:color w:val="000000"/>
+              </w:rPr>
+              <w:t xml:space="preserve">sale_2023</w:t>
+            </w:r>
+          </w:p>
+        </w:tc>
+        <w:tc>
+          <w:tcPr>
+            <w:tcBorders>
+              <w:bottom w:val="none" w:sz="0" w:space="0" w:color="000000"/>
+              <w:top w:val="single" w:sz="12" w:space="0" w:color="666666"/>
+              <w:left w:val="none" w:sz="0" w:space="0" w:color="000000"/>
+              <w:right w:val="none" w:sz="0" w:space="0" w:color="000000"/>
+            </w:tcBorders>
+            <w:shd w:val="clear" w:color="auto" w:fill="FFFFFF"/>
+            <w:tcMar>
+              <w:top w:w="0" w:type="dxa"/>
+              <w:bottom w:w="0" w:type="dxa"/>
+              <w:left w:w="0" w:type="dxa"/>
+              <w:right w:w="0" w:type="dxa"/>
+            </w:tcMar>
+            <w:vAlign w:val="center"/>
+          </w:tcPr>
+          <w:p>
+            <w:pPr>
+              <w:pStyle w:val="Normal"/>
+              <w:jc w:val="right"/>
+              <w:pBdr>
+                <w:bottom w:val="none" w:sz="0" w:space="0" w:color="000000"/>
+                <w:top w:val="none" w:sz="0" w:space="0" w:color="000000"/>
+                <w:left w:val="none" w:sz="0" w:space="0" w:color="000000"/>
+                <w:right w:val="none" w:sz="0" w:space="0" w:color="000000"/>
+              </w:pBdr>
+              <w:spacing w:after="100" w:before="100" w:line="240"/>
+              <w:ind w:left="100" w:right="100" w:firstLine="0" w:firstLineChars="0"/>
+              <w:rPr>
+                <w:rFonts w:ascii="Arial" w:hAnsi="Arial" w:eastAsia="Arial" w:cs="Arial"/>
+                <w:i w:val="false"/>
+                <w:b w:val="false"/>
+                <w:u w:val="none"/>
+                <w:strike w:val="false"/>
+                <w:sz w:val="22"/>
+                <w:szCs w:val="22"/>
+                <w:color w:val="000000"/>
+              </w:rPr>
+            </w:pPr>
+            <w:r>
+              <w:rPr>
+                <w:rFonts w:ascii="Arial" w:hAnsi="Arial" w:eastAsia="Arial" w:cs="Arial"/>
+                <w:i w:val="false"/>
+                <w:b w:val="false"/>
+                <w:u w:val="none"/>
+                <w:strike w:val="false"/>
+                <w:sz w:val="22"/>
+                <w:szCs w:val="22"/>
+                <w:color w:val="000000"/>
+              </w:rPr>
+              <w:t xml:space="preserve">0.5887</w:t>
+            </w:r>
+          </w:p>
+        </w:tc>
+        <w:tc>
+          <w:tcPr>
+            <w:tcBorders>
+              <w:bottom w:val="none" w:sz="0" w:space="0" w:color="000000"/>
+              <w:top w:val="single" w:sz="12" w:space="0" w:color="666666"/>
+              <w:left w:val="none" w:sz="0" w:space="0" w:color="000000"/>
+              <w:right w:val="none" w:sz="0" w:space="0" w:color="000000"/>
+            </w:tcBorders>
+            <w:shd w:val="clear" w:color="auto" w:fill="FFFFFF"/>
+            <w:tcMar>
+              <w:top w:w="0" w:type="dxa"/>
+              <w:bottom w:w="0" w:type="dxa"/>
+              <w:left w:w="0" w:type="dxa"/>
+              <w:right w:w="0" w:type="dxa"/>
+            </w:tcMar>
+            <w:vAlign w:val="center"/>
+          </w:tcPr>
+          <w:p>
+            <w:pPr>
+              <w:pStyle w:val="Normal"/>
+              <w:jc w:val="right"/>
+              <w:pBdr>
+                <w:bottom w:val="none" w:sz="0" w:space="0" w:color="000000"/>
+                <w:top w:val="none" w:sz="0" w:space="0" w:color="000000"/>
+                <w:left w:val="none" w:sz="0" w:space="0" w:color="000000"/>
+                <w:right w:val="none" w:sz="0" w:space="0" w:color="000000"/>
+              </w:pBdr>
+              <w:spacing w:after="100" w:before="100" w:line="240"/>
+              <w:ind w:left="100" w:right="100" w:firstLine="0" w:firstLineChars="0"/>
+              <w:rPr>
+                <w:rFonts w:ascii="Arial" w:hAnsi="Arial" w:eastAsia="Arial" w:cs="Arial"/>
+                <w:i w:val="false"/>
+                <w:b w:val="false"/>
+                <w:u w:val="none"/>
+                <w:strike w:val="false"/>
+                <w:sz w:val="22"/>
+                <w:szCs w:val="22"/>
+                <w:color w:val="000000"/>
+              </w:rPr>
+            </w:pPr>
+            <w:r>
+              <w:rPr>
+                <w:rFonts w:ascii="Arial" w:hAnsi="Arial" w:eastAsia="Arial" w:cs="Arial"/>
+                <w:i w:val="false"/>
+                <w:b w:val="false"/>
+                <w:u w:val="none"/>
+                <w:strike w:val="false"/>
+                <w:sz w:val="22"/>
+                <w:szCs w:val="22"/>
+                <w:color w:val="000000"/>
+              </w:rPr>
+              <w:t xml:space="preserve">0.2831</w:t>
+            </w:r>
+          </w:p>
+        </w:tc>
+        <w:tc>
+          <w:tcPr>
+            <w:tcBorders>
+              <w:bottom w:val="none" w:sz="0" w:space="0" w:color="000000"/>
+              <w:top w:val="single" w:sz="12" w:space="0" w:color="666666"/>
+              <w:left w:val="none" w:sz="0" w:space="0" w:color="000000"/>
+              <w:right w:val="none" w:sz="0" w:space="0" w:color="000000"/>
+            </w:tcBorders>
+            <w:shd w:val="clear" w:color="auto" w:fill="FFFFFF"/>
+            <w:tcMar>
+              <w:top w:w="0" w:type="dxa"/>
+              <w:bottom w:w="0" w:type="dxa"/>
+              <w:left w:w="0" w:type="dxa"/>
+              <w:right w:w="0" w:type="dxa"/>
+            </w:tcMar>
+            <w:vAlign w:val="center"/>
+          </w:tcPr>
+          <w:p>
+            <w:pPr>
+              <w:pStyle w:val="Normal"/>
+              <w:jc w:val="right"/>
+              <w:pBdr>
+                <w:bottom w:val="none" w:sz="0" w:space="0" w:color="000000"/>
+                <w:top w:val="none" w:sz="0" w:space="0" w:color="000000"/>
+                <w:left w:val="none" w:sz="0" w:space="0" w:color="000000"/>
+                <w:right w:val="none" w:sz="0" w:space="0" w:color="000000"/>
+              </w:pBdr>
+              <w:spacing w:after="100" w:before="100" w:line="240"/>
+              <w:ind w:left="100" w:right="100" w:firstLine="0" w:firstLineChars="0"/>
+              <w:rPr>
+                <w:rFonts w:ascii="Arial" w:hAnsi="Arial" w:eastAsia="Arial" w:cs="Arial"/>
+                <w:i w:val="false"/>
+                <w:b w:val="false"/>
+                <w:u w:val="none"/>
+                <w:strike w:val="false"/>
+                <w:sz w:val="22"/>
+                <w:szCs w:val="22"/>
+                <w:color w:val="000000"/>
+              </w:rPr>
+            </w:pPr>
+            <w:r>
+              <w:rPr>
+                <w:rFonts w:ascii="Arial" w:hAnsi="Arial" w:eastAsia="Arial" w:cs="Arial"/>
+                <w:i w:val="false"/>
+                <w:b w:val="false"/>
+                <w:u w:val="none"/>
+                <w:strike w:val="false"/>
+                <w:sz w:val="22"/>
+                <w:szCs w:val="22"/>
+                <w:color w:val="000000"/>
+              </w:rPr>
+              <w:t xml:space="preserve">0.0376</w:t>
+            </w:r>
+          </w:p>
+        </w:tc>
+        <w:tc>
+          <w:tcPr>
+            <w:tcBorders>
+              <w:bottom w:val="none" w:sz="0" w:space="0" w:color="000000"/>
+              <w:top w:val="single" w:sz="12" w:space="0" w:color="666666"/>
+              <w:left w:val="none" w:sz="0" w:space="0" w:color="000000"/>
+              <w:right w:val="none" w:sz="0" w:space="0" w:color="000000"/>
+            </w:tcBorders>
+            <w:shd w:val="clear" w:color="auto" w:fill="FFFFFF"/>
+            <w:tcMar>
+              <w:top w:w="0" w:type="dxa"/>
+              <w:bottom w:w="0" w:type="dxa"/>
+              <w:left w:w="0" w:type="dxa"/>
+              <w:right w:w="0" w:type="dxa"/>
+            </w:tcMar>
+            <w:vAlign w:val="center"/>
+          </w:tcPr>
+          <w:p>
+            <w:pPr>
+              <w:pStyle w:val="Normal"/>
+              <w:jc w:val="left"/>
+              <w:pBdr>
+                <w:bottom w:val="none" w:sz="0" w:space="0" w:color="000000"/>
+                <w:top w:val="none" w:sz="0" w:space="0" w:color="000000"/>
+                <w:left w:val="none" w:sz="0" w:space="0" w:color="000000"/>
+                <w:right w:val="none" w:sz="0" w:space="0" w:color="000000"/>
+              </w:pBdr>
+              <w:spacing w:after="100" w:before="100" w:line="240"/>
+              <w:ind w:left="100" w:right="100" w:firstLine="0" w:firstLineChars="0"/>
+              <w:rPr>
+                <w:rFonts w:ascii="Arial" w:hAnsi="Arial" w:eastAsia="Arial" w:cs="Arial"/>
+                <w:i w:val="false"/>
+                <w:b w:val="false"/>
+                <w:u w:val="none"/>
+                <w:strike w:val="false"/>
+                <w:sz w:val="22"/>
+                <w:szCs w:val="22"/>
+                <w:color w:val="000000"/>
+              </w:rPr>
+            </w:pPr>
+            <w:r>
+              <w:rPr>
+                <w:rFonts w:ascii="Arial" w:hAnsi="Arial" w:eastAsia="Arial" w:cs="Arial"/>
+                <w:i w:val="false"/>
+                <w:b w:val="false"/>
+                <w:u w:val="none"/>
+                <w:strike w:val="false"/>
+                <w:sz w:val="22"/>
+                <w:szCs w:val="22"/>
+                <w:color w:val="000000"/>
+              </w:rPr>
+              <w:t xml:space="preserve">**</w:t>
+            </w:r>
+          </w:p>
+        </w:tc>
+        <w:tc>
+          <w:tcPr>
+            <w:tcBorders>
+              <w:bottom w:val="none" w:sz="0" w:space="0" w:color="000000"/>
+              <w:top w:val="single" w:sz="12" w:space="0" w:color="666666"/>
+              <w:left w:val="none" w:sz="0" w:space="0" w:color="000000"/>
+              <w:right w:val="none" w:sz="0" w:space="0" w:color="000000"/>
+            </w:tcBorders>
+            <w:shd w:val="clear" w:color="auto" w:fill="FFFFFF"/>
+            <w:tcMar>
+              <w:top w:w="0" w:type="dxa"/>
+              <w:bottom w:w="0" w:type="dxa"/>
+              <w:left w:w="0" w:type="dxa"/>
+              <w:right w:w="0" w:type="dxa"/>
+            </w:tcMar>
+            <w:vAlign w:val="center"/>
+          </w:tcPr>
+          <w:p>
+            <w:pPr>
+              <w:pStyle w:val="Normal"/>
+              <w:jc w:val="right"/>
+              <w:pBdr>
+                <w:bottom w:val="none" w:sz="0" w:space="0" w:color="000000"/>
+                <w:top w:val="none" w:sz="0" w:space="0" w:color="000000"/>
+                <w:left w:val="none" w:sz="0" w:space="0" w:color="000000"/>
+                <w:right w:val="none" w:sz="0" w:space="0" w:color="000000"/>
+              </w:pBdr>
+              <w:spacing w:after="100" w:before="100" w:line="240"/>
+              <w:ind w:left="100" w:right="100" w:firstLine="0" w:firstLineChars="0"/>
+              <w:rPr>
+                <w:rFonts w:ascii="Arial" w:hAnsi="Arial" w:eastAsia="Arial" w:cs="Arial"/>
+                <w:i w:val="false"/>
+                <w:b w:val="false"/>
+                <w:u w:val="none"/>
+                <w:strike w:val="false"/>
+                <w:sz w:val="22"/>
+                <w:szCs w:val="22"/>
+                <w:color w:val="000000"/>
+              </w:rPr>
+            </w:pPr>
+            <w:r>
+              <w:rPr>
+                <w:rFonts w:ascii="Arial" w:hAnsi="Arial" w:eastAsia="Arial" w:cs="Arial"/>
+                <w:i w:val="false"/>
+                <w:b w:val="false"/>
+                <w:u w:val="none"/>
+                <w:strike w:val="false"/>
+                <w:sz w:val="22"/>
+                <w:szCs w:val="22"/>
+                <w:color w:val="000000"/>
+              </w:rPr>
+              <w:t xml:space="preserve">5,099</w:t>
+            </w:r>
+          </w:p>
+        </w:tc>
+      </w:tr>
+      <w:tr>
+        <w:trPr>
+          <w:trHeight w:val="608" w:hRule="auto"/>
+        </w:trPr>
+        <w:tc>
+          <w:tcPr>
+            <w:tcBorders>
+              <w:bottom w:val="none" w:sz="0" w:space="0" w:color="000000"/>
+              <w:top w:val="none" w:sz="0" w:space="0" w:color="000000"/>
+              <w:left w:val="none" w:sz="0" w:space="0" w:color="000000"/>
+              <w:right w:val="none" w:sz="0" w:space="0" w:color="000000"/>
+            </w:tcBorders>
+            <w:shd w:val="clear" w:color="auto" w:fill="FFFFFF"/>
+            <w:tcMar>
+              <w:top w:w="0" w:type="dxa"/>
+              <w:bottom w:w="0" w:type="dxa"/>
+              <w:left w:w="0" w:type="dxa"/>
+              <w:right w:w="0" w:type="dxa"/>
+            </w:tcMar>
+            <w:vAlign w:val="center"/>
+          </w:tcPr>
+          <w:p>
+            <w:pPr>
+              <w:pStyle w:val="Normal"/>
+              <w:jc w:val="left"/>
+              <w:pBdr>
+                <w:bottom w:val="none" w:sz="0" w:space="0" w:color="000000"/>
+                <w:top w:val="none" w:sz="0" w:space="0" w:color="000000"/>
+                <w:left w:val="none" w:sz="0" w:space="0" w:color="000000"/>
+                <w:right w:val="none" w:sz="0" w:space="0" w:color="000000"/>
+              </w:pBdr>
+              <w:spacing w:after="100" w:before="100" w:line="240"/>
+              <w:ind w:left="100" w:right="100" w:firstLine="0" w:firstLineChars="0"/>
+              <w:rPr>
+                <w:rFonts w:ascii="Arial" w:hAnsi="Arial" w:eastAsia="Arial" w:cs="Arial"/>
+                <w:i w:val="false"/>
+                <w:b w:val="false"/>
+                <w:u w:val="none"/>
+                <w:strike w:val="false"/>
+                <w:sz w:val="22"/>
+                <w:szCs w:val="22"/>
+                <w:color w:val="000000"/>
+              </w:rPr>
+            </w:pPr>
+            <w:r>
+              <w:rPr>
+                <w:rFonts w:ascii="Arial" w:hAnsi="Arial" w:eastAsia="Arial" w:cs="Arial"/>
+                <w:i w:val="false"/>
+                <w:b w:val="false"/>
+                <w:u w:val="none"/>
+                <w:strike w:val="false"/>
+                <w:sz w:val="22"/>
+                <w:szCs w:val="22"/>
+                <w:color w:val="000000"/>
+              </w:rPr>
+              <w:t xml:space="preserve">Especificación principal</w:t>
+            </w:r>
+          </w:p>
+        </w:tc>
+        <w:tc>
+          <w:tcPr>
+            <w:tcBorders>
+              <w:bottom w:val="none" w:sz="0" w:space="0" w:color="000000"/>
+              <w:top w:val="none" w:sz="0" w:space="0" w:color="000000"/>
+              <w:left w:val="none" w:sz="0" w:space="0" w:color="000000"/>
+              <w:right w:val="none" w:sz="0" w:space="0" w:color="000000"/>
+            </w:tcBorders>
+            <w:shd w:val="clear" w:color="auto" w:fill="FFFFFF"/>
+            <w:tcMar>
+              <w:top w:w="0" w:type="dxa"/>
+              <w:bottom w:w="0" w:type="dxa"/>
+              <w:left w:w="0" w:type="dxa"/>
+              <w:right w:w="0" w:type="dxa"/>
+            </w:tcMar>
+            <w:vAlign w:val="center"/>
+          </w:tcPr>
+          <w:p>
+            <w:pPr>
+              <w:pStyle w:val="Normal"/>
+              <w:jc w:val="left"/>
+              <w:pBdr>
+                <w:bottom w:val="none" w:sz="0" w:space="0" w:color="000000"/>
+                <w:top w:val="none" w:sz="0" w:space="0" w:color="000000"/>
+                <w:left w:val="none" w:sz="0" w:space="0" w:color="000000"/>
+                <w:right w:val="none" w:sz="0" w:space="0" w:color="000000"/>
+              </w:pBdr>
+              <w:spacing w:after="100" w:before="100" w:line="240"/>
+              <w:ind w:left="100" w:right="100" w:firstLine="0" w:firstLineChars="0"/>
+              <w:rPr>
+                <w:rFonts w:ascii="Arial" w:hAnsi="Arial" w:eastAsia="Arial" w:cs="Arial"/>
+                <w:i w:val="false"/>
+                <w:b w:val="false"/>
+                <w:u w:val="none"/>
+                <w:strike w:val="false"/>
+                <w:sz w:val="22"/>
+                <w:szCs w:val="22"/>
+                <w:color w:val="000000"/>
+              </w:rPr>
+            </w:pPr>
+            <w:r>
+              <w:rPr>
+                <w:rFonts w:ascii="Arial" w:hAnsi="Arial" w:eastAsia="Arial" w:cs="Arial"/>
+                <w:i w:val="false"/>
+                <w:b w:val="false"/>
+                <w:u w:val="none"/>
+                <w:strike w:val="false"/>
+                <w:sz w:val="22"/>
+                <w:szCs w:val="22"/>
+                <w:color w:val="000000"/>
+              </w:rPr>
+              <w:t xml:space="preserve">sale_2024</w:t>
+            </w:r>
+          </w:p>
+        </w:tc>
+        <w:tc>
+          <w:tcPr>
+            <w:tcBorders>
+              <w:bottom w:val="none" w:sz="0" w:space="0" w:color="000000"/>
+              <w:top w:val="none" w:sz="0" w:space="0" w:color="000000"/>
+              <w:left w:val="none" w:sz="0" w:space="0" w:color="000000"/>
+              <w:right w:val="none" w:sz="0" w:space="0" w:color="000000"/>
+            </w:tcBorders>
+            <w:shd w:val="clear" w:color="auto" w:fill="FFFFFF"/>
+            <w:tcMar>
+              <w:top w:w="0" w:type="dxa"/>
+              <w:bottom w:w="0" w:type="dxa"/>
+              <w:left w:w="0" w:type="dxa"/>
+              <w:right w:w="0" w:type="dxa"/>
+            </w:tcMar>
+            <w:vAlign w:val="center"/>
+          </w:tcPr>
+          <w:p>
+            <w:pPr>
+              <w:pStyle w:val="Normal"/>
+              <w:jc w:val="right"/>
+              <w:pBdr>
+                <w:bottom w:val="none" w:sz="0" w:space="0" w:color="000000"/>
+                <w:top w:val="none" w:sz="0" w:space="0" w:color="000000"/>
+                <w:left w:val="none" w:sz="0" w:space="0" w:color="000000"/>
+                <w:right w:val="none" w:sz="0" w:space="0" w:color="000000"/>
+              </w:pBdr>
+              <w:spacing w:after="100" w:before="100" w:line="240"/>
+              <w:ind w:left="100" w:right="100" w:firstLine="0" w:firstLineChars="0"/>
+              <w:rPr>
+                <w:rFonts w:ascii="Arial" w:hAnsi="Arial" w:eastAsia="Arial" w:cs="Arial"/>
+                <w:i w:val="false"/>
+                <w:b w:val="false"/>
+                <w:u w:val="none"/>
+                <w:strike w:val="false"/>
+                <w:sz w:val="22"/>
+                <w:szCs w:val="22"/>
+                <w:color w:val="000000"/>
+              </w:rPr>
+            </w:pPr>
+            <w:r>
+              <w:rPr>
+                <w:rFonts w:ascii="Arial" w:hAnsi="Arial" w:eastAsia="Arial" w:cs="Arial"/>
+                <w:i w:val="false"/>
+                <w:b w:val="false"/>
+                <w:u w:val="none"/>
+                <w:strike w:val="false"/>
+                <w:sz w:val="22"/>
+                <w:szCs w:val="22"/>
+                <w:color w:val="000000"/>
+              </w:rPr>
+              <w:t xml:space="preserve">1.4630</w:t>
+            </w:r>
+          </w:p>
+        </w:tc>
+        <w:tc>
+          <w:tcPr>
+            <w:tcBorders>
+              <w:bottom w:val="none" w:sz="0" w:space="0" w:color="000000"/>
+              <w:top w:val="none" w:sz="0" w:space="0" w:color="000000"/>
+              <w:left w:val="none" w:sz="0" w:space="0" w:color="000000"/>
+              <w:right w:val="none" w:sz="0" w:space="0" w:color="000000"/>
+            </w:tcBorders>
+            <w:shd w:val="clear" w:color="auto" w:fill="FFFFFF"/>
+            <w:tcMar>
+              <w:top w:w="0" w:type="dxa"/>
+              <w:bottom w:w="0" w:type="dxa"/>
+              <w:left w:w="0" w:type="dxa"/>
+              <w:right w:w="0" w:type="dxa"/>
+            </w:tcMar>
+            <w:vAlign w:val="center"/>
+          </w:tcPr>
+          <w:p>
+            <w:pPr>
+              <w:pStyle w:val="Normal"/>
+              <w:jc w:val="right"/>
+              <w:pBdr>
+                <w:bottom w:val="none" w:sz="0" w:space="0" w:color="000000"/>
+                <w:top w:val="none" w:sz="0" w:space="0" w:color="000000"/>
+                <w:left w:val="none" w:sz="0" w:space="0" w:color="000000"/>
+                <w:right w:val="none" w:sz="0" w:space="0" w:color="000000"/>
+              </w:pBdr>
+              <w:spacing w:after="100" w:before="100" w:line="240"/>
+              <w:ind w:left="100" w:right="100" w:firstLine="0" w:firstLineChars="0"/>
+              <w:rPr>
+                <w:rFonts w:ascii="Arial" w:hAnsi="Arial" w:eastAsia="Arial" w:cs="Arial"/>
+                <w:i w:val="false"/>
+                <w:b w:val="false"/>
+                <w:u w:val="none"/>
+                <w:strike w:val="false"/>
+                <w:sz w:val="22"/>
+                <w:szCs w:val="22"/>
+                <w:color w:val="000000"/>
+              </w:rPr>
+            </w:pPr>
+            <w:r>
+              <w:rPr>
+                <w:rFonts w:ascii="Arial" w:hAnsi="Arial" w:eastAsia="Arial" w:cs="Arial"/>
+                <w:i w:val="false"/>
+                <w:b w:val="false"/>
+                <w:u w:val="none"/>
+                <w:strike w:val="false"/>
+                <w:sz w:val="22"/>
+                <w:szCs w:val="22"/>
+                <w:color w:val="000000"/>
+              </w:rPr>
+              <w:t xml:space="preserve">0.3924</w:t>
+            </w:r>
+          </w:p>
+        </w:tc>
+        <w:tc>
+          <w:tcPr>
+            <w:tcBorders>
+              <w:bottom w:val="none" w:sz="0" w:space="0" w:color="000000"/>
+              <w:top w:val="none" w:sz="0" w:space="0" w:color="000000"/>
+              <w:left w:val="none" w:sz="0" w:space="0" w:color="000000"/>
+              <w:right w:val="none" w:sz="0" w:space="0" w:color="000000"/>
+            </w:tcBorders>
+            <w:shd w:val="clear" w:color="auto" w:fill="FFFFFF"/>
+            <w:tcMar>
+              <w:top w:w="0" w:type="dxa"/>
+              <w:bottom w:w="0" w:type="dxa"/>
+              <w:left w:w="0" w:type="dxa"/>
+              <w:right w:w="0" w:type="dxa"/>
+            </w:tcMar>
+            <w:vAlign w:val="center"/>
+          </w:tcPr>
+          <w:p>
+            <w:pPr>
+              <w:pStyle w:val="Normal"/>
+              <w:jc w:val="right"/>
+              <w:pBdr>
+                <w:bottom w:val="none" w:sz="0" w:space="0" w:color="000000"/>
+                <w:top w:val="none" w:sz="0" w:space="0" w:color="000000"/>
+                <w:left w:val="none" w:sz="0" w:space="0" w:color="000000"/>
+                <w:right w:val="none" w:sz="0" w:space="0" w:color="000000"/>
+              </w:pBdr>
+              <w:spacing w:after="100" w:before="100" w:line="240"/>
+              <w:ind w:left="100" w:right="100" w:firstLine="0" w:firstLineChars="0"/>
+              <w:rPr>
+                <w:rFonts w:ascii="Arial" w:hAnsi="Arial" w:eastAsia="Arial" w:cs="Arial"/>
+                <w:i w:val="false"/>
+                <w:b w:val="false"/>
+                <w:u w:val="none"/>
+                <w:strike w:val="false"/>
+                <w:sz w:val="22"/>
+                <w:szCs w:val="22"/>
+                <w:color w:val="000000"/>
+              </w:rPr>
+            </w:pPr>
+            <w:r>
+              <w:rPr>
+                <w:rFonts w:ascii="Arial" w:hAnsi="Arial" w:eastAsia="Arial" w:cs="Arial"/>
+                <w:i w:val="false"/>
+                <w:b w:val="false"/>
+                <w:u w:val="none"/>
+                <w:strike w:val="false"/>
+                <w:sz w:val="22"/>
+                <w:szCs w:val="22"/>
+                <w:color w:val="000000"/>
+              </w:rPr>
+              <w:t xml:space="preserve">0.0002</w:t>
+            </w:r>
+          </w:p>
+        </w:tc>
+        <w:tc>
+          <w:tcPr>
+            <w:tcBorders>
+              <w:bottom w:val="none" w:sz="0" w:space="0" w:color="000000"/>
+              <w:top w:val="none" w:sz="0" w:space="0" w:color="000000"/>
+              <w:left w:val="none" w:sz="0" w:space="0" w:color="000000"/>
+              <w:right w:val="none" w:sz="0" w:space="0" w:color="000000"/>
+            </w:tcBorders>
+            <w:shd w:val="clear" w:color="auto" w:fill="FFFFFF"/>
+            <w:tcMar>
+              <w:top w:w="0" w:type="dxa"/>
+              <w:bottom w:w="0" w:type="dxa"/>
+              <w:left w:w="0" w:type="dxa"/>
+              <w:right w:w="0" w:type="dxa"/>
+            </w:tcMar>
+            <w:vAlign w:val="center"/>
+          </w:tcPr>
+          <w:p>
+            <w:pPr>
+              <w:pStyle w:val="Normal"/>
+              <w:jc w:val="left"/>
+              <w:pBdr>
+                <w:bottom w:val="none" w:sz="0" w:space="0" w:color="000000"/>
+                <w:top w:val="none" w:sz="0" w:space="0" w:color="000000"/>
+                <w:left w:val="none" w:sz="0" w:space="0" w:color="000000"/>
+                <w:right w:val="none" w:sz="0" w:space="0" w:color="000000"/>
+              </w:pBdr>
+              <w:spacing w:after="100" w:before="100" w:line="240"/>
+              <w:ind w:left="100" w:right="100" w:firstLine="0" w:firstLineChars="0"/>
+              <w:rPr>
+                <w:rFonts w:ascii="Arial" w:hAnsi="Arial" w:eastAsia="Arial" w:cs="Arial"/>
+                <w:i w:val="false"/>
+                <w:b w:val="false"/>
+                <w:u w:val="none"/>
+                <w:strike w:val="false"/>
+                <w:sz w:val="22"/>
+                <w:szCs w:val="22"/>
+                <w:color w:val="000000"/>
+              </w:rPr>
+            </w:pPr>
+            <w:r>
+              <w:rPr>
+                <w:rFonts w:ascii="Arial" w:hAnsi="Arial" w:eastAsia="Arial" w:cs="Arial"/>
+                <w:i w:val="false"/>
+                <w:b w:val="false"/>
+                <w:u w:val="none"/>
+                <w:strike w:val="false"/>
+                <w:sz w:val="22"/>
+                <w:szCs w:val="22"/>
+                <w:color w:val="000000"/>
+              </w:rPr>
+              <w:t xml:space="preserve">***</w:t>
+            </w:r>
+          </w:p>
+        </w:tc>
+        <w:tc>
+          <w:tcPr>
+            <w:tcBorders>
+              <w:bottom w:val="none" w:sz="0" w:space="0" w:color="000000"/>
+              <w:top w:val="none" w:sz="0" w:space="0" w:color="000000"/>
+              <w:left w:val="none" w:sz="0" w:space="0" w:color="000000"/>
+              <w:right w:val="none" w:sz="0" w:space="0" w:color="000000"/>
+            </w:tcBorders>
+            <w:shd w:val="clear" w:color="auto" w:fill="FFFFFF"/>
+            <w:tcMar>
+              <w:top w:w="0" w:type="dxa"/>
+              <w:bottom w:w="0" w:type="dxa"/>
+              <w:left w:w="0" w:type="dxa"/>
+              <w:right w:w="0" w:type="dxa"/>
+            </w:tcMar>
+            <w:vAlign w:val="center"/>
+          </w:tcPr>
+          <w:p>
+            <w:pPr>
+              <w:pStyle w:val="Normal"/>
+              <w:jc w:val="right"/>
+              <w:pBdr>
+                <w:bottom w:val="none" w:sz="0" w:space="0" w:color="000000"/>
+                <w:top w:val="none" w:sz="0" w:space="0" w:color="000000"/>
+                <w:left w:val="none" w:sz="0" w:space="0" w:color="000000"/>
+                <w:right w:val="none" w:sz="0" w:space="0" w:color="000000"/>
+              </w:pBdr>
+              <w:spacing w:after="100" w:before="100" w:line="240"/>
+              <w:ind w:left="100" w:right="100" w:firstLine="0" w:firstLineChars="0"/>
+              <w:rPr>
+                <w:rFonts w:ascii="Arial" w:hAnsi="Arial" w:eastAsia="Arial" w:cs="Arial"/>
+                <w:i w:val="false"/>
+                <w:b w:val="false"/>
+                <w:u w:val="none"/>
+                <w:strike w:val="false"/>
+                <w:sz w:val="22"/>
+                <w:szCs w:val="22"/>
+                <w:color w:val="000000"/>
+              </w:rPr>
+            </w:pPr>
+            <w:r>
+              <w:rPr>
+                <w:rFonts w:ascii="Arial" w:hAnsi="Arial" w:eastAsia="Arial" w:cs="Arial"/>
+                <w:i w:val="false"/>
+                <w:b w:val="false"/>
+                <w:u w:val="none"/>
+                <w:strike w:val="false"/>
+                <w:sz w:val="22"/>
+                <w:szCs w:val="22"/>
+                <w:color w:val="000000"/>
+              </w:rPr>
+              <w:t xml:space="preserve">5,099</w:t>
+            </w:r>
+          </w:p>
+        </w:tc>
+      </w:tr>
+      <w:tr>
+        <w:trPr>
+          <w:trHeight w:val="608" w:hRule="auto"/>
+        </w:trPr>
+        <w:tc>
+          <w:tcPr>
+            <w:tcBorders>
+              <w:bottom w:val="none" w:sz="0" w:space="0" w:color="000000"/>
+              <w:top w:val="none" w:sz="0" w:space="0" w:color="000000"/>
+              <w:left w:val="none" w:sz="0" w:space="0" w:color="000000"/>
+              <w:right w:val="none" w:sz="0" w:space="0" w:color="000000"/>
+            </w:tcBorders>
+            <w:shd w:val="clear" w:color="auto" w:fill="FFFFFF"/>
+            <w:tcMar>
+              <w:top w:w="0" w:type="dxa"/>
+              <w:bottom w:w="0" w:type="dxa"/>
+              <w:left w:w="0" w:type="dxa"/>
+              <w:right w:w="0" w:type="dxa"/>
+            </w:tcMar>
+            <w:vAlign w:val="center"/>
+          </w:tcPr>
+          <w:p>
+            <w:pPr>
+              <w:pStyle w:val="Normal"/>
+              <w:jc w:val="left"/>
+              <w:pBdr>
+                <w:bottom w:val="none" w:sz="0" w:space="0" w:color="000000"/>
+                <w:top w:val="none" w:sz="0" w:space="0" w:color="000000"/>
+                <w:left w:val="none" w:sz="0" w:space="0" w:color="000000"/>
+                <w:right w:val="none" w:sz="0" w:space="0" w:color="000000"/>
+              </w:pBdr>
+              <w:spacing w:after="100" w:before="100" w:line="240"/>
+              <w:ind w:left="100" w:right="100" w:firstLine="0" w:firstLineChars="0"/>
+              <w:rPr>
+                <w:rFonts w:ascii="Arial" w:hAnsi="Arial" w:eastAsia="Arial" w:cs="Arial"/>
+                <w:i w:val="false"/>
+                <w:b w:val="false"/>
+                <w:u w:val="none"/>
+                <w:strike w:val="false"/>
+                <w:sz w:val="22"/>
+                <w:szCs w:val="22"/>
+                <w:color w:val="000000"/>
+              </w:rPr>
+            </w:pPr>
+            <w:r>
+              <w:rPr>
+                <w:rFonts w:ascii="Arial" w:hAnsi="Arial" w:eastAsia="Arial" w:cs="Arial"/>
+                <w:i w:val="false"/>
+                <w:b w:val="false"/>
+                <w:u w:val="none"/>
+                <w:strike w:val="false"/>
+                <w:sz w:val="22"/>
+                <w:szCs w:val="22"/>
+                <w:color w:val="000000"/>
+              </w:rPr>
+              <w:t xml:space="preserve">Con control de tamaño</w:t>
+            </w:r>
+          </w:p>
+        </w:tc>
+        <w:tc>
+          <w:tcPr>
+            <w:tcBorders>
+              <w:bottom w:val="none" w:sz="0" w:space="0" w:color="000000"/>
+              <w:top w:val="none" w:sz="0" w:space="0" w:color="000000"/>
+              <w:left w:val="none" w:sz="0" w:space="0" w:color="000000"/>
+              <w:right w:val="none" w:sz="0" w:space="0" w:color="000000"/>
+            </w:tcBorders>
+            <w:shd w:val="clear" w:color="auto" w:fill="FFFFFF"/>
+            <w:tcMar>
+              <w:top w:w="0" w:type="dxa"/>
+              <w:bottom w:w="0" w:type="dxa"/>
+              <w:left w:w="0" w:type="dxa"/>
+              <w:right w:w="0" w:type="dxa"/>
+            </w:tcMar>
+            <w:vAlign w:val="center"/>
+          </w:tcPr>
+          <w:p>
+            <w:pPr>
+              <w:pStyle w:val="Normal"/>
+              <w:jc w:val="left"/>
+              <w:pBdr>
+                <w:bottom w:val="none" w:sz="0" w:space="0" w:color="000000"/>
+                <w:top w:val="none" w:sz="0" w:space="0" w:color="000000"/>
+                <w:left w:val="none" w:sz="0" w:space="0" w:color="000000"/>
+                <w:right w:val="none" w:sz="0" w:space="0" w:color="000000"/>
+              </w:pBdr>
+              <w:spacing w:after="100" w:before="100" w:line="240"/>
+              <w:ind w:left="100" w:right="100" w:firstLine="0" w:firstLineChars="0"/>
+              <w:rPr>
+                <w:rFonts w:ascii="Arial" w:hAnsi="Arial" w:eastAsia="Arial" w:cs="Arial"/>
+                <w:i w:val="false"/>
+                <w:b w:val="false"/>
+                <w:u w:val="none"/>
+                <w:strike w:val="false"/>
+                <w:sz w:val="22"/>
+                <w:szCs w:val="22"/>
+                <w:color w:val="000000"/>
+              </w:rPr>
+            </w:pPr>
+            <w:r>
+              <w:rPr>
+                <w:rFonts w:ascii="Arial" w:hAnsi="Arial" w:eastAsia="Arial" w:cs="Arial"/>
+                <w:i w:val="false"/>
+                <w:b w:val="false"/>
+                <w:u w:val="none"/>
+                <w:strike w:val="false"/>
+                <w:sz w:val="22"/>
+                <w:szCs w:val="22"/>
+                <w:color w:val="000000"/>
+              </w:rPr>
+              <w:t xml:space="preserve">sale_2023</w:t>
+            </w:r>
+          </w:p>
+        </w:tc>
+        <w:tc>
+          <w:tcPr>
+            <w:tcBorders>
+              <w:bottom w:val="none" w:sz="0" w:space="0" w:color="000000"/>
+              <w:top w:val="none" w:sz="0" w:space="0" w:color="000000"/>
+              <w:left w:val="none" w:sz="0" w:space="0" w:color="000000"/>
+              <w:right w:val="none" w:sz="0" w:space="0" w:color="000000"/>
+            </w:tcBorders>
+            <w:shd w:val="clear" w:color="auto" w:fill="FFFFFF"/>
+            <w:tcMar>
+              <w:top w:w="0" w:type="dxa"/>
+              <w:bottom w:w="0" w:type="dxa"/>
+              <w:left w:w="0" w:type="dxa"/>
+              <w:right w:w="0" w:type="dxa"/>
+            </w:tcMar>
+            <w:vAlign w:val="center"/>
+          </w:tcPr>
+          <w:p>
+            <w:pPr>
+              <w:pStyle w:val="Normal"/>
+              <w:jc w:val="right"/>
+              <w:pBdr>
+                <w:bottom w:val="none" w:sz="0" w:space="0" w:color="000000"/>
+                <w:top w:val="none" w:sz="0" w:space="0" w:color="000000"/>
+                <w:left w:val="none" w:sz="0" w:space="0" w:color="000000"/>
+                <w:right w:val="none" w:sz="0" w:space="0" w:color="000000"/>
+              </w:pBdr>
+              <w:spacing w:after="100" w:before="100" w:line="240"/>
+              <w:ind w:left="100" w:right="100" w:firstLine="0" w:firstLineChars="0"/>
+              <w:rPr>
+                <w:rFonts w:ascii="Arial" w:hAnsi="Arial" w:eastAsia="Arial" w:cs="Arial"/>
+                <w:i w:val="false"/>
+                <w:b w:val="false"/>
+                <w:u w:val="none"/>
+                <w:strike w:val="false"/>
+                <w:sz w:val="22"/>
+                <w:szCs w:val="22"/>
+                <w:color w:val="000000"/>
+              </w:rPr>
+            </w:pPr>
+            <w:r>
+              <w:rPr>
+                <w:rFonts w:ascii="Arial" w:hAnsi="Arial" w:eastAsia="Arial" w:cs="Arial"/>
+                <w:i w:val="false"/>
+                <w:b w:val="false"/>
+                <w:u w:val="none"/>
+                <w:strike w:val="false"/>
+                <w:sz w:val="22"/>
+                <w:szCs w:val="22"/>
+                <w:color w:val="000000"/>
+              </w:rPr>
+              <w:t xml:space="preserve">0.1660</w:t>
+            </w:r>
+          </w:p>
+        </w:tc>
+        <w:tc>
+          <w:tcPr>
+            <w:tcBorders>
+              <w:bottom w:val="none" w:sz="0" w:space="0" w:color="000000"/>
+              <w:top w:val="none" w:sz="0" w:space="0" w:color="000000"/>
+              <w:left w:val="none" w:sz="0" w:space="0" w:color="000000"/>
+              <w:right w:val="none" w:sz="0" w:space="0" w:color="000000"/>
+            </w:tcBorders>
+            <w:shd w:val="clear" w:color="auto" w:fill="FFFFFF"/>
+            <w:tcMar>
+              <w:top w:w="0" w:type="dxa"/>
+              <w:bottom w:w="0" w:type="dxa"/>
+              <w:left w:w="0" w:type="dxa"/>
+              <w:right w:w="0" w:type="dxa"/>
+            </w:tcMar>
+            <w:vAlign w:val="center"/>
+          </w:tcPr>
+          <w:p>
+            <w:pPr>
+              <w:pStyle w:val="Normal"/>
+              <w:jc w:val="right"/>
+              <w:pBdr>
+                <w:bottom w:val="none" w:sz="0" w:space="0" w:color="000000"/>
+                <w:top w:val="none" w:sz="0" w:space="0" w:color="000000"/>
+                <w:left w:val="none" w:sz="0" w:space="0" w:color="000000"/>
+                <w:right w:val="none" w:sz="0" w:space="0" w:color="000000"/>
+              </w:pBdr>
+              <w:spacing w:after="100" w:before="100" w:line="240"/>
+              <w:ind w:left="100" w:right="100" w:firstLine="0" w:firstLineChars="0"/>
+              <w:rPr>
+                <w:rFonts w:ascii="Arial" w:hAnsi="Arial" w:eastAsia="Arial" w:cs="Arial"/>
+                <w:i w:val="false"/>
+                <w:b w:val="false"/>
+                <w:u w:val="none"/>
+                <w:strike w:val="false"/>
+                <w:sz w:val="22"/>
+                <w:szCs w:val="22"/>
+                <w:color w:val="000000"/>
+              </w:rPr>
+            </w:pPr>
+            <w:r>
+              <w:rPr>
+                <w:rFonts w:ascii="Arial" w:hAnsi="Arial" w:eastAsia="Arial" w:cs="Arial"/>
+                <w:i w:val="false"/>
+                <w:b w:val="false"/>
+                <w:u w:val="none"/>
+                <w:strike w:val="false"/>
+                <w:sz w:val="22"/>
+                <w:szCs w:val="22"/>
+                <w:color w:val="000000"/>
+              </w:rPr>
+              <w:t xml:space="preserve">0.3139</w:t>
+            </w:r>
+          </w:p>
+        </w:tc>
+        <w:tc>
+          <w:tcPr>
+            <w:tcBorders>
+              <w:bottom w:val="none" w:sz="0" w:space="0" w:color="000000"/>
+              <w:top w:val="none" w:sz="0" w:space="0" w:color="000000"/>
+              <w:left w:val="none" w:sz="0" w:space="0" w:color="000000"/>
+              <w:right w:val="none" w:sz="0" w:space="0" w:color="000000"/>
+            </w:tcBorders>
+            <w:shd w:val="clear" w:color="auto" w:fill="FFFFFF"/>
+            <w:tcMar>
+              <w:top w:w="0" w:type="dxa"/>
+              <w:bottom w:w="0" w:type="dxa"/>
+              <w:left w:w="0" w:type="dxa"/>
+              <w:right w:w="0" w:type="dxa"/>
+            </w:tcMar>
+            <w:vAlign w:val="center"/>
+          </w:tcPr>
+          <w:p>
+            <w:pPr>
+              <w:pStyle w:val="Normal"/>
+              <w:jc w:val="right"/>
+              <w:pBdr>
+                <w:bottom w:val="none" w:sz="0" w:space="0" w:color="000000"/>
+                <w:top w:val="none" w:sz="0" w:space="0" w:color="000000"/>
+                <w:left w:val="none" w:sz="0" w:space="0" w:color="000000"/>
+                <w:right w:val="none" w:sz="0" w:space="0" w:color="000000"/>
+              </w:pBdr>
+              <w:spacing w:after="100" w:before="100" w:line="240"/>
+              <w:ind w:left="100" w:right="100" w:firstLine="0" w:firstLineChars="0"/>
+              <w:rPr>
+                <w:rFonts w:ascii="Arial" w:hAnsi="Arial" w:eastAsia="Arial" w:cs="Arial"/>
+                <w:i w:val="false"/>
+                <w:b w:val="false"/>
+                <w:u w:val="none"/>
+                <w:strike w:val="false"/>
+                <w:sz w:val="22"/>
+                <w:szCs w:val="22"/>
+                <w:color w:val="000000"/>
+              </w:rPr>
+            </w:pPr>
+            <w:r>
+              <w:rPr>
+                <w:rFonts w:ascii="Arial" w:hAnsi="Arial" w:eastAsia="Arial" w:cs="Arial"/>
+                <w:i w:val="false"/>
+                <w:b w:val="false"/>
+                <w:u w:val="none"/>
+                <w:strike w:val="false"/>
+                <w:sz w:val="22"/>
+                <w:szCs w:val="22"/>
+                <w:color w:val="000000"/>
+              </w:rPr>
+              <w:t xml:space="preserve">0.5970</w:t>
+            </w:r>
+          </w:p>
+        </w:tc>
+        <w:tc>
+          <w:tcPr>
+            <w:tcBorders>
+              <w:bottom w:val="none" w:sz="0" w:space="0" w:color="000000"/>
+              <w:top w:val="none" w:sz="0" w:space="0" w:color="000000"/>
+              <w:left w:val="none" w:sz="0" w:space="0" w:color="000000"/>
+              <w:right w:val="none" w:sz="0" w:space="0" w:color="000000"/>
+            </w:tcBorders>
+            <w:shd w:val="clear" w:color="auto" w:fill="FFFFFF"/>
+            <w:tcMar>
+              <w:top w:w="0" w:type="dxa"/>
+              <w:bottom w:w="0" w:type="dxa"/>
+              <w:left w:w="0" w:type="dxa"/>
+              <w:right w:w="0" w:type="dxa"/>
+            </w:tcMar>
+            <w:vAlign w:val="center"/>
+          </w:tcPr>
+          <w:p>
+            <w:pPr>
+              <w:pStyle w:val="Normal"/>
+              <w:jc w:val="left"/>
+              <w:pBdr>
+                <w:bottom w:val="none" w:sz="0" w:space="0" w:color="000000"/>
+                <w:top w:val="none" w:sz="0" w:space="0" w:color="000000"/>
+                <w:left w:val="none" w:sz="0" w:space="0" w:color="000000"/>
+                <w:right w:val="none" w:sz="0" w:space="0" w:color="000000"/>
+              </w:pBdr>
+              <w:spacing w:after="100" w:before="100" w:line="240"/>
+              <w:ind w:left="100" w:right="100" w:firstLine="0" w:firstLineChars="0"/>
+              <w:rPr>
+                <w:rFonts w:ascii="Arial" w:hAnsi="Arial" w:eastAsia="Arial" w:cs="Arial"/>
+                <w:i w:val="false"/>
+                <w:b w:val="false"/>
+                <w:u w:val="none"/>
+                <w:strike w:val="false"/>
+                <w:sz w:val="22"/>
+                <w:szCs w:val="22"/>
+                <w:color w:val="000000"/>
+              </w:rPr>
+            </w:pPr>
+            <w:r>
+              <w:rPr>
+                <w:rFonts w:ascii="Arial" w:hAnsi="Arial" w:eastAsia="Arial" w:cs="Arial"/>
+                <w:i w:val="false"/>
+                <w:b w:val="false"/>
+                <w:u w:val="none"/>
+                <w:strike w:val="false"/>
+                <w:sz w:val="22"/>
+                <w:szCs w:val="22"/>
+                <w:color w:val="000000"/>
+              </w:rPr>
+              <w:t xml:space="preserve"/>
+            </w:r>
+          </w:p>
+        </w:tc>
+        <w:tc>
+          <w:tcPr>
+            <w:tcBorders>
+              <w:bottom w:val="none" w:sz="0" w:space="0" w:color="000000"/>
+              <w:top w:val="none" w:sz="0" w:space="0" w:color="000000"/>
+              <w:left w:val="none" w:sz="0" w:space="0" w:color="000000"/>
+              <w:right w:val="none" w:sz="0" w:space="0" w:color="000000"/>
+            </w:tcBorders>
+            <w:shd w:val="clear" w:color="auto" w:fill="FFFFFF"/>
+            <w:tcMar>
+              <w:top w:w="0" w:type="dxa"/>
+              <w:bottom w:w="0" w:type="dxa"/>
+              <w:left w:w="0" w:type="dxa"/>
+              <w:right w:w="0" w:type="dxa"/>
+            </w:tcMar>
+            <w:vAlign w:val="center"/>
+          </w:tcPr>
+          <w:p>
+            <w:pPr>
+              <w:pStyle w:val="Normal"/>
+              <w:jc w:val="right"/>
+              <w:pBdr>
+                <w:bottom w:val="none" w:sz="0" w:space="0" w:color="000000"/>
+                <w:top w:val="none" w:sz="0" w:space="0" w:color="000000"/>
+                <w:left w:val="none" w:sz="0" w:space="0" w:color="000000"/>
+                <w:right w:val="none" w:sz="0" w:space="0" w:color="000000"/>
+              </w:pBdr>
+              <w:spacing w:after="100" w:before="100" w:line="240"/>
+              <w:ind w:left="100" w:right="100" w:firstLine="0" w:firstLineChars="0"/>
+              <w:rPr>
+                <w:rFonts w:ascii="Arial" w:hAnsi="Arial" w:eastAsia="Arial" w:cs="Arial"/>
+                <w:i w:val="false"/>
+                <w:b w:val="false"/>
+                <w:u w:val="none"/>
+                <w:strike w:val="false"/>
+                <w:sz w:val="22"/>
+                <w:szCs w:val="22"/>
+                <w:color w:val="000000"/>
+              </w:rPr>
+            </w:pPr>
+            <w:r>
+              <w:rPr>
+                <w:rFonts w:ascii="Arial" w:hAnsi="Arial" w:eastAsia="Arial" w:cs="Arial"/>
+                <w:i w:val="false"/>
+                <w:b w:val="false"/>
+                <w:u w:val="none"/>
+                <w:strike w:val="false"/>
+                <w:sz w:val="22"/>
+                <w:szCs w:val="22"/>
+                <w:color w:val="000000"/>
+              </w:rPr>
+              <w:t xml:space="preserve">5,099</w:t>
+            </w:r>
+          </w:p>
+        </w:tc>
+      </w:tr>
+      <w:tr>
+        <w:trPr>
+          <w:trHeight w:val="608" w:hRule="auto"/>
+        </w:trPr>
+        <w:tc>
+          <w:tcPr>
+            <w:tcBorders>
+              <w:bottom w:val="none" w:sz="0" w:space="0" w:color="000000"/>
+              <w:top w:val="none" w:sz="0" w:space="0" w:color="000000"/>
+              <w:left w:val="none" w:sz="0" w:space="0" w:color="000000"/>
+              <w:right w:val="none" w:sz="0" w:space="0" w:color="000000"/>
+            </w:tcBorders>
+            <w:shd w:val="clear" w:color="auto" w:fill="FFFFFF"/>
+            <w:tcMar>
+              <w:top w:w="0" w:type="dxa"/>
+              <w:bottom w:w="0" w:type="dxa"/>
+              <w:left w:w="0" w:type="dxa"/>
+              <w:right w:w="0" w:type="dxa"/>
+            </w:tcMar>
+            <w:vAlign w:val="center"/>
+          </w:tcPr>
+          <w:p>
+            <w:pPr>
+              <w:pStyle w:val="Normal"/>
+              <w:jc w:val="left"/>
+              <w:pBdr>
+                <w:bottom w:val="none" w:sz="0" w:space="0" w:color="000000"/>
+                <w:top w:val="none" w:sz="0" w:space="0" w:color="000000"/>
+                <w:left w:val="none" w:sz="0" w:space="0" w:color="000000"/>
+                <w:right w:val="none" w:sz="0" w:space="0" w:color="000000"/>
+              </w:pBdr>
+              <w:spacing w:after="100" w:before="100" w:line="240"/>
+              <w:ind w:left="100" w:right="100" w:firstLine="0" w:firstLineChars="0"/>
+              <w:rPr>
+                <w:rFonts w:ascii="Arial" w:hAnsi="Arial" w:eastAsia="Arial" w:cs="Arial"/>
+                <w:i w:val="false"/>
+                <w:b w:val="false"/>
+                <w:u w:val="none"/>
+                <w:strike w:val="false"/>
+                <w:sz w:val="22"/>
+                <w:szCs w:val="22"/>
+                <w:color w:val="000000"/>
+              </w:rPr>
+            </w:pPr>
+            <w:r>
+              <w:rPr>
+                <w:rFonts w:ascii="Arial" w:hAnsi="Arial" w:eastAsia="Arial" w:cs="Arial"/>
+                <w:i w:val="false"/>
+                <w:b w:val="false"/>
+                <w:u w:val="none"/>
+                <w:strike w:val="false"/>
+                <w:sz w:val="22"/>
+                <w:szCs w:val="22"/>
+                <w:color w:val="000000"/>
+              </w:rPr>
+              <w:t xml:space="preserve">Con control de tamaño</w:t>
+            </w:r>
+          </w:p>
+        </w:tc>
+        <w:tc>
+          <w:tcPr>
+            <w:tcBorders>
+              <w:bottom w:val="none" w:sz="0" w:space="0" w:color="000000"/>
+              <w:top w:val="none" w:sz="0" w:space="0" w:color="000000"/>
+              <w:left w:val="none" w:sz="0" w:space="0" w:color="000000"/>
+              <w:right w:val="none" w:sz="0" w:space="0" w:color="000000"/>
+            </w:tcBorders>
+            <w:shd w:val="clear" w:color="auto" w:fill="FFFFFF"/>
+            <w:tcMar>
+              <w:top w:w="0" w:type="dxa"/>
+              <w:bottom w:w="0" w:type="dxa"/>
+              <w:left w:w="0" w:type="dxa"/>
+              <w:right w:w="0" w:type="dxa"/>
+            </w:tcMar>
+            <w:vAlign w:val="center"/>
+          </w:tcPr>
+          <w:p>
+            <w:pPr>
+              <w:pStyle w:val="Normal"/>
+              <w:jc w:val="left"/>
+              <w:pBdr>
+                <w:bottom w:val="none" w:sz="0" w:space="0" w:color="000000"/>
+                <w:top w:val="none" w:sz="0" w:space="0" w:color="000000"/>
+                <w:left w:val="none" w:sz="0" w:space="0" w:color="000000"/>
+                <w:right w:val="none" w:sz="0" w:space="0" w:color="000000"/>
+              </w:pBdr>
+              <w:spacing w:after="100" w:before="100" w:line="240"/>
+              <w:ind w:left="100" w:right="100" w:firstLine="0" w:firstLineChars="0"/>
+              <w:rPr>
+                <w:rFonts w:ascii="Arial" w:hAnsi="Arial" w:eastAsia="Arial" w:cs="Arial"/>
+                <w:i w:val="false"/>
+                <w:b w:val="false"/>
+                <w:u w:val="none"/>
+                <w:strike w:val="false"/>
+                <w:sz w:val="22"/>
+                <w:szCs w:val="22"/>
+                <w:color w:val="000000"/>
+              </w:rPr>
+            </w:pPr>
+            <w:r>
+              <w:rPr>
+                <w:rFonts w:ascii="Arial" w:hAnsi="Arial" w:eastAsia="Arial" w:cs="Arial"/>
+                <w:i w:val="false"/>
+                <w:b w:val="false"/>
+                <w:u w:val="none"/>
+                <w:strike w:val="false"/>
+                <w:sz w:val="22"/>
+                <w:szCs w:val="22"/>
+                <w:color w:val="000000"/>
+              </w:rPr>
+              <w:t xml:space="preserve">sale_2024</w:t>
+            </w:r>
+          </w:p>
+        </w:tc>
+        <w:tc>
+          <w:tcPr>
+            <w:tcBorders>
+              <w:bottom w:val="none" w:sz="0" w:space="0" w:color="000000"/>
+              <w:top w:val="none" w:sz="0" w:space="0" w:color="000000"/>
+              <w:left w:val="none" w:sz="0" w:space="0" w:color="000000"/>
+              <w:right w:val="none" w:sz="0" w:space="0" w:color="000000"/>
+            </w:tcBorders>
+            <w:shd w:val="clear" w:color="auto" w:fill="FFFFFF"/>
+            <w:tcMar>
+              <w:top w:w="0" w:type="dxa"/>
+              <w:bottom w:w="0" w:type="dxa"/>
+              <w:left w:w="0" w:type="dxa"/>
+              <w:right w:w="0" w:type="dxa"/>
+            </w:tcMar>
+            <w:vAlign w:val="center"/>
+          </w:tcPr>
+          <w:p>
+            <w:pPr>
+              <w:pStyle w:val="Normal"/>
+              <w:jc w:val="right"/>
+              <w:pBdr>
+                <w:bottom w:val="none" w:sz="0" w:space="0" w:color="000000"/>
+                <w:top w:val="none" w:sz="0" w:space="0" w:color="000000"/>
+                <w:left w:val="none" w:sz="0" w:space="0" w:color="000000"/>
+                <w:right w:val="none" w:sz="0" w:space="0" w:color="000000"/>
+              </w:pBdr>
+              <w:spacing w:after="100" w:before="100" w:line="240"/>
+              <w:ind w:left="100" w:right="100" w:firstLine="0" w:firstLineChars="0"/>
+              <w:rPr>
+                <w:rFonts w:ascii="Arial" w:hAnsi="Arial" w:eastAsia="Arial" w:cs="Arial"/>
+                <w:i w:val="false"/>
+                <w:b w:val="false"/>
+                <w:u w:val="none"/>
+                <w:strike w:val="false"/>
+                <w:sz w:val="22"/>
+                <w:szCs w:val="22"/>
+                <w:color w:val="000000"/>
+              </w:rPr>
+            </w:pPr>
+            <w:r>
+              <w:rPr>
+                <w:rFonts w:ascii="Arial" w:hAnsi="Arial" w:eastAsia="Arial" w:cs="Arial"/>
+                <w:i w:val="false"/>
+                <w:b w:val="false"/>
+                <w:u w:val="none"/>
+                <w:strike w:val="false"/>
+                <w:sz w:val="22"/>
+                <w:szCs w:val="22"/>
+                <w:color w:val="000000"/>
+              </w:rPr>
+              <w:t xml:space="preserve">0.1939</w:t>
+            </w:r>
+          </w:p>
+        </w:tc>
+        <w:tc>
+          <w:tcPr>
+            <w:tcBorders>
+              <w:bottom w:val="none" w:sz="0" w:space="0" w:color="000000"/>
+              <w:top w:val="none" w:sz="0" w:space="0" w:color="000000"/>
+              <w:left w:val="none" w:sz="0" w:space="0" w:color="000000"/>
+              <w:right w:val="none" w:sz="0" w:space="0" w:color="000000"/>
+            </w:tcBorders>
+            <w:shd w:val="clear" w:color="auto" w:fill="FFFFFF"/>
+            <w:tcMar>
+              <w:top w:w="0" w:type="dxa"/>
+              <w:bottom w:w="0" w:type="dxa"/>
+              <w:left w:w="0" w:type="dxa"/>
+              <w:right w:w="0" w:type="dxa"/>
+            </w:tcMar>
+            <w:vAlign w:val="center"/>
+          </w:tcPr>
+          <w:p>
+            <w:pPr>
+              <w:pStyle w:val="Normal"/>
+              <w:jc w:val="right"/>
+              <w:pBdr>
+                <w:bottom w:val="none" w:sz="0" w:space="0" w:color="000000"/>
+                <w:top w:val="none" w:sz="0" w:space="0" w:color="000000"/>
+                <w:left w:val="none" w:sz="0" w:space="0" w:color="000000"/>
+                <w:right w:val="none" w:sz="0" w:space="0" w:color="000000"/>
+              </w:pBdr>
+              <w:spacing w:after="100" w:before="100" w:line="240"/>
+              <w:ind w:left="100" w:right="100" w:firstLine="0" w:firstLineChars="0"/>
+              <w:rPr>
+                <w:rFonts w:ascii="Arial" w:hAnsi="Arial" w:eastAsia="Arial" w:cs="Arial"/>
+                <w:i w:val="false"/>
+                <w:b w:val="false"/>
+                <w:u w:val="none"/>
+                <w:strike w:val="false"/>
+                <w:sz w:val="22"/>
+                <w:szCs w:val="22"/>
+                <w:color w:val="000000"/>
+              </w:rPr>
+            </w:pPr>
+            <w:r>
+              <w:rPr>
+                <w:rFonts w:ascii="Arial" w:hAnsi="Arial" w:eastAsia="Arial" w:cs="Arial"/>
+                <w:i w:val="false"/>
+                <w:b w:val="false"/>
+                <w:u w:val="none"/>
+                <w:strike w:val="false"/>
+                <w:sz w:val="22"/>
+                <w:szCs w:val="22"/>
+                <w:color w:val="000000"/>
+              </w:rPr>
+              <w:t xml:space="preserve">0.4359</w:t>
+            </w:r>
+          </w:p>
+        </w:tc>
+        <w:tc>
+          <w:tcPr>
+            <w:tcBorders>
+              <w:bottom w:val="none" w:sz="0" w:space="0" w:color="000000"/>
+              <w:top w:val="none" w:sz="0" w:space="0" w:color="000000"/>
+              <w:left w:val="none" w:sz="0" w:space="0" w:color="000000"/>
+              <w:right w:val="none" w:sz="0" w:space="0" w:color="000000"/>
+            </w:tcBorders>
+            <w:shd w:val="clear" w:color="auto" w:fill="FFFFFF"/>
+            <w:tcMar>
+              <w:top w:w="0" w:type="dxa"/>
+              <w:bottom w:w="0" w:type="dxa"/>
+              <w:left w:w="0" w:type="dxa"/>
+              <w:right w:w="0" w:type="dxa"/>
+            </w:tcMar>
+            <w:vAlign w:val="center"/>
+          </w:tcPr>
+          <w:p>
+            <w:pPr>
+              <w:pStyle w:val="Normal"/>
+              <w:jc w:val="right"/>
+              <w:pBdr>
+                <w:bottom w:val="none" w:sz="0" w:space="0" w:color="000000"/>
+                <w:top w:val="none" w:sz="0" w:space="0" w:color="000000"/>
+                <w:left w:val="none" w:sz="0" w:space="0" w:color="000000"/>
+                <w:right w:val="none" w:sz="0" w:space="0" w:color="000000"/>
+              </w:pBdr>
+              <w:spacing w:after="100" w:before="100" w:line="240"/>
+              <w:ind w:left="100" w:right="100" w:firstLine="0" w:firstLineChars="0"/>
+              <w:rPr>
+                <w:rFonts w:ascii="Arial" w:hAnsi="Arial" w:eastAsia="Arial" w:cs="Arial"/>
+                <w:i w:val="false"/>
+                <w:b w:val="false"/>
+                <w:u w:val="none"/>
+                <w:strike w:val="false"/>
+                <w:sz w:val="22"/>
+                <w:szCs w:val="22"/>
+                <w:color w:val="000000"/>
+              </w:rPr>
+            </w:pPr>
+            <w:r>
+              <w:rPr>
+                <w:rFonts w:ascii="Arial" w:hAnsi="Arial" w:eastAsia="Arial" w:cs="Arial"/>
+                <w:i w:val="false"/>
+                <w:b w:val="false"/>
+                <w:u w:val="none"/>
+                <w:strike w:val="false"/>
+                <w:sz w:val="22"/>
+                <w:szCs w:val="22"/>
+                <w:color w:val="000000"/>
+              </w:rPr>
+              <w:t xml:space="preserve">0.6564</w:t>
+            </w:r>
+          </w:p>
+        </w:tc>
+        <w:tc>
+          <w:tcPr>
+            <w:tcBorders>
+              <w:bottom w:val="none" w:sz="0" w:space="0" w:color="000000"/>
+              <w:top w:val="none" w:sz="0" w:space="0" w:color="000000"/>
+              <w:left w:val="none" w:sz="0" w:space="0" w:color="000000"/>
+              <w:right w:val="none" w:sz="0" w:space="0" w:color="000000"/>
+            </w:tcBorders>
+            <w:shd w:val="clear" w:color="auto" w:fill="FFFFFF"/>
+            <w:tcMar>
+              <w:top w:w="0" w:type="dxa"/>
+              <w:bottom w:w="0" w:type="dxa"/>
+              <w:left w:w="0" w:type="dxa"/>
+              <w:right w:w="0" w:type="dxa"/>
+            </w:tcMar>
+            <w:vAlign w:val="center"/>
+          </w:tcPr>
+          <w:p>
+            <w:pPr>
+              <w:pStyle w:val="Normal"/>
+              <w:jc w:val="left"/>
+              <w:pBdr>
+                <w:bottom w:val="none" w:sz="0" w:space="0" w:color="000000"/>
+                <w:top w:val="none" w:sz="0" w:space="0" w:color="000000"/>
+                <w:left w:val="none" w:sz="0" w:space="0" w:color="000000"/>
+                <w:right w:val="none" w:sz="0" w:space="0" w:color="000000"/>
+              </w:pBdr>
+              <w:spacing w:after="100" w:before="100" w:line="240"/>
+              <w:ind w:left="100" w:right="100" w:firstLine="0" w:firstLineChars="0"/>
+              <w:rPr>
+                <w:rFonts w:ascii="Arial" w:hAnsi="Arial" w:eastAsia="Arial" w:cs="Arial"/>
+                <w:i w:val="false"/>
+                <w:b w:val="false"/>
+                <w:u w:val="none"/>
+                <w:strike w:val="false"/>
+                <w:sz w:val="22"/>
+                <w:szCs w:val="22"/>
+                <w:color w:val="000000"/>
+              </w:rPr>
+            </w:pPr>
+            <w:r>
+              <w:rPr>
+                <w:rFonts w:ascii="Arial" w:hAnsi="Arial" w:eastAsia="Arial" w:cs="Arial"/>
+                <w:i w:val="false"/>
+                <w:b w:val="false"/>
+                <w:u w:val="none"/>
+                <w:strike w:val="false"/>
+                <w:sz w:val="22"/>
+                <w:szCs w:val="22"/>
+                <w:color w:val="000000"/>
+              </w:rPr>
+              <w:t xml:space="preserve"/>
+            </w:r>
+          </w:p>
+        </w:tc>
+        <w:tc>
+          <w:tcPr>
+            <w:tcBorders>
+              <w:bottom w:val="none" w:sz="0" w:space="0" w:color="000000"/>
+              <w:top w:val="none" w:sz="0" w:space="0" w:color="000000"/>
+              <w:left w:val="none" w:sz="0" w:space="0" w:color="000000"/>
+              <w:right w:val="none" w:sz="0" w:space="0" w:color="000000"/>
+            </w:tcBorders>
+            <w:shd w:val="clear" w:color="auto" w:fill="FFFFFF"/>
+            <w:tcMar>
+              <w:top w:w="0" w:type="dxa"/>
+              <w:bottom w:w="0" w:type="dxa"/>
+              <w:left w:w="0" w:type="dxa"/>
+              <w:right w:w="0" w:type="dxa"/>
+            </w:tcMar>
+            <w:vAlign w:val="center"/>
+          </w:tcPr>
+          <w:p>
+            <w:pPr>
+              <w:pStyle w:val="Normal"/>
+              <w:jc w:val="right"/>
+              <w:pBdr>
+                <w:bottom w:val="none" w:sz="0" w:space="0" w:color="000000"/>
+                <w:top w:val="none" w:sz="0" w:space="0" w:color="000000"/>
+                <w:left w:val="none" w:sz="0" w:space="0" w:color="000000"/>
+                <w:right w:val="none" w:sz="0" w:space="0" w:color="000000"/>
+              </w:pBdr>
+              <w:spacing w:after="100" w:before="100" w:line="240"/>
+              <w:ind w:left="100" w:right="100" w:firstLine="0" w:firstLineChars="0"/>
+              <w:rPr>
+                <w:rFonts w:ascii="Arial" w:hAnsi="Arial" w:eastAsia="Arial" w:cs="Arial"/>
+                <w:i w:val="false"/>
+                <w:b w:val="false"/>
+                <w:u w:val="none"/>
+                <w:strike w:val="false"/>
+                <w:sz w:val="22"/>
+                <w:szCs w:val="22"/>
+                <w:color w:val="000000"/>
+              </w:rPr>
+            </w:pPr>
+            <w:r>
+              <w:rPr>
+                <w:rFonts w:ascii="Arial" w:hAnsi="Arial" w:eastAsia="Arial" w:cs="Arial"/>
+                <w:i w:val="false"/>
+                <w:b w:val="false"/>
+                <w:u w:val="none"/>
+                <w:strike w:val="false"/>
+                <w:sz w:val="22"/>
+                <w:szCs w:val="22"/>
+                <w:color w:val="000000"/>
+              </w:rPr>
+              <w:t xml:space="preserve">5,099</w:t>
+            </w:r>
+          </w:p>
+        </w:tc>
+      </w:tr>
+      <w:tr>
+        <w:trPr>
+          <w:trHeight w:val="623" w:hRule="auto"/>
+        </w:trPr>
+        <w:tc>
+          <w:tcPr>
+            <w:tcBorders>
+              <w:bottom w:val="single" w:sz="12" w:space="0" w:color="666666"/>
+              <w:top w:val="none" w:sz="0" w:space="0" w:color="000000"/>
+              <w:left w:val="none" w:sz="0" w:space="0" w:color="000000"/>
+              <w:right w:val="none" w:sz="0" w:space="0" w:color="000000"/>
+            </w:tcBorders>
+            <w:shd w:val="clear" w:color="auto" w:fill="FFFFFF"/>
+            <w:tcMar>
+              <w:top w:w="0" w:type="dxa"/>
+              <w:bottom w:w="0" w:type="dxa"/>
+              <w:left w:w="0" w:type="dxa"/>
+              <w:right w:w="0" w:type="dxa"/>
+            </w:tcMar>
+            <w:vAlign w:val="center"/>
+          </w:tcPr>
+          <w:p>
+            <w:pPr>
+              <w:pStyle w:val="Normal"/>
+              <w:jc w:val="left"/>
+              <w:pBdr>
+                <w:bottom w:val="none" w:sz="0" w:space="0" w:color="000000"/>
+                <w:top w:val="none" w:sz="0" w:space="0" w:color="000000"/>
+                <w:left w:val="none" w:sz="0" w:space="0" w:color="000000"/>
+                <w:right w:val="none" w:sz="0" w:space="0" w:color="000000"/>
+              </w:pBdr>
+              <w:spacing w:after="100" w:before="100" w:line="240"/>
+              <w:ind w:left="100" w:right="100" w:firstLine="0" w:firstLineChars="0"/>
+              <w:rPr>
+                <w:rFonts w:ascii="Arial" w:hAnsi="Arial" w:eastAsia="Arial" w:cs="Arial"/>
+                <w:i w:val="false"/>
+                <w:b w:val="false"/>
+                <w:u w:val="none"/>
+                <w:strike w:val="false"/>
+                <w:sz w:val="22"/>
+                <w:szCs w:val="22"/>
+                <w:color w:val="000000"/>
+              </w:rPr>
+            </w:pPr>
+            <w:r>
+              <w:rPr>
+                <w:rFonts w:ascii="Arial" w:hAnsi="Arial" w:eastAsia="Arial" w:cs="Arial"/>
+                <w:i w:val="false"/>
+                <w:b w:val="false"/>
+                <w:u w:val="none"/>
+                <w:strike w:val="false"/>
+                <w:sz w:val="22"/>
+                <w:szCs w:val="22"/>
+                <w:color w:val="000000"/>
+              </w:rPr>
+              <w:t xml:space="preserve">Solo medianas y grandes</w:t>
+            </w:r>
+          </w:p>
+        </w:tc>
+        <w:tc>
+          <w:tcPr>
+            <w:tcBorders>
+              <w:bottom w:val="single" w:sz="12" w:space="0" w:color="666666"/>
+              <w:top w:val="none" w:sz="0" w:space="0" w:color="000000"/>
+              <w:left w:val="none" w:sz="0" w:space="0" w:color="000000"/>
+              <w:right w:val="none" w:sz="0" w:space="0" w:color="000000"/>
+            </w:tcBorders>
+            <w:shd w:val="clear" w:color="auto" w:fill="FFFFFF"/>
+            <w:tcMar>
+              <w:top w:w="0" w:type="dxa"/>
+              <w:bottom w:w="0" w:type="dxa"/>
+              <w:left w:w="0" w:type="dxa"/>
+              <w:right w:w="0" w:type="dxa"/>
+            </w:tcMar>
+            <w:vAlign w:val="center"/>
+          </w:tcPr>
+          <w:p>
+            <w:pPr>
+              <w:pStyle w:val="Normal"/>
+              <w:jc w:val="left"/>
+              <w:pBdr>
+                <w:bottom w:val="none" w:sz="0" w:space="0" w:color="000000"/>
+                <w:top w:val="none" w:sz="0" w:space="0" w:color="000000"/>
+                <w:left w:val="none" w:sz="0" w:space="0" w:color="000000"/>
+                <w:right w:val="none" w:sz="0" w:space="0" w:color="000000"/>
+              </w:pBdr>
+              <w:spacing w:after="100" w:before="100" w:line="240"/>
+              <w:ind w:left="100" w:right="100" w:firstLine="0" w:firstLineChars="0"/>
+              <w:rPr>
+                <w:rFonts w:ascii="Arial" w:hAnsi="Arial" w:eastAsia="Arial" w:cs="Arial"/>
+                <w:i w:val="false"/>
+                <w:b w:val="false"/>
+                <w:u w:val="none"/>
+                <w:strike w:val="false"/>
+                <w:sz w:val="22"/>
+                <w:szCs w:val="22"/>
+                <w:color w:val="000000"/>
+              </w:rPr>
+            </w:pPr>
+            <w:r>
+              <w:rPr>
+                <w:rFonts w:ascii="Arial" w:hAnsi="Arial" w:eastAsia="Arial" w:cs="Arial"/>
+                <w:i w:val="false"/>
+                <w:b w:val="false"/>
+                <w:u w:val="none"/>
+                <w:strike w:val="false"/>
+                <w:sz w:val="22"/>
+                <w:szCs w:val="22"/>
+                <w:color w:val="000000"/>
+              </w:rPr>
+              <w:t xml:space="preserve">sale_2023</w:t>
+            </w:r>
+          </w:p>
+        </w:tc>
+        <w:tc>
+          <w:tcPr>
+            <w:tcBorders>
+              <w:bottom w:val="single" w:sz="12" w:space="0" w:color="666666"/>
+              <w:top w:val="none" w:sz="0" w:space="0" w:color="000000"/>
+              <w:left w:val="none" w:sz="0" w:space="0" w:color="000000"/>
+              <w:right w:val="none" w:sz="0" w:space="0" w:color="000000"/>
+            </w:tcBorders>
+            <w:shd w:val="clear" w:color="auto" w:fill="FFFFFF"/>
+            <w:tcMar>
+              <w:top w:w="0" w:type="dxa"/>
+              <w:bottom w:w="0" w:type="dxa"/>
+              <w:left w:w="0" w:type="dxa"/>
+              <w:right w:w="0" w:type="dxa"/>
+            </w:tcMar>
+            <w:vAlign w:val="center"/>
+          </w:tcPr>
+          <w:p>
+            <w:pPr>
+              <w:pStyle w:val="Normal"/>
+              <w:jc w:val="right"/>
+              <w:pBdr>
+                <w:bottom w:val="none" w:sz="0" w:space="0" w:color="000000"/>
+                <w:top w:val="none" w:sz="0" w:space="0" w:color="000000"/>
+                <w:left w:val="none" w:sz="0" w:space="0" w:color="000000"/>
+                <w:right w:val="none" w:sz="0" w:space="0" w:color="000000"/>
+              </w:pBdr>
+              <w:spacing w:after="100" w:before="100" w:line="240"/>
+              <w:ind w:left="100" w:right="100" w:firstLine="0" w:firstLineChars="0"/>
+              <w:rPr>
+                <w:rFonts w:ascii="Arial" w:hAnsi="Arial" w:eastAsia="Arial" w:cs="Arial"/>
+                <w:i w:val="false"/>
+                <w:b w:val="false"/>
+                <w:u w:val="none"/>
+                <w:strike w:val="false"/>
+                <w:sz w:val="22"/>
+                <w:szCs w:val="22"/>
+                <w:color w:val="000000"/>
+              </w:rPr>
+            </w:pPr>
+            <w:r>
+              <w:rPr>
+                <w:rFonts w:ascii="Arial" w:hAnsi="Arial" w:eastAsia="Arial" w:cs="Arial"/>
+                <w:i w:val="false"/>
+                <w:b w:val="false"/>
+                <w:u w:val="none"/>
+                <w:strike w:val="false"/>
+                <w:sz w:val="22"/>
+                <w:szCs w:val="22"/>
+                <w:color w:val="000000"/>
+              </w:rPr>
+              <w:t xml:space="preserve">0.1365</w:t>
+            </w:r>
+          </w:p>
+        </w:tc>
+        <w:tc>
+          <w:tcPr>
+            <w:tcBorders>
+              <w:bottom w:val="single" w:sz="12" w:space="0" w:color="666666"/>
+              <w:top w:val="none" w:sz="0" w:space="0" w:color="000000"/>
+              <w:left w:val="none" w:sz="0" w:space="0" w:color="000000"/>
+              <w:right w:val="none" w:sz="0" w:space="0" w:color="000000"/>
+            </w:tcBorders>
+            <w:shd w:val="clear" w:color="auto" w:fill="FFFFFF"/>
+            <w:tcMar>
+              <w:top w:w="0" w:type="dxa"/>
+              <w:bottom w:w="0" w:type="dxa"/>
+              <w:left w:w="0" w:type="dxa"/>
+              <w:right w:w="0" w:type="dxa"/>
+            </w:tcMar>
+            <w:vAlign w:val="center"/>
+          </w:tcPr>
+          <w:p>
+            <w:pPr>
+              <w:pStyle w:val="Normal"/>
+              <w:jc w:val="right"/>
+              <w:pBdr>
+                <w:bottom w:val="none" w:sz="0" w:space="0" w:color="000000"/>
+                <w:top w:val="none" w:sz="0" w:space="0" w:color="000000"/>
+                <w:left w:val="none" w:sz="0" w:space="0" w:color="000000"/>
+                <w:right w:val="none" w:sz="0" w:space="0" w:color="000000"/>
+              </w:pBdr>
+              <w:spacing w:after="100" w:before="100" w:line="240"/>
+              <w:ind w:left="100" w:right="100" w:firstLine="0" w:firstLineChars="0"/>
+              <w:rPr>
+                <w:rFonts w:ascii="Arial" w:hAnsi="Arial" w:eastAsia="Arial" w:cs="Arial"/>
+                <w:i w:val="false"/>
+                <w:b w:val="false"/>
+                <w:u w:val="none"/>
+                <w:strike w:val="false"/>
+                <w:sz w:val="22"/>
+                <w:szCs w:val="22"/>
+                <w:color w:val="000000"/>
+              </w:rPr>
+            </w:pPr>
+            <w:r>
+              <w:rPr>
+                <w:rFonts w:ascii="Arial" w:hAnsi="Arial" w:eastAsia="Arial" w:cs="Arial"/>
+                <w:i w:val="false"/>
+                <w:b w:val="false"/>
+                <w:u w:val="none"/>
+                <w:strike w:val="false"/>
+                <w:sz w:val="22"/>
+                <w:szCs w:val="22"/>
+                <w:color w:val="000000"/>
+              </w:rPr>
+              <w:t xml:space="preserve">0.3927</w:t>
+            </w:r>
+          </w:p>
+        </w:tc>
+        <w:tc>
+          <w:tcPr>
+            <w:tcBorders>
+              <w:bottom w:val="single" w:sz="12" w:space="0" w:color="666666"/>
+              <w:top w:val="none" w:sz="0" w:space="0" w:color="000000"/>
+              <w:left w:val="none" w:sz="0" w:space="0" w:color="000000"/>
+              <w:right w:val="none" w:sz="0" w:space="0" w:color="000000"/>
+            </w:tcBorders>
+            <w:shd w:val="clear" w:color="auto" w:fill="FFFFFF"/>
+            <w:tcMar>
+              <w:top w:w="0" w:type="dxa"/>
+              <w:bottom w:w="0" w:type="dxa"/>
+              <w:left w:w="0" w:type="dxa"/>
+              <w:right w:w="0" w:type="dxa"/>
+            </w:tcMar>
+            <w:vAlign w:val="center"/>
+          </w:tcPr>
+          <w:p>
+            <w:pPr>
+              <w:pStyle w:val="Normal"/>
+              <w:jc w:val="right"/>
+              <w:pBdr>
+                <w:bottom w:val="none" w:sz="0" w:space="0" w:color="000000"/>
+                <w:top w:val="none" w:sz="0" w:space="0" w:color="000000"/>
+                <w:left w:val="none" w:sz="0" w:space="0" w:color="000000"/>
+                <w:right w:val="none" w:sz="0" w:space="0" w:color="000000"/>
+              </w:pBdr>
+              <w:spacing w:after="100" w:before="100" w:line="240"/>
+              <w:ind w:left="100" w:right="100" w:firstLine="0" w:firstLineChars="0"/>
+              <w:rPr>
+                <w:rFonts w:ascii="Arial" w:hAnsi="Arial" w:eastAsia="Arial" w:cs="Arial"/>
+                <w:i w:val="false"/>
+                <w:b w:val="false"/>
+                <w:u w:val="none"/>
+                <w:strike w:val="false"/>
+                <w:sz w:val="22"/>
+                <w:szCs w:val="22"/>
+                <w:color w:val="000000"/>
+              </w:rPr>
+            </w:pPr>
+            <w:r>
+              <w:rPr>
+                <w:rFonts w:ascii="Arial" w:hAnsi="Arial" w:eastAsia="Arial" w:cs="Arial"/>
+                <w:i w:val="false"/>
+                <w:b w:val="false"/>
+                <w:u w:val="none"/>
+                <w:strike w:val="false"/>
+                <w:sz w:val="22"/>
+                <w:szCs w:val="22"/>
+                <w:color w:val="000000"/>
+              </w:rPr>
+              <w:t xml:space="preserve">0.7281</w:t>
+            </w:r>
+          </w:p>
+        </w:tc>
+        <w:tc>
+          <w:tcPr>
+            <w:tcBorders>
+              <w:bottom w:val="single" w:sz="12" w:space="0" w:color="666666"/>
+              <w:top w:val="none" w:sz="0" w:space="0" w:color="000000"/>
+              <w:left w:val="none" w:sz="0" w:space="0" w:color="000000"/>
+              <w:right w:val="none" w:sz="0" w:space="0" w:color="000000"/>
+            </w:tcBorders>
+            <w:shd w:val="clear" w:color="auto" w:fill="FFFFFF"/>
+            <w:tcMar>
+              <w:top w:w="0" w:type="dxa"/>
+              <w:bottom w:w="0" w:type="dxa"/>
+              <w:left w:w="0" w:type="dxa"/>
+              <w:right w:w="0" w:type="dxa"/>
+            </w:tcMar>
+            <w:vAlign w:val="center"/>
+          </w:tcPr>
+          <w:p>
+            <w:pPr>
+              <w:pStyle w:val="Normal"/>
+              <w:jc w:val="left"/>
+              <w:pBdr>
+                <w:bottom w:val="none" w:sz="0" w:space="0" w:color="000000"/>
+                <w:top w:val="none" w:sz="0" w:space="0" w:color="000000"/>
+                <w:left w:val="none" w:sz="0" w:space="0" w:color="000000"/>
+                <w:right w:val="none" w:sz="0" w:space="0" w:color="000000"/>
+              </w:pBdr>
+              <w:spacing w:after="100" w:before="100" w:line="240"/>
+              <w:ind w:left="100" w:right="100" w:firstLine="0" w:firstLineChars="0"/>
+              <w:rPr>
+                <w:rFonts w:ascii="Arial" w:hAnsi="Arial" w:eastAsia="Arial" w:cs="Arial"/>
+                <w:i w:val="false"/>
+                <w:b w:val="false"/>
+                <w:u w:val="none"/>
+                <w:strike w:val="false"/>
+                <w:sz w:val="22"/>
+                <w:szCs w:val="22"/>
+                <w:color w:val="000000"/>
+              </w:rPr>
+            </w:pPr>
+            <w:r>
+              <w:rPr>
+                <w:rFonts w:ascii="Arial" w:hAnsi="Arial" w:eastAsia="Arial" w:cs="Arial"/>
+                <w:i w:val="false"/>
+                <w:b w:val="false"/>
+                <w:u w:val="none"/>
+                <w:strike w:val="false"/>
+                <w:sz w:val="22"/>
+                <w:szCs w:val="22"/>
+                <w:color w:val="000000"/>
+              </w:rPr>
+              <w:t xml:space="preserve"/>
+            </w:r>
+          </w:p>
+        </w:tc>
+        <w:tc>
+          <w:tcPr>
+            <w:tcBorders>
+              <w:bottom w:val="single" w:sz="12" w:space="0" w:color="666666"/>
+              <w:top w:val="none" w:sz="0" w:space="0" w:color="000000"/>
+              <w:left w:val="none" w:sz="0" w:space="0" w:color="000000"/>
+              <w:right w:val="none" w:sz="0" w:space="0" w:color="000000"/>
+            </w:tcBorders>
+            <w:shd w:val="clear" w:color="auto" w:fill="FFFFFF"/>
+            <w:tcMar>
+              <w:top w:w="0" w:type="dxa"/>
+              <w:bottom w:w="0" w:type="dxa"/>
+              <w:left w:w="0" w:type="dxa"/>
+              <w:right w:w="0" w:type="dxa"/>
+            </w:tcMar>
+            <w:vAlign w:val="center"/>
+          </w:tcPr>
+          <w:p>
+            <w:pPr>
+              <w:pStyle w:val="Normal"/>
+              <w:jc w:val="right"/>
+              <w:pBdr>
+                <w:bottom w:val="none" w:sz="0" w:space="0" w:color="000000"/>
+                <w:top w:val="none" w:sz="0" w:space="0" w:color="000000"/>
+                <w:left w:val="none" w:sz="0" w:space="0" w:color="000000"/>
+                <w:right w:val="none" w:sz="0" w:space="0" w:color="000000"/>
+              </w:pBdr>
+              <w:spacing w:after="100" w:before="100" w:line="240"/>
+              <w:ind w:left="100" w:right="100" w:firstLine="0" w:firstLineChars="0"/>
+              <w:rPr>
+                <w:rFonts w:ascii="Arial" w:hAnsi="Arial" w:eastAsia="Arial" w:cs="Arial"/>
+                <w:i w:val="false"/>
+                <w:b w:val="false"/>
+                <w:u w:val="none"/>
+                <w:strike w:val="false"/>
+                <w:sz w:val="22"/>
+                <w:szCs w:val="22"/>
+                <w:color w:val="000000"/>
+              </w:rPr>
+            </w:pPr>
+            <w:r>
+              <w:rPr>
+                <w:rFonts w:ascii="Arial" w:hAnsi="Arial" w:eastAsia="Arial" w:cs="Arial"/>
+                <w:i w:val="false"/>
+                <w:b w:val="false"/>
+                <w:u w:val="none"/>
+                <w:strike w:val="false"/>
+                <w:sz w:val="22"/>
+                <w:szCs w:val="22"/>
+                <w:color w:val="000000"/>
+              </w:rPr>
+              <w:t xml:space="preserve">2,446</w:t>
+            </w:r>
+          </w:p>
+        </w:tc>
+      </w:tr>
+    </w:tbl>
+    <w:p>
+      <w:pPr>
+        <w:pStyle w:val="Titre2"/>
+      </w:pPr>
+      <w:r>
+        <w:t xml:space="preserve">Tabla 2c3. Salida de la EAM por año: efecto de una DE de Kaitz del año anterior (2020 es el año de la pandemia)</w:t>
+      </w:r>
+    </w:p>
+    <w:p>
+      <w:pPr>
+        <w:pStyle w:val="TableCaption"/>
+        <w:jc w:val="center"/>
+        <w:keepNext/>
+        <w:pBdr>
+          <w:bottom w:val="none" w:sz="0" w:space="0" w:color="000000"/>
+          <w:top w:val="none" w:sz="0" w:space="0" w:color="000000"/>
+          <w:left w:val="none" w:sz="0" w:space="0" w:color="000000"/>
+          <w:right w:val="none" w:sz="0" w:space="0" w:color="000000"/>
+        </w:pBdr>
+        <w:spacing w:after="60" w:before="60" w:line="240"/>
+        <w:ind w:left="60" w:right="60" w:firstLine="0" w:firstLineChars="0"/>
+      </w:pPr>
+      <w:r>
+        <w:t xml:space="preserve">Tabla 2c3. Salida de la EAM por año: efecto de una DE de Kaitz del año anterior (2020 es el año de la pandemia)</w:t>
+      </w:r>
+    </w:p>
+    <w:tbl xmlns:a="http://schemas.openxmlformats.org/drawingml/2006/main" xmlns:pic="http://schemas.openxmlformats.org/drawingml/2006/picture">
+      <w:tblPr>
+        <w:tblLayout w:type="fixed"/>
+        <w:jc w:val="center"/>
+        <w:tblLook w:firstRow="1" w:lastRow="0" w:firstColumn="0" w:lastColumn="0" w:noHBand="0" w:noVBand="1"/>
+      </w:tblPr>
+      <w:tblGrid>
+        <w:gridCol w:w="1524"/>
+        <w:gridCol w:w="1939"/>
+        <w:gridCol w:w="1829"/>
+        <w:gridCol w:w="1854"/>
+        <w:gridCol w:w="1132"/>
+        <w:gridCol w:w="1010"/>
+      </w:tblGrid>
+      <w:tr>
+        <w:trPr>
+          <w:trHeight w:val="638" w:hRule="auto"/>
+          <w:tblHeader/>
+        </w:trPr>
+        <w:tc>
+          <w:tcPr>
+            <w:tcBorders>
+              <w:bottom w:val="single" w:sz="12" w:space="0" w:color="666666"/>
+              <w:top w:val="single" w:sz="12" w:space="0" w:color="666666"/>
+              <w:left w:val="none" w:sz="0" w:space="0" w:color="000000"/>
+              <w:right w:val="none" w:sz="0" w:space="0" w:color="000000"/>
+            </w:tcBorders>
+            <w:shd w:val="clear" w:color="auto" w:fill="FFFFFF"/>
+            <w:tcMar>
+              <w:top w:w="0" w:type="dxa"/>
+              <w:bottom w:w="0" w:type="dxa"/>
+              <w:left w:w="0" w:type="dxa"/>
+              <w:right w:w="0" w:type="dxa"/>
+            </w:tcMar>
+            <w:vAlign w:val="center"/>
+          </w:tcPr>
+          <w:p>
+            <w:pPr>
+              <w:pStyle w:val="Normal"/>
+              <w:jc w:val="right"/>
+              <w:pBdr>
+                <w:bottom w:val="none" w:sz="0" w:space="0" w:color="000000"/>
+                <w:top w:val="none" w:sz="0" w:space="0" w:color="000000"/>
+                <w:left w:val="none" w:sz="0" w:space="0" w:color="000000"/>
+                <w:right w:val="none" w:sz="0" w:space="0" w:color="000000"/>
+              </w:pBdr>
+              <w:spacing w:after="100" w:before="100" w:line="240"/>
+              <w:ind w:left="100" w:right="100" w:firstLine="0" w:firstLineChars="0"/>
+              <w:rPr>
+                <w:rFonts w:ascii="Arial" w:hAnsi="Arial" w:eastAsia="Arial" w:cs="Arial"/>
+                <w:i w:val="false"/>
+                <w:b w:val="false"/>
+                <w:u w:val="none"/>
+                <w:strike w:val="false"/>
+                <w:sz w:val="22"/>
+                <w:szCs w:val="22"/>
+                <w:color w:val="000000"/>
+              </w:rPr>
+            </w:pPr>
+            <w:r>
+              <w:rPr>
+                <w:rFonts w:ascii="Arial" w:hAnsi="Arial" w:eastAsia="Arial" w:cs="Arial"/>
+                <w:i w:val="false"/>
+                <w:b w:val="false"/>
+                <w:u w:val="none"/>
+                <w:strike w:val="false"/>
+                <w:sz w:val="22"/>
+                <w:szCs w:val="22"/>
+                <w:color w:val="000000"/>
+              </w:rPr>
+              <w:t xml:space="preserve">anio_salida</w:t>
+            </w:r>
+          </w:p>
+        </w:tc>
+        <w:tc>
+          <w:tcPr>
+            <w:tcBorders>
+              <w:bottom w:val="single" w:sz="12" w:space="0" w:color="666666"/>
+              <w:top w:val="single" w:sz="12" w:space="0" w:color="666666"/>
+              <w:left w:val="none" w:sz="0" w:space="0" w:color="000000"/>
+              <w:right w:val="none" w:sz="0" w:space="0" w:color="000000"/>
+            </w:tcBorders>
+            <w:shd w:val="clear" w:color="auto" w:fill="FFFFFF"/>
+            <w:tcMar>
+              <w:top w:w="0" w:type="dxa"/>
+              <w:bottom w:w="0" w:type="dxa"/>
+              <w:left w:w="0" w:type="dxa"/>
+              <w:right w:w="0" w:type="dxa"/>
+            </w:tcMar>
+            <w:vAlign w:val="center"/>
+          </w:tcPr>
+          <w:p>
+            <w:pPr>
+              <w:pStyle w:val="Normal"/>
+              <w:jc w:val="right"/>
+              <w:pBdr>
+                <w:bottom w:val="none" w:sz="0" w:space="0" w:color="000000"/>
+                <w:top w:val="none" w:sz="0" w:space="0" w:color="000000"/>
+                <w:left w:val="none" w:sz="0" w:space="0" w:color="000000"/>
+                <w:right w:val="none" w:sz="0" w:space="0" w:color="000000"/>
+              </w:pBdr>
+              <w:spacing w:after="100" w:before="100" w:line="240"/>
+              <w:ind w:left="100" w:right="100" w:firstLine="0" w:firstLineChars="0"/>
+              <w:rPr>
+                <w:rFonts w:ascii="Arial" w:hAnsi="Arial" w:eastAsia="Arial" w:cs="Arial"/>
+                <w:i w:val="false"/>
+                <w:b w:val="false"/>
+                <w:u w:val="none"/>
+                <w:strike w:val="false"/>
+                <w:sz w:val="22"/>
+                <w:szCs w:val="22"/>
+                <w:color w:val="000000"/>
+              </w:rPr>
+            </w:pPr>
+            <w:r>
+              <w:rPr>
+                <w:rFonts w:ascii="Arial" w:hAnsi="Arial" w:eastAsia="Arial" w:cs="Arial"/>
+                <w:i w:val="false"/>
+                <w:b w:val="false"/>
+                <w:u w:val="none"/>
+                <w:strike w:val="false"/>
+                <w:sz w:val="22"/>
+                <w:szCs w:val="22"/>
+                <w:color w:val="000000"/>
+              </w:rPr>
+              <w:t xml:space="preserve">tasa_salida_pct</w:t>
+            </w:r>
+          </w:p>
+        </w:tc>
+        <w:tc>
+          <w:tcPr>
+            <w:tcBorders>
+              <w:bottom w:val="single" w:sz="12" w:space="0" w:color="666666"/>
+              <w:top w:val="single" w:sz="12" w:space="0" w:color="666666"/>
+              <w:left w:val="none" w:sz="0" w:space="0" w:color="000000"/>
+              <w:right w:val="none" w:sz="0" w:space="0" w:color="000000"/>
+            </w:tcBorders>
+            <w:shd w:val="clear" w:color="auto" w:fill="FFFFFF"/>
+            <w:tcMar>
+              <w:top w:w="0" w:type="dxa"/>
+              <w:bottom w:w="0" w:type="dxa"/>
+              <w:left w:w="0" w:type="dxa"/>
+              <w:right w:w="0" w:type="dxa"/>
+            </w:tcMar>
+            <w:vAlign w:val="center"/>
+          </w:tcPr>
+          <w:p>
+            <w:pPr>
+              <w:pStyle w:val="Normal"/>
+              <w:jc w:val="right"/>
+              <w:pBdr>
+                <w:bottom w:val="none" w:sz="0" w:space="0" w:color="000000"/>
+                <w:top w:val="none" w:sz="0" w:space="0" w:color="000000"/>
+                <w:left w:val="none" w:sz="0" w:space="0" w:color="000000"/>
+                <w:right w:val="none" w:sz="0" w:space="0" w:color="000000"/>
+              </w:pBdr>
+              <w:spacing w:after="100" w:before="100" w:line="240"/>
+              <w:ind w:left="100" w:right="100" w:firstLine="0" w:firstLineChars="0"/>
+              <w:rPr>
+                <w:rFonts w:ascii="Arial" w:hAnsi="Arial" w:eastAsia="Arial" w:cs="Arial"/>
+                <w:i w:val="false"/>
+                <w:b w:val="false"/>
+                <w:u w:val="none"/>
+                <w:strike w:val="false"/>
+                <w:sz w:val="22"/>
+                <w:szCs w:val="22"/>
+                <w:color w:val="000000"/>
+              </w:rPr>
+            </w:pPr>
+            <w:r>
+              <w:rPr>
+                <w:rFonts w:ascii="Arial" w:hAnsi="Arial" w:eastAsia="Arial" w:cs="Arial"/>
+                <w:i w:val="false"/>
+                <w:b w:val="false"/>
+                <w:u w:val="none"/>
+                <w:strike w:val="false"/>
+                <w:sz w:val="22"/>
+                <w:szCs w:val="22"/>
+                <w:color w:val="000000"/>
+              </w:rPr>
+              <w:t xml:space="preserve">coeficiente_pp</w:t>
+            </w:r>
+          </w:p>
+        </w:tc>
+        <w:tc>
+          <w:tcPr>
+            <w:tcBorders>
+              <w:bottom w:val="single" w:sz="12" w:space="0" w:color="666666"/>
+              <w:top w:val="single" w:sz="12" w:space="0" w:color="666666"/>
+              <w:left w:val="none" w:sz="0" w:space="0" w:color="000000"/>
+              <w:right w:val="none" w:sz="0" w:space="0" w:color="000000"/>
+            </w:tcBorders>
+            <w:shd w:val="clear" w:color="auto" w:fill="FFFFFF"/>
+            <w:tcMar>
+              <w:top w:w="0" w:type="dxa"/>
+              <w:bottom w:w="0" w:type="dxa"/>
+              <w:left w:w="0" w:type="dxa"/>
+              <w:right w:w="0" w:type="dxa"/>
+            </w:tcMar>
+            <w:vAlign w:val="center"/>
+          </w:tcPr>
+          <w:p>
+            <w:pPr>
+              <w:pStyle w:val="Normal"/>
+              <w:jc w:val="right"/>
+              <w:pBdr>
+                <w:bottom w:val="none" w:sz="0" w:space="0" w:color="000000"/>
+                <w:top w:val="none" w:sz="0" w:space="0" w:color="000000"/>
+                <w:left w:val="none" w:sz="0" w:space="0" w:color="000000"/>
+                <w:right w:val="none" w:sz="0" w:space="0" w:color="000000"/>
+              </w:pBdr>
+              <w:spacing w:after="100" w:before="100" w:line="240"/>
+              <w:ind w:left="100" w:right="100" w:firstLine="0" w:firstLineChars="0"/>
+              <w:rPr>
+                <w:rFonts w:ascii="Arial" w:hAnsi="Arial" w:eastAsia="Arial" w:cs="Arial"/>
+                <w:i w:val="false"/>
+                <w:b w:val="false"/>
+                <w:u w:val="none"/>
+                <w:strike w:val="false"/>
+                <w:sz w:val="22"/>
+                <w:szCs w:val="22"/>
+                <w:color w:val="000000"/>
+              </w:rPr>
+            </w:pPr>
+            <w:r>
+              <w:rPr>
+                <w:rFonts w:ascii="Arial" w:hAnsi="Arial" w:eastAsia="Arial" w:cs="Arial"/>
+                <w:i w:val="false"/>
+                <w:b w:val="false"/>
+                <w:u w:val="none"/>
+                <w:strike w:val="false"/>
+                <w:sz w:val="22"/>
+                <w:szCs w:val="22"/>
+                <w:color w:val="000000"/>
+              </w:rPr>
+              <w:t xml:space="preserve">error_estandar</w:t>
+            </w:r>
+          </w:p>
+        </w:tc>
+        <w:tc>
+          <w:tcPr>
+            <w:tcBorders>
+              <w:bottom w:val="single" w:sz="12" w:space="0" w:color="666666"/>
+              <w:top w:val="single" w:sz="12" w:space="0" w:color="666666"/>
+              <w:left w:val="none" w:sz="0" w:space="0" w:color="000000"/>
+              <w:right w:val="none" w:sz="0" w:space="0" w:color="000000"/>
+            </w:tcBorders>
+            <w:shd w:val="clear" w:color="auto" w:fill="FFFFFF"/>
+            <w:tcMar>
+              <w:top w:w="0" w:type="dxa"/>
+              <w:bottom w:w="0" w:type="dxa"/>
+              <w:left w:w="0" w:type="dxa"/>
+              <w:right w:w="0" w:type="dxa"/>
+            </w:tcMar>
+            <w:vAlign w:val="center"/>
+          </w:tcPr>
+          <w:p>
+            <w:pPr>
+              <w:pStyle w:val="Normal"/>
+              <w:jc w:val="right"/>
+              <w:pBdr>
+                <w:bottom w:val="none" w:sz="0" w:space="0" w:color="000000"/>
+                <w:top w:val="none" w:sz="0" w:space="0" w:color="000000"/>
+                <w:left w:val="none" w:sz="0" w:space="0" w:color="000000"/>
+                <w:right w:val="none" w:sz="0" w:space="0" w:color="000000"/>
+              </w:pBdr>
+              <w:spacing w:after="100" w:before="100" w:line="240"/>
+              <w:ind w:left="100" w:right="100" w:firstLine="0" w:firstLineChars="0"/>
+              <w:rPr>
+                <w:rFonts w:ascii="Arial" w:hAnsi="Arial" w:eastAsia="Arial" w:cs="Arial"/>
+                <w:i w:val="false"/>
+                <w:b w:val="false"/>
+                <w:u w:val="none"/>
+                <w:strike w:val="false"/>
+                <w:sz w:val="22"/>
+                <w:szCs w:val="22"/>
+                <w:color w:val="000000"/>
+              </w:rPr>
+            </w:pPr>
+            <w:r>
+              <w:rPr>
+                <w:rFonts w:ascii="Arial" w:hAnsi="Arial" w:eastAsia="Arial" w:cs="Arial"/>
+                <w:i w:val="false"/>
+                <w:b w:val="false"/>
+                <w:u w:val="none"/>
+                <w:strike w:val="false"/>
+                <w:sz w:val="22"/>
+                <w:szCs w:val="22"/>
+                <w:color w:val="000000"/>
+              </w:rPr>
+              <w:t xml:space="preserve">p_valor</w:t>
+            </w:r>
+          </w:p>
+        </w:tc>
+        <w:tc>
+          <w:tcPr>
+            <w:tcBorders>
+              <w:bottom w:val="single" w:sz="12" w:space="0" w:color="666666"/>
+              <w:top w:val="single" w:sz="12" w:space="0" w:color="666666"/>
+              <w:left w:val="none" w:sz="0" w:space="0" w:color="000000"/>
+              <w:right w:val="none" w:sz="0" w:space="0" w:color="000000"/>
+            </w:tcBorders>
+            <w:shd w:val="clear" w:color="auto" w:fill="FFFFFF"/>
+            <w:tcMar>
+              <w:top w:w="0" w:type="dxa"/>
+              <w:bottom w:w="0" w:type="dxa"/>
+              <w:left w:w="0" w:type="dxa"/>
+              <w:right w:w="0" w:type="dxa"/>
+            </w:tcMar>
+            <w:vAlign w:val="center"/>
+          </w:tcPr>
+          <w:p>
+            <w:pPr>
+              <w:pStyle w:val="Normal"/>
+              <w:jc w:val="right"/>
+              <w:pBdr>
+                <w:bottom w:val="none" w:sz="0" w:space="0" w:color="000000"/>
+                <w:top w:val="none" w:sz="0" w:space="0" w:color="000000"/>
+                <w:left w:val="none" w:sz="0" w:space="0" w:color="000000"/>
+                <w:right w:val="none" w:sz="0" w:space="0" w:color="000000"/>
+              </w:pBdr>
+              <w:spacing w:after="100" w:before="100" w:line="240"/>
+              <w:ind w:left="100" w:right="100" w:firstLine="0" w:firstLineChars="0"/>
+              <w:rPr>
+                <w:rFonts w:ascii="Arial" w:hAnsi="Arial" w:eastAsia="Arial" w:cs="Arial"/>
+                <w:i w:val="false"/>
+                <w:b w:val="false"/>
+                <w:u w:val="none"/>
+                <w:strike w:val="false"/>
+                <w:sz w:val="22"/>
+                <w:szCs w:val="22"/>
+                <w:color w:val="000000"/>
+              </w:rPr>
+            </w:pPr>
+            <w:r>
+              <w:rPr>
+                <w:rFonts w:ascii="Arial" w:hAnsi="Arial" w:eastAsia="Arial" w:cs="Arial"/>
+                <w:i w:val="false"/>
+                <w:b w:val="false"/>
+                <w:u w:val="none"/>
+                <w:strike w:val="false"/>
+                <w:sz w:val="22"/>
+                <w:szCs w:val="22"/>
+                <w:color w:val="000000"/>
+              </w:rPr>
+              <w:t xml:space="preserve">firmas</w:t>
+            </w:r>
+          </w:p>
+        </w:tc>
+      </w:tr>
+      <w:tr>
+        <w:trPr>
+          <w:trHeight w:val="608" w:hRule="auto"/>
+        </w:trPr>
+        <w:tc>
+          <w:tcPr>
+            <w:tcBorders>
+              <w:bottom w:val="none" w:sz="0" w:space="0" w:color="000000"/>
+              <w:top w:val="single" w:sz="12" w:space="0" w:color="666666"/>
+              <w:left w:val="none" w:sz="0" w:space="0" w:color="000000"/>
+              <w:right w:val="none" w:sz="0" w:space="0" w:color="000000"/>
+            </w:tcBorders>
+            <w:shd w:val="clear" w:color="auto" w:fill="FFFFFF"/>
+            <w:tcMar>
+              <w:top w:w="0" w:type="dxa"/>
+              <w:bottom w:w="0" w:type="dxa"/>
+              <w:left w:w="0" w:type="dxa"/>
+              <w:right w:w="0" w:type="dxa"/>
+            </w:tcMar>
+            <w:vAlign w:val="center"/>
+          </w:tcPr>
+          <w:p>
+            <w:pPr>
+              <w:pStyle w:val="Normal"/>
+              <w:jc w:val="right"/>
+              <w:pBdr>
+                <w:bottom w:val="none" w:sz="0" w:space="0" w:color="000000"/>
+                <w:top w:val="none" w:sz="0" w:space="0" w:color="000000"/>
+                <w:left w:val="none" w:sz="0" w:space="0" w:color="000000"/>
+                <w:right w:val="none" w:sz="0" w:space="0" w:color="000000"/>
+              </w:pBdr>
+              <w:spacing w:after="100" w:before="100" w:line="240"/>
+              <w:ind w:left="100" w:right="100" w:firstLine="0" w:firstLineChars="0"/>
+              <w:rPr>
+                <w:rFonts w:ascii="Arial" w:hAnsi="Arial" w:eastAsia="Arial" w:cs="Arial"/>
+                <w:i w:val="false"/>
+                <w:b w:val="false"/>
+                <w:u w:val="none"/>
+                <w:strike w:val="false"/>
+                <w:sz w:val="22"/>
+                <w:szCs w:val="22"/>
+                <w:color w:val="000000"/>
+              </w:rPr>
+            </w:pPr>
+            <w:r>
+              <w:rPr>
+                <w:rFonts w:ascii="Arial" w:hAnsi="Arial" w:eastAsia="Arial" w:cs="Arial"/>
+                <w:i w:val="false"/>
+                <w:b w:val="false"/>
+                <w:u w:val="none"/>
+                <w:strike w:val="false"/>
+                <w:sz w:val="22"/>
+                <w:szCs w:val="22"/>
+                <w:color w:val="000000"/>
+              </w:rPr>
+              <w:t xml:space="preserve">2,016.0000</w:t>
+            </w:r>
+          </w:p>
+        </w:tc>
+        <w:tc>
+          <w:tcPr>
+            <w:tcBorders>
+              <w:bottom w:val="none" w:sz="0" w:space="0" w:color="000000"/>
+              <w:top w:val="single" w:sz="12" w:space="0" w:color="666666"/>
+              <w:left w:val="none" w:sz="0" w:space="0" w:color="000000"/>
+              <w:right w:val="none" w:sz="0" w:space="0" w:color="000000"/>
+            </w:tcBorders>
+            <w:shd w:val="clear" w:color="auto" w:fill="FFFFFF"/>
+            <w:tcMar>
+              <w:top w:w="0" w:type="dxa"/>
+              <w:bottom w:w="0" w:type="dxa"/>
+              <w:left w:w="0" w:type="dxa"/>
+              <w:right w:w="0" w:type="dxa"/>
+            </w:tcMar>
+            <w:vAlign w:val="center"/>
+          </w:tcPr>
+          <w:p>
+            <w:pPr>
+              <w:pStyle w:val="Normal"/>
+              <w:jc w:val="right"/>
+              <w:pBdr>
+                <w:bottom w:val="none" w:sz="0" w:space="0" w:color="000000"/>
+                <w:top w:val="none" w:sz="0" w:space="0" w:color="000000"/>
+                <w:left w:val="none" w:sz="0" w:space="0" w:color="000000"/>
+                <w:right w:val="none" w:sz="0" w:space="0" w:color="000000"/>
+              </w:pBdr>
+              <w:spacing w:after="100" w:before="100" w:line="240"/>
+              <w:ind w:left="100" w:right="100" w:firstLine="0" w:firstLineChars="0"/>
+              <w:rPr>
+                <w:rFonts w:ascii="Arial" w:hAnsi="Arial" w:eastAsia="Arial" w:cs="Arial"/>
+                <w:i w:val="false"/>
+                <w:b w:val="false"/>
+                <w:u w:val="none"/>
+                <w:strike w:val="false"/>
+                <w:sz w:val="22"/>
+                <w:szCs w:val="22"/>
+                <w:color w:val="000000"/>
+              </w:rPr>
+            </w:pPr>
+            <w:r>
+              <w:rPr>
+                <w:rFonts w:ascii="Arial" w:hAnsi="Arial" w:eastAsia="Arial" w:cs="Arial"/>
+                <w:i w:val="false"/>
+                <w:b w:val="false"/>
+                <w:u w:val="none"/>
+                <w:strike w:val="false"/>
+                <w:sz w:val="22"/>
+                <w:szCs w:val="22"/>
+                <w:color w:val="000000"/>
+              </w:rPr>
+              <w:t xml:space="preserve">8.5801</w:t>
+            </w:r>
+          </w:p>
+        </w:tc>
+        <w:tc>
+          <w:tcPr>
+            <w:tcBorders>
+              <w:bottom w:val="none" w:sz="0" w:space="0" w:color="000000"/>
+              <w:top w:val="single" w:sz="12" w:space="0" w:color="666666"/>
+              <w:left w:val="none" w:sz="0" w:space="0" w:color="000000"/>
+              <w:right w:val="none" w:sz="0" w:space="0" w:color="000000"/>
+            </w:tcBorders>
+            <w:shd w:val="clear" w:color="auto" w:fill="FFFFFF"/>
+            <w:tcMar>
+              <w:top w:w="0" w:type="dxa"/>
+              <w:bottom w:w="0" w:type="dxa"/>
+              <w:left w:w="0" w:type="dxa"/>
+              <w:right w:w="0" w:type="dxa"/>
+            </w:tcMar>
+            <w:vAlign w:val="center"/>
+          </w:tcPr>
+          <w:p>
+            <w:pPr>
+              <w:pStyle w:val="Normal"/>
+              <w:jc w:val="right"/>
+              <w:pBdr>
+                <w:bottom w:val="none" w:sz="0" w:space="0" w:color="000000"/>
+                <w:top w:val="none" w:sz="0" w:space="0" w:color="000000"/>
+                <w:left w:val="none" w:sz="0" w:space="0" w:color="000000"/>
+                <w:right w:val="none" w:sz="0" w:space="0" w:color="000000"/>
+              </w:pBdr>
+              <w:spacing w:after="100" w:before="100" w:line="240"/>
+              <w:ind w:left="100" w:right="100" w:firstLine="0" w:firstLineChars="0"/>
+              <w:rPr>
+                <w:rFonts w:ascii="Arial" w:hAnsi="Arial" w:eastAsia="Arial" w:cs="Arial"/>
+                <w:i w:val="false"/>
+                <w:b w:val="false"/>
+                <w:u w:val="none"/>
+                <w:strike w:val="false"/>
+                <w:sz w:val="22"/>
+                <w:szCs w:val="22"/>
+                <w:color w:val="000000"/>
+              </w:rPr>
+            </w:pPr>
+            <w:r>
+              <w:rPr>
+                <w:rFonts w:ascii="Arial" w:hAnsi="Arial" w:eastAsia="Arial" w:cs="Arial"/>
+                <w:i w:val="false"/>
+                <w:b w:val="false"/>
+                <w:u w:val="none"/>
+                <w:strike w:val="false"/>
+                <w:sz w:val="22"/>
+                <w:szCs w:val="22"/>
+                <w:color w:val="000000"/>
+              </w:rPr>
+              <w:t xml:space="preserve">4.5770</w:t>
+            </w:r>
+          </w:p>
+        </w:tc>
+        <w:tc>
+          <w:tcPr>
+            <w:tcBorders>
+              <w:bottom w:val="none" w:sz="0" w:space="0" w:color="000000"/>
+              <w:top w:val="single" w:sz="12" w:space="0" w:color="666666"/>
+              <w:left w:val="none" w:sz="0" w:space="0" w:color="000000"/>
+              <w:right w:val="none" w:sz="0" w:space="0" w:color="000000"/>
+            </w:tcBorders>
+            <w:shd w:val="clear" w:color="auto" w:fill="FFFFFF"/>
+            <w:tcMar>
+              <w:top w:w="0" w:type="dxa"/>
+              <w:bottom w:w="0" w:type="dxa"/>
+              <w:left w:w="0" w:type="dxa"/>
+              <w:right w:w="0" w:type="dxa"/>
+            </w:tcMar>
+            <w:vAlign w:val="center"/>
+          </w:tcPr>
+          <w:p>
+            <w:pPr>
+              <w:pStyle w:val="Normal"/>
+              <w:jc w:val="right"/>
+              <w:pBdr>
+                <w:bottom w:val="none" w:sz="0" w:space="0" w:color="000000"/>
+                <w:top w:val="none" w:sz="0" w:space="0" w:color="000000"/>
+                <w:left w:val="none" w:sz="0" w:space="0" w:color="000000"/>
+                <w:right w:val="none" w:sz="0" w:space="0" w:color="000000"/>
+              </w:pBdr>
+              <w:spacing w:after="100" w:before="100" w:line="240"/>
+              <w:ind w:left="100" w:right="100" w:firstLine="0" w:firstLineChars="0"/>
+              <w:rPr>
+                <w:rFonts w:ascii="Arial" w:hAnsi="Arial" w:eastAsia="Arial" w:cs="Arial"/>
+                <w:i w:val="false"/>
+                <w:b w:val="false"/>
+                <w:u w:val="none"/>
+                <w:strike w:val="false"/>
+                <w:sz w:val="22"/>
+                <w:szCs w:val="22"/>
+                <w:color w:val="000000"/>
+              </w:rPr>
+            </w:pPr>
+            <w:r>
+              <w:rPr>
+                <w:rFonts w:ascii="Arial" w:hAnsi="Arial" w:eastAsia="Arial" w:cs="Arial"/>
+                <w:i w:val="false"/>
+                <w:b w:val="false"/>
+                <w:u w:val="none"/>
+                <w:strike w:val="false"/>
+                <w:sz w:val="22"/>
+                <w:szCs w:val="22"/>
+                <w:color w:val="000000"/>
+              </w:rPr>
+              <w:t xml:space="preserve">0.3985</w:t>
+            </w:r>
+          </w:p>
+        </w:tc>
+        <w:tc>
+          <w:tcPr>
+            <w:tcBorders>
+              <w:bottom w:val="none" w:sz="0" w:space="0" w:color="000000"/>
+              <w:top w:val="single" w:sz="12" w:space="0" w:color="666666"/>
+              <w:left w:val="none" w:sz="0" w:space="0" w:color="000000"/>
+              <w:right w:val="none" w:sz="0" w:space="0" w:color="000000"/>
+            </w:tcBorders>
+            <w:shd w:val="clear" w:color="auto" w:fill="FFFFFF"/>
+            <w:tcMar>
+              <w:top w:w="0" w:type="dxa"/>
+              <w:bottom w:w="0" w:type="dxa"/>
+              <w:left w:w="0" w:type="dxa"/>
+              <w:right w:w="0" w:type="dxa"/>
+            </w:tcMar>
+            <w:vAlign w:val="center"/>
+          </w:tcPr>
+          <w:p>
+            <w:pPr>
+              <w:pStyle w:val="Normal"/>
+              <w:jc w:val="right"/>
+              <w:pBdr>
+                <w:bottom w:val="none" w:sz="0" w:space="0" w:color="000000"/>
+                <w:top w:val="none" w:sz="0" w:space="0" w:color="000000"/>
+                <w:left w:val="none" w:sz="0" w:space="0" w:color="000000"/>
+                <w:right w:val="none" w:sz="0" w:space="0" w:color="000000"/>
+              </w:pBdr>
+              <w:spacing w:after="100" w:before="100" w:line="240"/>
+              <w:ind w:left="100" w:right="100" w:firstLine="0" w:firstLineChars="0"/>
+              <w:rPr>
+                <w:rFonts w:ascii="Arial" w:hAnsi="Arial" w:eastAsia="Arial" w:cs="Arial"/>
+                <w:i w:val="false"/>
+                <w:b w:val="false"/>
+                <w:u w:val="none"/>
+                <w:strike w:val="false"/>
+                <w:sz w:val="22"/>
+                <w:szCs w:val="22"/>
+                <w:color w:val="000000"/>
+              </w:rPr>
+            </w:pPr>
+            <w:r>
+              <w:rPr>
+                <w:rFonts w:ascii="Arial" w:hAnsi="Arial" w:eastAsia="Arial" w:cs="Arial"/>
+                <w:i w:val="false"/>
+                <w:b w:val="false"/>
+                <w:u w:val="none"/>
+                <w:strike w:val="false"/>
+                <w:sz w:val="22"/>
+                <w:szCs w:val="22"/>
+                <w:color w:val="000000"/>
+              </w:rPr>
+              <w:t xml:space="preserve">0.0000</w:t>
+            </w:r>
+          </w:p>
+        </w:tc>
+        <w:tc>
+          <w:tcPr>
+            <w:tcBorders>
+              <w:bottom w:val="none" w:sz="0" w:space="0" w:color="000000"/>
+              <w:top w:val="single" w:sz="12" w:space="0" w:color="666666"/>
+              <w:left w:val="none" w:sz="0" w:space="0" w:color="000000"/>
+              <w:right w:val="none" w:sz="0" w:space="0" w:color="000000"/>
+            </w:tcBorders>
+            <w:shd w:val="clear" w:color="auto" w:fill="FFFFFF"/>
+            <w:tcMar>
+              <w:top w:w="0" w:type="dxa"/>
+              <w:bottom w:w="0" w:type="dxa"/>
+              <w:left w:w="0" w:type="dxa"/>
+              <w:right w:w="0" w:type="dxa"/>
+            </w:tcMar>
+            <w:vAlign w:val="center"/>
+          </w:tcPr>
+          <w:p>
+            <w:pPr>
+              <w:pStyle w:val="Normal"/>
+              <w:jc w:val="right"/>
+              <w:pBdr>
+                <w:bottom w:val="none" w:sz="0" w:space="0" w:color="000000"/>
+                <w:top w:val="none" w:sz="0" w:space="0" w:color="000000"/>
+                <w:left w:val="none" w:sz="0" w:space="0" w:color="000000"/>
+                <w:right w:val="none" w:sz="0" w:space="0" w:color="000000"/>
+              </w:pBdr>
+              <w:spacing w:after="100" w:before="100" w:line="240"/>
+              <w:ind w:left="100" w:right="100" w:firstLine="0" w:firstLineChars="0"/>
+              <w:rPr>
+                <w:rFonts w:ascii="Arial" w:hAnsi="Arial" w:eastAsia="Arial" w:cs="Arial"/>
+                <w:i w:val="false"/>
+                <w:b w:val="false"/>
+                <w:u w:val="none"/>
+                <w:strike w:val="false"/>
+                <w:sz w:val="22"/>
+                <w:szCs w:val="22"/>
+                <w:color w:val="000000"/>
+              </w:rPr>
+            </w:pPr>
+            <w:r>
+              <w:rPr>
+                <w:rFonts w:ascii="Arial" w:hAnsi="Arial" w:eastAsia="Arial" w:cs="Arial"/>
+                <w:i w:val="false"/>
+                <w:b w:val="false"/>
+                <w:u w:val="none"/>
+                <w:strike w:val="false"/>
+                <w:sz w:val="22"/>
+                <w:szCs w:val="22"/>
+                <w:color w:val="000000"/>
+              </w:rPr>
+              <w:t xml:space="preserve">6,585</w:t>
+            </w:r>
+          </w:p>
+        </w:tc>
+      </w:tr>
+      <w:tr>
+        <w:trPr>
+          <w:trHeight w:val="608" w:hRule="auto"/>
+        </w:trPr>
+        <w:tc>
+          <w:tcPr>
+            <w:tcBorders>
+              <w:bottom w:val="none" w:sz="0" w:space="0" w:color="000000"/>
+              <w:top w:val="none" w:sz="0" w:space="0" w:color="000000"/>
+              <w:left w:val="none" w:sz="0" w:space="0" w:color="000000"/>
+              <w:right w:val="none" w:sz="0" w:space="0" w:color="000000"/>
+            </w:tcBorders>
+            <w:shd w:val="clear" w:color="auto" w:fill="FFFFFF"/>
+            <w:tcMar>
+              <w:top w:w="0" w:type="dxa"/>
+              <w:bottom w:w="0" w:type="dxa"/>
+              <w:left w:w="0" w:type="dxa"/>
+              <w:right w:w="0" w:type="dxa"/>
+            </w:tcMar>
+            <w:vAlign w:val="center"/>
+          </w:tcPr>
+          <w:p>
+            <w:pPr>
+              <w:pStyle w:val="Normal"/>
+              <w:jc w:val="right"/>
+              <w:pBdr>
+                <w:bottom w:val="none" w:sz="0" w:space="0" w:color="000000"/>
+                <w:top w:val="none" w:sz="0" w:space="0" w:color="000000"/>
+                <w:left w:val="none" w:sz="0" w:space="0" w:color="000000"/>
+                <w:right w:val="none" w:sz="0" w:space="0" w:color="000000"/>
+              </w:pBdr>
+              <w:spacing w:after="100" w:before="100" w:line="240"/>
+              <w:ind w:left="100" w:right="100" w:firstLine="0" w:firstLineChars="0"/>
+              <w:rPr>
+                <w:rFonts w:ascii="Arial" w:hAnsi="Arial" w:eastAsia="Arial" w:cs="Arial"/>
+                <w:i w:val="false"/>
+                <w:b w:val="false"/>
+                <w:u w:val="none"/>
+                <w:strike w:val="false"/>
+                <w:sz w:val="22"/>
+                <w:szCs w:val="22"/>
+                <w:color w:val="000000"/>
+              </w:rPr>
+            </w:pPr>
+            <w:r>
+              <w:rPr>
+                <w:rFonts w:ascii="Arial" w:hAnsi="Arial" w:eastAsia="Arial" w:cs="Arial"/>
+                <w:i w:val="false"/>
+                <w:b w:val="false"/>
+                <w:u w:val="none"/>
+                <w:strike w:val="false"/>
+                <w:sz w:val="22"/>
+                <w:szCs w:val="22"/>
+                <w:color w:val="000000"/>
+              </w:rPr>
+              <w:t xml:space="preserve">2,017.0000</w:t>
+            </w:r>
+          </w:p>
+        </w:tc>
+        <w:tc>
+          <w:tcPr>
+            <w:tcBorders>
+              <w:bottom w:val="none" w:sz="0" w:space="0" w:color="000000"/>
+              <w:top w:val="none" w:sz="0" w:space="0" w:color="000000"/>
+              <w:left w:val="none" w:sz="0" w:space="0" w:color="000000"/>
+              <w:right w:val="none" w:sz="0" w:space="0" w:color="000000"/>
+            </w:tcBorders>
+            <w:shd w:val="clear" w:color="auto" w:fill="FFFFFF"/>
+            <w:tcMar>
+              <w:top w:w="0" w:type="dxa"/>
+              <w:bottom w:w="0" w:type="dxa"/>
+              <w:left w:w="0" w:type="dxa"/>
+              <w:right w:w="0" w:type="dxa"/>
+            </w:tcMar>
+            <w:vAlign w:val="center"/>
+          </w:tcPr>
+          <w:p>
+            <w:pPr>
+              <w:pStyle w:val="Normal"/>
+              <w:jc w:val="right"/>
+              <w:pBdr>
+                <w:bottom w:val="none" w:sz="0" w:space="0" w:color="000000"/>
+                <w:top w:val="none" w:sz="0" w:space="0" w:color="000000"/>
+                <w:left w:val="none" w:sz="0" w:space="0" w:color="000000"/>
+                <w:right w:val="none" w:sz="0" w:space="0" w:color="000000"/>
+              </w:pBdr>
+              <w:spacing w:after="100" w:before="100" w:line="240"/>
+              <w:ind w:left="100" w:right="100" w:firstLine="0" w:firstLineChars="0"/>
+              <w:rPr>
+                <w:rFonts w:ascii="Arial" w:hAnsi="Arial" w:eastAsia="Arial" w:cs="Arial"/>
+                <w:i w:val="false"/>
+                <w:b w:val="false"/>
+                <w:u w:val="none"/>
+                <w:strike w:val="false"/>
+                <w:sz w:val="22"/>
+                <w:szCs w:val="22"/>
+                <w:color w:val="000000"/>
+              </w:rPr>
+            </w:pPr>
+            <w:r>
+              <w:rPr>
+                <w:rFonts w:ascii="Arial" w:hAnsi="Arial" w:eastAsia="Arial" w:cs="Arial"/>
+                <w:i w:val="false"/>
+                <w:b w:val="false"/>
+                <w:u w:val="none"/>
+                <w:strike w:val="false"/>
+                <w:sz w:val="22"/>
+                <w:szCs w:val="22"/>
+                <w:color w:val="000000"/>
+              </w:rPr>
+              <w:t xml:space="preserve">4.4610</w:t>
+            </w:r>
+          </w:p>
+        </w:tc>
+        <w:tc>
+          <w:tcPr>
+            <w:tcBorders>
+              <w:bottom w:val="none" w:sz="0" w:space="0" w:color="000000"/>
+              <w:top w:val="none" w:sz="0" w:space="0" w:color="000000"/>
+              <w:left w:val="none" w:sz="0" w:space="0" w:color="000000"/>
+              <w:right w:val="none" w:sz="0" w:space="0" w:color="000000"/>
+            </w:tcBorders>
+            <w:shd w:val="clear" w:color="auto" w:fill="FFFFFF"/>
+            <w:tcMar>
+              <w:top w:w="0" w:type="dxa"/>
+              <w:bottom w:w="0" w:type="dxa"/>
+              <w:left w:w="0" w:type="dxa"/>
+              <w:right w:w="0" w:type="dxa"/>
+            </w:tcMar>
+            <w:vAlign w:val="center"/>
+          </w:tcPr>
+          <w:p>
+            <w:pPr>
+              <w:pStyle w:val="Normal"/>
+              <w:jc w:val="right"/>
+              <w:pBdr>
+                <w:bottom w:val="none" w:sz="0" w:space="0" w:color="000000"/>
+                <w:top w:val="none" w:sz="0" w:space="0" w:color="000000"/>
+                <w:left w:val="none" w:sz="0" w:space="0" w:color="000000"/>
+                <w:right w:val="none" w:sz="0" w:space="0" w:color="000000"/>
+              </w:pBdr>
+              <w:spacing w:after="100" w:before="100" w:line="240"/>
+              <w:ind w:left="100" w:right="100" w:firstLine="0" w:firstLineChars="0"/>
+              <w:rPr>
+                <w:rFonts w:ascii="Arial" w:hAnsi="Arial" w:eastAsia="Arial" w:cs="Arial"/>
+                <w:i w:val="false"/>
+                <w:b w:val="false"/>
+                <w:u w:val="none"/>
+                <w:strike w:val="false"/>
+                <w:sz w:val="22"/>
+                <w:szCs w:val="22"/>
+                <w:color w:val="000000"/>
+              </w:rPr>
+            </w:pPr>
+            <w:r>
+              <w:rPr>
+                <w:rFonts w:ascii="Arial" w:hAnsi="Arial" w:eastAsia="Arial" w:cs="Arial"/>
+                <w:i w:val="false"/>
+                <w:b w:val="false"/>
+                <w:u w:val="none"/>
+                <w:strike w:val="false"/>
+                <w:sz w:val="22"/>
+                <w:szCs w:val="22"/>
+                <w:color w:val="000000"/>
+              </w:rPr>
+              <w:t xml:space="preserve">3.1803</w:t>
+            </w:r>
+          </w:p>
+        </w:tc>
+        <w:tc>
+          <w:tcPr>
+            <w:tcBorders>
+              <w:bottom w:val="none" w:sz="0" w:space="0" w:color="000000"/>
+              <w:top w:val="none" w:sz="0" w:space="0" w:color="000000"/>
+              <w:left w:val="none" w:sz="0" w:space="0" w:color="000000"/>
+              <w:right w:val="none" w:sz="0" w:space="0" w:color="000000"/>
+            </w:tcBorders>
+            <w:shd w:val="clear" w:color="auto" w:fill="FFFFFF"/>
+            <w:tcMar>
+              <w:top w:w="0" w:type="dxa"/>
+              <w:bottom w:w="0" w:type="dxa"/>
+              <w:left w:w="0" w:type="dxa"/>
+              <w:right w:w="0" w:type="dxa"/>
+            </w:tcMar>
+            <w:vAlign w:val="center"/>
+          </w:tcPr>
+          <w:p>
+            <w:pPr>
+              <w:pStyle w:val="Normal"/>
+              <w:jc w:val="right"/>
+              <w:pBdr>
+                <w:bottom w:val="none" w:sz="0" w:space="0" w:color="000000"/>
+                <w:top w:val="none" w:sz="0" w:space="0" w:color="000000"/>
+                <w:left w:val="none" w:sz="0" w:space="0" w:color="000000"/>
+                <w:right w:val="none" w:sz="0" w:space="0" w:color="000000"/>
+              </w:pBdr>
+              <w:spacing w:after="100" w:before="100" w:line="240"/>
+              <w:ind w:left="100" w:right="100" w:firstLine="0" w:firstLineChars="0"/>
+              <w:rPr>
+                <w:rFonts w:ascii="Arial" w:hAnsi="Arial" w:eastAsia="Arial" w:cs="Arial"/>
+                <w:i w:val="false"/>
+                <w:b w:val="false"/>
+                <w:u w:val="none"/>
+                <w:strike w:val="false"/>
+                <w:sz w:val="22"/>
+                <w:szCs w:val="22"/>
+                <w:color w:val="000000"/>
+              </w:rPr>
+            </w:pPr>
+            <w:r>
+              <w:rPr>
+                <w:rFonts w:ascii="Arial" w:hAnsi="Arial" w:eastAsia="Arial" w:cs="Arial"/>
+                <w:i w:val="false"/>
+                <w:b w:val="false"/>
+                <w:u w:val="none"/>
+                <w:strike w:val="false"/>
+                <w:sz w:val="22"/>
+                <w:szCs w:val="22"/>
+                <w:color w:val="000000"/>
+              </w:rPr>
+              <w:t xml:space="preserve">0.3871</w:t>
+            </w:r>
+          </w:p>
+        </w:tc>
+        <w:tc>
+          <w:tcPr>
+            <w:tcBorders>
+              <w:bottom w:val="none" w:sz="0" w:space="0" w:color="000000"/>
+              <w:top w:val="none" w:sz="0" w:space="0" w:color="000000"/>
+              <w:left w:val="none" w:sz="0" w:space="0" w:color="000000"/>
+              <w:right w:val="none" w:sz="0" w:space="0" w:color="000000"/>
+            </w:tcBorders>
+            <w:shd w:val="clear" w:color="auto" w:fill="FFFFFF"/>
+            <w:tcMar>
+              <w:top w:w="0" w:type="dxa"/>
+              <w:bottom w:w="0" w:type="dxa"/>
+              <w:left w:w="0" w:type="dxa"/>
+              <w:right w:w="0" w:type="dxa"/>
+            </w:tcMar>
+            <w:vAlign w:val="center"/>
+          </w:tcPr>
+          <w:p>
+            <w:pPr>
+              <w:pStyle w:val="Normal"/>
+              <w:jc w:val="right"/>
+              <w:pBdr>
+                <w:bottom w:val="none" w:sz="0" w:space="0" w:color="000000"/>
+                <w:top w:val="none" w:sz="0" w:space="0" w:color="000000"/>
+                <w:left w:val="none" w:sz="0" w:space="0" w:color="000000"/>
+                <w:right w:val="none" w:sz="0" w:space="0" w:color="000000"/>
+              </w:pBdr>
+              <w:spacing w:after="100" w:before="100" w:line="240"/>
+              <w:ind w:left="100" w:right="100" w:firstLine="0" w:firstLineChars="0"/>
+              <w:rPr>
+                <w:rFonts w:ascii="Arial" w:hAnsi="Arial" w:eastAsia="Arial" w:cs="Arial"/>
+                <w:i w:val="false"/>
+                <w:b w:val="false"/>
+                <w:u w:val="none"/>
+                <w:strike w:val="false"/>
+                <w:sz w:val="22"/>
+                <w:szCs w:val="22"/>
+                <w:color w:val="000000"/>
+              </w:rPr>
+            </w:pPr>
+            <w:r>
+              <w:rPr>
+                <w:rFonts w:ascii="Arial" w:hAnsi="Arial" w:eastAsia="Arial" w:cs="Arial"/>
+                <w:i w:val="false"/>
+                <w:b w:val="false"/>
+                <w:u w:val="none"/>
+                <w:strike w:val="false"/>
+                <w:sz w:val="22"/>
+                <w:szCs w:val="22"/>
+                <w:color w:val="000000"/>
+              </w:rPr>
+              <w:t xml:space="preserve">0.0000</w:t>
+            </w:r>
+          </w:p>
+        </w:tc>
+        <w:tc>
+          <w:tcPr>
+            <w:tcBorders>
+              <w:bottom w:val="none" w:sz="0" w:space="0" w:color="000000"/>
+              <w:top w:val="none" w:sz="0" w:space="0" w:color="000000"/>
+              <w:left w:val="none" w:sz="0" w:space="0" w:color="000000"/>
+              <w:right w:val="none" w:sz="0" w:space="0" w:color="000000"/>
+            </w:tcBorders>
+            <w:shd w:val="clear" w:color="auto" w:fill="FFFFFF"/>
+            <w:tcMar>
+              <w:top w:w="0" w:type="dxa"/>
+              <w:bottom w:w="0" w:type="dxa"/>
+              <w:left w:w="0" w:type="dxa"/>
+              <w:right w:w="0" w:type="dxa"/>
+            </w:tcMar>
+            <w:vAlign w:val="center"/>
+          </w:tcPr>
+          <w:p>
+            <w:pPr>
+              <w:pStyle w:val="Normal"/>
+              <w:jc w:val="right"/>
+              <w:pBdr>
+                <w:bottom w:val="none" w:sz="0" w:space="0" w:color="000000"/>
+                <w:top w:val="none" w:sz="0" w:space="0" w:color="000000"/>
+                <w:left w:val="none" w:sz="0" w:space="0" w:color="000000"/>
+                <w:right w:val="none" w:sz="0" w:space="0" w:color="000000"/>
+              </w:pBdr>
+              <w:spacing w:after="100" w:before="100" w:line="240"/>
+              <w:ind w:left="100" w:right="100" w:firstLine="0" w:firstLineChars="0"/>
+              <w:rPr>
+                <w:rFonts w:ascii="Arial" w:hAnsi="Arial" w:eastAsia="Arial" w:cs="Arial"/>
+                <w:i w:val="false"/>
+                <w:b w:val="false"/>
+                <w:u w:val="none"/>
+                <w:strike w:val="false"/>
+                <w:sz w:val="22"/>
+                <w:szCs w:val="22"/>
+                <w:color w:val="000000"/>
+              </w:rPr>
+            </w:pPr>
+            <w:r>
+              <w:rPr>
+                <w:rFonts w:ascii="Arial" w:hAnsi="Arial" w:eastAsia="Arial" w:cs="Arial"/>
+                <w:i w:val="false"/>
+                <w:b w:val="false"/>
+                <w:u w:val="none"/>
+                <w:strike w:val="false"/>
+                <w:sz w:val="22"/>
+                <w:szCs w:val="22"/>
+                <w:color w:val="000000"/>
+              </w:rPr>
+              <w:t xml:space="preserve">6,299</w:t>
+            </w:r>
+          </w:p>
+        </w:tc>
+      </w:tr>
+      <w:tr>
+        <w:trPr>
+          <w:trHeight w:val="608" w:hRule="auto"/>
+        </w:trPr>
+        <w:tc>
+          <w:tcPr>
+            <w:tcBorders>
+              <w:bottom w:val="none" w:sz="0" w:space="0" w:color="000000"/>
+              <w:top w:val="none" w:sz="0" w:space="0" w:color="000000"/>
+              <w:left w:val="none" w:sz="0" w:space="0" w:color="000000"/>
+              <w:right w:val="none" w:sz="0" w:space="0" w:color="000000"/>
+            </w:tcBorders>
+            <w:shd w:val="clear" w:color="auto" w:fill="FFFFFF"/>
+            <w:tcMar>
+              <w:top w:w="0" w:type="dxa"/>
+              <w:bottom w:w="0" w:type="dxa"/>
+              <w:left w:w="0" w:type="dxa"/>
+              <w:right w:w="0" w:type="dxa"/>
+            </w:tcMar>
+            <w:vAlign w:val="center"/>
+          </w:tcPr>
+          <w:p>
+            <w:pPr>
+              <w:pStyle w:val="Normal"/>
+              <w:jc w:val="right"/>
+              <w:pBdr>
+                <w:bottom w:val="none" w:sz="0" w:space="0" w:color="000000"/>
+                <w:top w:val="none" w:sz="0" w:space="0" w:color="000000"/>
+                <w:left w:val="none" w:sz="0" w:space="0" w:color="000000"/>
+                <w:right w:val="none" w:sz="0" w:space="0" w:color="000000"/>
+              </w:pBdr>
+              <w:spacing w:after="100" w:before="100" w:line="240"/>
+              <w:ind w:left="100" w:right="100" w:firstLine="0" w:firstLineChars="0"/>
+              <w:rPr>
+                <w:rFonts w:ascii="Arial" w:hAnsi="Arial" w:eastAsia="Arial" w:cs="Arial"/>
+                <w:i w:val="false"/>
+                <w:b w:val="false"/>
+                <w:u w:val="none"/>
+                <w:strike w:val="false"/>
+                <w:sz w:val="22"/>
+                <w:szCs w:val="22"/>
+                <w:color w:val="000000"/>
+              </w:rPr>
+            </w:pPr>
+            <w:r>
+              <w:rPr>
+                <w:rFonts w:ascii="Arial" w:hAnsi="Arial" w:eastAsia="Arial" w:cs="Arial"/>
+                <w:i w:val="false"/>
+                <w:b w:val="false"/>
+                <w:u w:val="none"/>
+                <w:strike w:val="false"/>
+                <w:sz w:val="22"/>
+                <w:szCs w:val="22"/>
+                <w:color w:val="000000"/>
+              </w:rPr>
+              <w:t xml:space="preserve">2,018.0000</w:t>
+            </w:r>
+          </w:p>
+        </w:tc>
+        <w:tc>
+          <w:tcPr>
+            <w:tcBorders>
+              <w:bottom w:val="none" w:sz="0" w:space="0" w:color="000000"/>
+              <w:top w:val="none" w:sz="0" w:space="0" w:color="000000"/>
+              <w:left w:val="none" w:sz="0" w:space="0" w:color="000000"/>
+              <w:right w:val="none" w:sz="0" w:space="0" w:color="000000"/>
+            </w:tcBorders>
+            <w:shd w:val="clear" w:color="auto" w:fill="FFFFFF"/>
+            <w:tcMar>
+              <w:top w:w="0" w:type="dxa"/>
+              <w:bottom w:w="0" w:type="dxa"/>
+              <w:left w:w="0" w:type="dxa"/>
+              <w:right w:w="0" w:type="dxa"/>
+            </w:tcMar>
+            <w:vAlign w:val="center"/>
+          </w:tcPr>
+          <w:p>
+            <w:pPr>
+              <w:pStyle w:val="Normal"/>
+              <w:jc w:val="right"/>
+              <w:pBdr>
+                <w:bottom w:val="none" w:sz="0" w:space="0" w:color="000000"/>
+                <w:top w:val="none" w:sz="0" w:space="0" w:color="000000"/>
+                <w:left w:val="none" w:sz="0" w:space="0" w:color="000000"/>
+                <w:right w:val="none" w:sz="0" w:space="0" w:color="000000"/>
+              </w:pBdr>
+              <w:spacing w:after="100" w:before="100" w:line="240"/>
+              <w:ind w:left="100" w:right="100" w:firstLine="0" w:firstLineChars="0"/>
+              <w:rPr>
+                <w:rFonts w:ascii="Arial" w:hAnsi="Arial" w:eastAsia="Arial" w:cs="Arial"/>
+                <w:i w:val="false"/>
+                <w:b w:val="false"/>
+                <w:u w:val="none"/>
+                <w:strike w:val="false"/>
+                <w:sz w:val="22"/>
+                <w:szCs w:val="22"/>
+                <w:color w:val="000000"/>
+              </w:rPr>
+            </w:pPr>
+            <w:r>
+              <w:rPr>
+                <w:rFonts w:ascii="Arial" w:hAnsi="Arial" w:eastAsia="Arial" w:cs="Arial"/>
+                <w:i w:val="false"/>
+                <w:b w:val="false"/>
+                <w:u w:val="none"/>
+                <w:strike w:val="false"/>
+                <w:sz w:val="22"/>
+                <w:szCs w:val="22"/>
+                <w:color w:val="000000"/>
+              </w:rPr>
+              <w:t xml:space="preserve">4.1320</w:t>
+            </w:r>
+          </w:p>
+        </w:tc>
+        <w:tc>
+          <w:tcPr>
+            <w:tcBorders>
+              <w:bottom w:val="none" w:sz="0" w:space="0" w:color="000000"/>
+              <w:top w:val="none" w:sz="0" w:space="0" w:color="000000"/>
+              <w:left w:val="none" w:sz="0" w:space="0" w:color="000000"/>
+              <w:right w:val="none" w:sz="0" w:space="0" w:color="000000"/>
+            </w:tcBorders>
+            <w:shd w:val="clear" w:color="auto" w:fill="FFFFFF"/>
+            <w:tcMar>
+              <w:top w:w="0" w:type="dxa"/>
+              <w:bottom w:w="0" w:type="dxa"/>
+              <w:left w:w="0" w:type="dxa"/>
+              <w:right w:w="0" w:type="dxa"/>
+            </w:tcMar>
+            <w:vAlign w:val="center"/>
+          </w:tcPr>
+          <w:p>
+            <w:pPr>
+              <w:pStyle w:val="Normal"/>
+              <w:jc w:val="right"/>
+              <w:pBdr>
+                <w:bottom w:val="none" w:sz="0" w:space="0" w:color="000000"/>
+                <w:top w:val="none" w:sz="0" w:space="0" w:color="000000"/>
+                <w:left w:val="none" w:sz="0" w:space="0" w:color="000000"/>
+                <w:right w:val="none" w:sz="0" w:space="0" w:color="000000"/>
+              </w:pBdr>
+              <w:spacing w:after="100" w:before="100" w:line="240"/>
+              <w:ind w:left="100" w:right="100" w:firstLine="0" w:firstLineChars="0"/>
+              <w:rPr>
+                <w:rFonts w:ascii="Arial" w:hAnsi="Arial" w:eastAsia="Arial" w:cs="Arial"/>
+                <w:i w:val="false"/>
+                <w:b w:val="false"/>
+                <w:u w:val="none"/>
+                <w:strike w:val="false"/>
+                <w:sz w:val="22"/>
+                <w:szCs w:val="22"/>
+                <w:color w:val="000000"/>
+              </w:rPr>
+            </w:pPr>
+            <w:r>
+              <w:rPr>
+                <w:rFonts w:ascii="Arial" w:hAnsi="Arial" w:eastAsia="Arial" w:cs="Arial"/>
+                <w:i w:val="false"/>
+                <w:b w:val="false"/>
+                <w:u w:val="none"/>
+                <w:strike w:val="false"/>
+                <w:sz w:val="22"/>
+                <w:szCs w:val="22"/>
+                <w:color w:val="000000"/>
+              </w:rPr>
+              <w:t xml:space="preserve">2.1645</w:t>
+            </w:r>
+          </w:p>
+        </w:tc>
+        <w:tc>
+          <w:tcPr>
+            <w:tcBorders>
+              <w:bottom w:val="none" w:sz="0" w:space="0" w:color="000000"/>
+              <w:top w:val="none" w:sz="0" w:space="0" w:color="000000"/>
+              <w:left w:val="none" w:sz="0" w:space="0" w:color="000000"/>
+              <w:right w:val="none" w:sz="0" w:space="0" w:color="000000"/>
+            </w:tcBorders>
+            <w:shd w:val="clear" w:color="auto" w:fill="FFFFFF"/>
+            <w:tcMar>
+              <w:top w:w="0" w:type="dxa"/>
+              <w:bottom w:w="0" w:type="dxa"/>
+              <w:left w:w="0" w:type="dxa"/>
+              <w:right w:w="0" w:type="dxa"/>
+            </w:tcMar>
+            <w:vAlign w:val="center"/>
+          </w:tcPr>
+          <w:p>
+            <w:pPr>
+              <w:pStyle w:val="Normal"/>
+              <w:jc w:val="right"/>
+              <w:pBdr>
+                <w:bottom w:val="none" w:sz="0" w:space="0" w:color="000000"/>
+                <w:top w:val="none" w:sz="0" w:space="0" w:color="000000"/>
+                <w:left w:val="none" w:sz="0" w:space="0" w:color="000000"/>
+                <w:right w:val="none" w:sz="0" w:space="0" w:color="000000"/>
+              </w:pBdr>
+              <w:spacing w:after="100" w:before="100" w:line="240"/>
+              <w:ind w:left="100" w:right="100" w:firstLine="0" w:firstLineChars="0"/>
+              <w:rPr>
+                <w:rFonts w:ascii="Arial" w:hAnsi="Arial" w:eastAsia="Arial" w:cs="Arial"/>
+                <w:i w:val="false"/>
+                <w:b w:val="false"/>
+                <w:u w:val="none"/>
+                <w:strike w:val="false"/>
+                <w:sz w:val="22"/>
+                <w:szCs w:val="22"/>
+                <w:color w:val="000000"/>
+              </w:rPr>
+            </w:pPr>
+            <w:r>
+              <w:rPr>
+                <w:rFonts w:ascii="Arial" w:hAnsi="Arial" w:eastAsia="Arial" w:cs="Arial"/>
+                <w:i w:val="false"/>
+                <w:b w:val="false"/>
+                <w:u w:val="none"/>
+                <w:strike w:val="false"/>
+                <w:sz w:val="22"/>
+                <w:szCs w:val="22"/>
+                <w:color w:val="000000"/>
+              </w:rPr>
+              <w:t xml:space="preserve">0.3544</w:t>
+            </w:r>
+          </w:p>
+        </w:tc>
+        <w:tc>
+          <w:tcPr>
+            <w:tcBorders>
+              <w:bottom w:val="none" w:sz="0" w:space="0" w:color="000000"/>
+              <w:top w:val="none" w:sz="0" w:space="0" w:color="000000"/>
+              <w:left w:val="none" w:sz="0" w:space="0" w:color="000000"/>
+              <w:right w:val="none" w:sz="0" w:space="0" w:color="000000"/>
+            </w:tcBorders>
+            <w:shd w:val="clear" w:color="auto" w:fill="FFFFFF"/>
+            <w:tcMar>
+              <w:top w:w="0" w:type="dxa"/>
+              <w:bottom w:w="0" w:type="dxa"/>
+              <w:left w:w="0" w:type="dxa"/>
+              <w:right w:w="0" w:type="dxa"/>
+            </w:tcMar>
+            <w:vAlign w:val="center"/>
+          </w:tcPr>
+          <w:p>
+            <w:pPr>
+              <w:pStyle w:val="Normal"/>
+              <w:jc w:val="right"/>
+              <w:pBdr>
+                <w:bottom w:val="none" w:sz="0" w:space="0" w:color="000000"/>
+                <w:top w:val="none" w:sz="0" w:space="0" w:color="000000"/>
+                <w:left w:val="none" w:sz="0" w:space="0" w:color="000000"/>
+                <w:right w:val="none" w:sz="0" w:space="0" w:color="000000"/>
+              </w:pBdr>
+              <w:spacing w:after="100" w:before="100" w:line="240"/>
+              <w:ind w:left="100" w:right="100" w:firstLine="0" w:firstLineChars="0"/>
+              <w:rPr>
+                <w:rFonts w:ascii="Arial" w:hAnsi="Arial" w:eastAsia="Arial" w:cs="Arial"/>
+                <w:i w:val="false"/>
+                <w:b w:val="false"/>
+                <w:u w:val="none"/>
+                <w:strike w:val="false"/>
+                <w:sz w:val="22"/>
+                <w:szCs w:val="22"/>
+                <w:color w:val="000000"/>
+              </w:rPr>
+            </w:pPr>
+            <w:r>
+              <w:rPr>
+                <w:rFonts w:ascii="Arial" w:hAnsi="Arial" w:eastAsia="Arial" w:cs="Arial"/>
+                <w:i w:val="false"/>
+                <w:b w:val="false"/>
+                <w:u w:val="none"/>
+                <w:strike w:val="false"/>
+                <w:sz w:val="22"/>
+                <w:szCs w:val="22"/>
+                <w:color w:val="000000"/>
+              </w:rPr>
+              <w:t xml:space="preserve">0.0000</w:t>
+            </w:r>
+          </w:p>
+        </w:tc>
+        <w:tc>
+          <w:tcPr>
+            <w:tcBorders>
+              <w:bottom w:val="none" w:sz="0" w:space="0" w:color="000000"/>
+              <w:top w:val="none" w:sz="0" w:space="0" w:color="000000"/>
+              <w:left w:val="none" w:sz="0" w:space="0" w:color="000000"/>
+              <w:right w:val="none" w:sz="0" w:space="0" w:color="000000"/>
+            </w:tcBorders>
+            <w:shd w:val="clear" w:color="auto" w:fill="FFFFFF"/>
+            <w:tcMar>
+              <w:top w:w="0" w:type="dxa"/>
+              <w:bottom w:w="0" w:type="dxa"/>
+              <w:left w:w="0" w:type="dxa"/>
+              <w:right w:w="0" w:type="dxa"/>
+            </w:tcMar>
+            <w:vAlign w:val="center"/>
+          </w:tcPr>
+          <w:p>
+            <w:pPr>
+              <w:pStyle w:val="Normal"/>
+              <w:jc w:val="right"/>
+              <w:pBdr>
+                <w:bottom w:val="none" w:sz="0" w:space="0" w:color="000000"/>
+                <w:top w:val="none" w:sz="0" w:space="0" w:color="000000"/>
+                <w:left w:val="none" w:sz="0" w:space="0" w:color="000000"/>
+                <w:right w:val="none" w:sz="0" w:space="0" w:color="000000"/>
+              </w:pBdr>
+              <w:spacing w:after="100" w:before="100" w:line="240"/>
+              <w:ind w:left="100" w:right="100" w:firstLine="0" w:firstLineChars="0"/>
+              <w:rPr>
+                <w:rFonts w:ascii="Arial" w:hAnsi="Arial" w:eastAsia="Arial" w:cs="Arial"/>
+                <w:i w:val="false"/>
+                <w:b w:val="false"/>
+                <w:u w:val="none"/>
+                <w:strike w:val="false"/>
+                <w:sz w:val="22"/>
+                <w:szCs w:val="22"/>
+                <w:color w:val="000000"/>
+              </w:rPr>
+            </w:pPr>
+            <w:r>
+              <w:rPr>
+                <w:rFonts w:ascii="Arial" w:hAnsi="Arial" w:eastAsia="Arial" w:cs="Arial"/>
+                <w:i w:val="false"/>
+                <w:b w:val="false"/>
+                <w:u w:val="none"/>
+                <w:strike w:val="false"/>
+                <w:sz w:val="22"/>
+                <w:szCs w:val="22"/>
+                <w:color w:val="000000"/>
+              </w:rPr>
+              <w:t xml:space="preserve">6,123</w:t>
+            </w:r>
+          </w:p>
+        </w:tc>
+      </w:tr>
+      <w:tr>
+        <w:trPr>
+          <w:trHeight w:val="608" w:hRule="auto"/>
+        </w:trPr>
+        <w:tc>
+          <w:tcPr>
+            <w:tcBorders>
+              <w:bottom w:val="none" w:sz="0" w:space="0" w:color="000000"/>
+              <w:top w:val="none" w:sz="0" w:space="0" w:color="000000"/>
+              <w:left w:val="none" w:sz="0" w:space="0" w:color="000000"/>
+              <w:right w:val="none" w:sz="0" w:space="0" w:color="000000"/>
+            </w:tcBorders>
+            <w:shd w:val="clear" w:color="auto" w:fill="FFFFFF"/>
+            <w:tcMar>
+              <w:top w:w="0" w:type="dxa"/>
+              <w:bottom w:w="0" w:type="dxa"/>
+              <w:left w:w="0" w:type="dxa"/>
+              <w:right w:w="0" w:type="dxa"/>
+            </w:tcMar>
+            <w:vAlign w:val="center"/>
+          </w:tcPr>
+          <w:p>
+            <w:pPr>
+              <w:pStyle w:val="Normal"/>
+              <w:jc w:val="right"/>
+              <w:pBdr>
+                <w:bottom w:val="none" w:sz="0" w:space="0" w:color="000000"/>
+                <w:top w:val="none" w:sz="0" w:space="0" w:color="000000"/>
+                <w:left w:val="none" w:sz="0" w:space="0" w:color="000000"/>
+                <w:right w:val="none" w:sz="0" w:space="0" w:color="000000"/>
+              </w:pBdr>
+              <w:spacing w:after="100" w:before="100" w:line="240"/>
+              <w:ind w:left="100" w:right="100" w:firstLine="0" w:firstLineChars="0"/>
+              <w:rPr>
+                <w:rFonts w:ascii="Arial" w:hAnsi="Arial" w:eastAsia="Arial" w:cs="Arial"/>
+                <w:i w:val="false"/>
+                <w:b w:val="false"/>
+                <w:u w:val="none"/>
+                <w:strike w:val="false"/>
+                <w:sz w:val="22"/>
+                <w:szCs w:val="22"/>
+                <w:color w:val="000000"/>
+              </w:rPr>
+            </w:pPr>
+            <w:r>
+              <w:rPr>
+                <w:rFonts w:ascii="Arial" w:hAnsi="Arial" w:eastAsia="Arial" w:cs="Arial"/>
+                <w:i w:val="false"/>
+                <w:b w:val="false"/>
+                <w:u w:val="none"/>
+                <w:strike w:val="false"/>
+                <w:sz w:val="22"/>
+                <w:szCs w:val="22"/>
+                <w:color w:val="000000"/>
+              </w:rPr>
+              <w:t xml:space="preserve">2,019.0000</w:t>
+            </w:r>
+          </w:p>
+        </w:tc>
+        <w:tc>
+          <w:tcPr>
+            <w:tcBorders>
+              <w:bottom w:val="none" w:sz="0" w:space="0" w:color="000000"/>
+              <w:top w:val="none" w:sz="0" w:space="0" w:color="000000"/>
+              <w:left w:val="none" w:sz="0" w:space="0" w:color="000000"/>
+              <w:right w:val="none" w:sz="0" w:space="0" w:color="000000"/>
+            </w:tcBorders>
+            <w:shd w:val="clear" w:color="auto" w:fill="FFFFFF"/>
+            <w:tcMar>
+              <w:top w:w="0" w:type="dxa"/>
+              <w:bottom w:w="0" w:type="dxa"/>
+              <w:left w:w="0" w:type="dxa"/>
+              <w:right w:w="0" w:type="dxa"/>
+            </w:tcMar>
+            <w:vAlign w:val="center"/>
+          </w:tcPr>
+          <w:p>
+            <w:pPr>
+              <w:pStyle w:val="Normal"/>
+              <w:jc w:val="right"/>
+              <w:pBdr>
+                <w:bottom w:val="none" w:sz="0" w:space="0" w:color="000000"/>
+                <w:top w:val="none" w:sz="0" w:space="0" w:color="000000"/>
+                <w:left w:val="none" w:sz="0" w:space="0" w:color="000000"/>
+                <w:right w:val="none" w:sz="0" w:space="0" w:color="000000"/>
+              </w:pBdr>
+              <w:spacing w:after="100" w:before="100" w:line="240"/>
+              <w:ind w:left="100" w:right="100" w:firstLine="0" w:firstLineChars="0"/>
+              <w:rPr>
+                <w:rFonts w:ascii="Arial" w:hAnsi="Arial" w:eastAsia="Arial" w:cs="Arial"/>
+                <w:i w:val="false"/>
+                <w:b w:val="false"/>
+                <w:u w:val="none"/>
+                <w:strike w:val="false"/>
+                <w:sz w:val="22"/>
+                <w:szCs w:val="22"/>
+                <w:color w:val="000000"/>
+              </w:rPr>
+            </w:pPr>
+            <w:r>
+              <w:rPr>
+                <w:rFonts w:ascii="Arial" w:hAnsi="Arial" w:eastAsia="Arial" w:cs="Arial"/>
+                <w:i w:val="false"/>
+                <w:b w:val="false"/>
+                <w:u w:val="none"/>
+                <w:strike w:val="false"/>
+                <w:sz w:val="22"/>
+                <w:szCs w:val="22"/>
+                <w:color w:val="000000"/>
+              </w:rPr>
+              <w:t xml:space="preserve">3.5521</w:t>
+            </w:r>
+          </w:p>
+        </w:tc>
+        <w:tc>
+          <w:tcPr>
+            <w:tcBorders>
+              <w:bottom w:val="none" w:sz="0" w:space="0" w:color="000000"/>
+              <w:top w:val="none" w:sz="0" w:space="0" w:color="000000"/>
+              <w:left w:val="none" w:sz="0" w:space="0" w:color="000000"/>
+              <w:right w:val="none" w:sz="0" w:space="0" w:color="000000"/>
+            </w:tcBorders>
+            <w:shd w:val="clear" w:color="auto" w:fill="FFFFFF"/>
+            <w:tcMar>
+              <w:top w:w="0" w:type="dxa"/>
+              <w:bottom w:w="0" w:type="dxa"/>
+              <w:left w:w="0" w:type="dxa"/>
+              <w:right w:w="0" w:type="dxa"/>
+            </w:tcMar>
+            <w:vAlign w:val="center"/>
+          </w:tcPr>
+          <w:p>
+            <w:pPr>
+              <w:pStyle w:val="Normal"/>
+              <w:jc w:val="right"/>
+              <w:pBdr>
+                <w:bottom w:val="none" w:sz="0" w:space="0" w:color="000000"/>
+                <w:top w:val="none" w:sz="0" w:space="0" w:color="000000"/>
+                <w:left w:val="none" w:sz="0" w:space="0" w:color="000000"/>
+                <w:right w:val="none" w:sz="0" w:space="0" w:color="000000"/>
+              </w:pBdr>
+              <w:spacing w:after="100" w:before="100" w:line="240"/>
+              <w:ind w:left="100" w:right="100" w:firstLine="0" w:firstLineChars="0"/>
+              <w:rPr>
+                <w:rFonts w:ascii="Arial" w:hAnsi="Arial" w:eastAsia="Arial" w:cs="Arial"/>
+                <w:i w:val="false"/>
+                <w:b w:val="false"/>
+                <w:u w:val="none"/>
+                <w:strike w:val="false"/>
+                <w:sz w:val="22"/>
+                <w:szCs w:val="22"/>
+                <w:color w:val="000000"/>
+              </w:rPr>
+            </w:pPr>
+            <w:r>
+              <w:rPr>
+                <w:rFonts w:ascii="Arial" w:hAnsi="Arial" w:eastAsia="Arial" w:cs="Arial"/>
+                <w:i w:val="false"/>
+                <w:b w:val="false"/>
+                <w:u w:val="none"/>
+                <w:strike w:val="false"/>
+                <w:sz w:val="22"/>
+                <w:szCs w:val="22"/>
+                <w:color w:val="000000"/>
+              </w:rPr>
+              <w:t xml:space="preserve">2.7256</w:t>
+            </w:r>
+          </w:p>
+        </w:tc>
+        <w:tc>
+          <w:tcPr>
+            <w:tcBorders>
+              <w:bottom w:val="none" w:sz="0" w:space="0" w:color="000000"/>
+              <w:top w:val="none" w:sz="0" w:space="0" w:color="000000"/>
+              <w:left w:val="none" w:sz="0" w:space="0" w:color="000000"/>
+              <w:right w:val="none" w:sz="0" w:space="0" w:color="000000"/>
+            </w:tcBorders>
+            <w:shd w:val="clear" w:color="auto" w:fill="FFFFFF"/>
+            <w:tcMar>
+              <w:top w:w="0" w:type="dxa"/>
+              <w:bottom w:w="0" w:type="dxa"/>
+              <w:left w:w="0" w:type="dxa"/>
+              <w:right w:w="0" w:type="dxa"/>
+            </w:tcMar>
+            <w:vAlign w:val="center"/>
+          </w:tcPr>
+          <w:p>
+            <w:pPr>
+              <w:pStyle w:val="Normal"/>
+              <w:jc w:val="right"/>
+              <w:pBdr>
+                <w:bottom w:val="none" w:sz="0" w:space="0" w:color="000000"/>
+                <w:top w:val="none" w:sz="0" w:space="0" w:color="000000"/>
+                <w:left w:val="none" w:sz="0" w:space="0" w:color="000000"/>
+                <w:right w:val="none" w:sz="0" w:space="0" w:color="000000"/>
+              </w:pBdr>
+              <w:spacing w:after="100" w:before="100" w:line="240"/>
+              <w:ind w:left="100" w:right="100" w:firstLine="0" w:firstLineChars="0"/>
+              <w:rPr>
+                <w:rFonts w:ascii="Arial" w:hAnsi="Arial" w:eastAsia="Arial" w:cs="Arial"/>
+                <w:i w:val="false"/>
+                <w:b w:val="false"/>
+                <w:u w:val="none"/>
+                <w:strike w:val="false"/>
+                <w:sz w:val="22"/>
+                <w:szCs w:val="22"/>
+                <w:color w:val="000000"/>
+              </w:rPr>
+            </w:pPr>
+            <w:r>
+              <w:rPr>
+                <w:rFonts w:ascii="Arial" w:hAnsi="Arial" w:eastAsia="Arial" w:cs="Arial"/>
+                <w:i w:val="false"/>
+                <w:b w:val="false"/>
+                <w:u w:val="none"/>
+                <w:strike w:val="false"/>
+                <w:sz w:val="22"/>
+                <w:szCs w:val="22"/>
+                <w:color w:val="000000"/>
+              </w:rPr>
+              <w:t xml:space="preserve">0.3950</w:t>
+            </w:r>
+          </w:p>
+        </w:tc>
+        <w:tc>
+          <w:tcPr>
+            <w:tcBorders>
+              <w:bottom w:val="none" w:sz="0" w:space="0" w:color="000000"/>
+              <w:top w:val="none" w:sz="0" w:space="0" w:color="000000"/>
+              <w:left w:val="none" w:sz="0" w:space="0" w:color="000000"/>
+              <w:right w:val="none" w:sz="0" w:space="0" w:color="000000"/>
+            </w:tcBorders>
+            <w:shd w:val="clear" w:color="auto" w:fill="FFFFFF"/>
+            <w:tcMar>
+              <w:top w:w="0" w:type="dxa"/>
+              <w:bottom w:w="0" w:type="dxa"/>
+              <w:left w:w="0" w:type="dxa"/>
+              <w:right w:w="0" w:type="dxa"/>
+            </w:tcMar>
+            <w:vAlign w:val="center"/>
+          </w:tcPr>
+          <w:p>
+            <w:pPr>
+              <w:pStyle w:val="Normal"/>
+              <w:jc w:val="right"/>
+              <w:pBdr>
+                <w:bottom w:val="none" w:sz="0" w:space="0" w:color="000000"/>
+                <w:top w:val="none" w:sz="0" w:space="0" w:color="000000"/>
+                <w:left w:val="none" w:sz="0" w:space="0" w:color="000000"/>
+                <w:right w:val="none" w:sz="0" w:space="0" w:color="000000"/>
+              </w:pBdr>
+              <w:spacing w:after="100" w:before="100" w:line="240"/>
+              <w:ind w:left="100" w:right="100" w:firstLine="0" w:firstLineChars="0"/>
+              <w:rPr>
+                <w:rFonts w:ascii="Arial" w:hAnsi="Arial" w:eastAsia="Arial" w:cs="Arial"/>
+                <w:i w:val="false"/>
+                <w:b w:val="false"/>
+                <w:u w:val="none"/>
+                <w:strike w:val="false"/>
+                <w:sz w:val="22"/>
+                <w:szCs w:val="22"/>
+                <w:color w:val="000000"/>
+              </w:rPr>
+            </w:pPr>
+            <w:r>
+              <w:rPr>
+                <w:rFonts w:ascii="Arial" w:hAnsi="Arial" w:eastAsia="Arial" w:cs="Arial"/>
+                <w:i w:val="false"/>
+                <w:b w:val="false"/>
+                <w:u w:val="none"/>
+                <w:strike w:val="false"/>
+                <w:sz w:val="22"/>
+                <w:szCs w:val="22"/>
+                <w:color w:val="000000"/>
+              </w:rPr>
+              <w:t xml:space="preserve">0.0000</w:t>
+            </w:r>
+          </w:p>
+        </w:tc>
+        <w:tc>
+          <w:tcPr>
+            <w:tcBorders>
+              <w:bottom w:val="none" w:sz="0" w:space="0" w:color="000000"/>
+              <w:top w:val="none" w:sz="0" w:space="0" w:color="000000"/>
+              <w:left w:val="none" w:sz="0" w:space="0" w:color="000000"/>
+              <w:right w:val="none" w:sz="0" w:space="0" w:color="000000"/>
+            </w:tcBorders>
+            <w:shd w:val="clear" w:color="auto" w:fill="FFFFFF"/>
+            <w:tcMar>
+              <w:top w:w="0" w:type="dxa"/>
+              <w:bottom w:w="0" w:type="dxa"/>
+              <w:left w:w="0" w:type="dxa"/>
+              <w:right w:w="0" w:type="dxa"/>
+            </w:tcMar>
+            <w:vAlign w:val="center"/>
+          </w:tcPr>
+          <w:p>
+            <w:pPr>
+              <w:pStyle w:val="Normal"/>
+              <w:jc w:val="right"/>
+              <w:pBdr>
+                <w:bottom w:val="none" w:sz="0" w:space="0" w:color="000000"/>
+                <w:top w:val="none" w:sz="0" w:space="0" w:color="000000"/>
+                <w:left w:val="none" w:sz="0" w:space="0" w:color="000000"/>
+                <w:right w:val="none" w:sz="0" w:space="0" w:color="000000"/>
+              </w:pBdr>
+              <w:spacing w:after="100" w:before="100" w:line="240"/>
+              <w:ind w:left="100" w:right="100" w:firstLine="0" w:firstLineChars="0"/>
+              <w:rPr>
+                <w:rFonts w:ascii="Arial" w:hAnsi="Arial" w:eastAsia="Arial" w:cs="Arial"/>
+                <w:i w:val="false"/>
+                <w:b w:val="false"/>
+                <w:u w:val="none"/>
+                <w:strike w:val="false"/>
+                <w:sz w:val="22"/>
+                <w:szCs w:val="22"/>
+                <w:color w:val="000000"/>
+              </w:rPr>
+            </w:pPr>
+            <w:r>
+              <w:rPr>
+                <w:rFonts w:ascii="Arial" w:hAnsi="Arial" w:eastAsia="Arial" w:cs="Arial"/>
+                <w:i w:val="false"/>
+                <w:b w:val="false"/>
+                <w:u w:val="none"/>
+                <w:strike w:val="false"/>
+                <w:sz w:val="22"/>
+                <w:szCs w:val="22"/>
+                <w:color w:val="000000"/>
+              </w:rPr>
+              <w:t xml:space="preserve">5,912</w:t>
+            </w:r>
+          </w:p>
+        </w:tc>
+      </w:tr>
+      <w:tr>
+        <w:trPr>
+          <w:trHeight w:val="608" w:hRule="auto"/>
+        </w:trPr>
+        <w:tc>
+          <w:tcPr>
+            <w:tcBorders>
+              <w:bottom w:val="none" w:sz="0" w:space="0" w:color="000000"/>
+              <w:top w:val="none" w:sz="0" w:space="0" w:color="000000"/>
+              <w:left w:val="none" w:sz="0" w:space="0" w:color="000000"/>
+              <w:right w:val="none" w:sz="0" w:space="0" w:color="000000"/>
+            </w:tcBorders>
+            <w:shd w:val="clear" w:color="auto" w:fill="FFFFFF"/>
+            <w:tcMar>
+              <w:top w:w="0" w:type="dxa"/>
+              <w:bottom w:w="0" w:type="dxa"/>
+              <w:left w:w="0" w:type="dxa"/>
+              <w:right w:w="0" w:type="dxa"/>
+            </w:tcMar>
+            <w:vAlign w:val="center"/>
+          </w:tcPr>
+          <w:p>
+            <w:pPr>
+              <w:pStyle w:val="Normal"/>
+              <w:jc w:val="right"/>
+              <w:pBdr>
+                <w:bottom w:val="none" w:sz="0" w:space="0" w:color="000000"/>
+                <w:top w:val="none" w:sz="0" w:space="0" w:color="000000"/>
+                <w:left w:val="none" w:sz="0" w:space="0" w:color="000000"/>
+                <w:right w:val="none" w:sz="0" w:space="0" w:color="000000"/>
+              </w:pBdr>
+              <w:spacing w:after="100" w:before="100" w:line="240"/>
+              <w:ind w:left="100" w:right="100" w:firstLine="0" w:firstLineChars="0"/>
+              <w:rPr>
+                <w:rFonts w:ascii="Arial" w:hAnsi="Arial" w:eastAsia="Arial" w:cs="Arial"/>
+                <w:i w:val="false"/>
+                <w:b w:val="false"/>
+                <w:u w:val="none"/>
+                <w:strike w:val="false"/>
+                <w:sz w:val="22"/>
+                <w:szCs w:val="22"/>
+                <w:color w:val="000000"/>
+              </w:rPr>
+            </w:pPr>
+            <w:r>
+              <w:rPr>
+                <w:rFonts w:ascii="Arial" w:hAnsi="Arial" w:eastAsia="Arial" w:cs="Arial"/>
+                <w:i w:val="false"/>
+                <w:b w:val="false"/>
+                <w:u w:val="none"/>
+                <w:strike w:val="false"/>
+                <w:sz w:val="22"/>
+                <w:szCs w:val="22"/>
+                <w:color w:val="000000"/>
+              </w:rPr>
+              <w:t xml:space="preserve">2,020.0000</w:t>
+            </w:r>
+          </w:p>
+        </w:tc>
+        <w:tc>
+          <w:tcPr>
+            <w:tcBorders>
+              <w:bottom w:val="none" w:sz="0" w:space="0" w:color="000000"/>
+              <w:top w:val="none" w:sz="0" w:space="0" w:color="000000"/>
+              <w:left w:val="none" w:sz="0" w:space="0" w:color="000000"/>
+              <w:right w:val="none" w:sz="0" w:space="0" w:color="000000"/>
+            </w:tcBorders>
+            <w:shd w:val="clear" w:color="auto" w:fill="FFFFFF"/>
+            <w:tcMar>
+              <w:top w:w="0" w:type="dxa"/>
+              <w:bottom w:w="0" w:type="dxa"/>
+              <w:left w:w="0" w:type="dxa"/>
+              <w:right w:w="0" w:type="dxa"/>
+            </w:tcMar>
+            <w:vAlign w:val="center"/>
+          </w:tcPr>
+          <w:p>
+            <w:pPr>
+              <w:pStyle w:val="Normal"/>
+              <w:jc w:val="right"/>
+              <w:pBdr>
+                <w:bottom w:val="none" w:sz="0" w:space="0" w:color="000000"/>
+                <w:top w:val="none" w:sz="0" w:space="0" w:color="000000"/>
+                <w:left w:val="none" w:sz="0" w:space="0" w:color="000000"/>
+                <w:right w:val="none" w:sz="0" w:space="0" w:color="000000"/>
+              </w:pBdr>
+              <w:spacing w:after="100" w:before="100" w:line="240"/>
+              <w:ind w:left="100" w:right="100" w:firstLine="0" w:firstLineChars="0"/>
+              <w:rPr>
+                <w:rFonts w:ascii="Arial" w:hAnsi="Arial" w:eastAsia="Arial" w:cs="Arial"/>
+                <w:i w:val="false"/>
+                <w:b w:val="false"/>
+                <w:u w:val="none"/>
+                <w:strike w:val="false"/>
+                <w:sz w:val="22"/>
+                <w:szCs w:val="22"/>
+                <w:color w:val="000000"/>
+              </w:rPr>
+            </w:pPr>
+            <w:r>
+              <w:rPr>
+                <w:rFonts w:ascii="Arial" w:hAnsi="Arial" w:eastAsia="Arial" w:cs="Arial"/>
+                <w:i w:val="false"/>
+                <w:b w:val="false"/>
+                <w:u w:val="none"/>
+                <w:strike w:val="false"/>
+                <w:sz w:val="22"/>
+                <w:szCs w:val="22"/>
+                <w:color w:val="000000"/>
+              </w:rPr>
+              <w:t xml:space="preserve">3.9909</w:t>
+            </w:r>
+          </w:p>
+        </w:tc>
+        <w:tc>
+          <w:tcPr>
+            <w:tcBorders>
+              <w:bottom w:val="none" w:sz="0" w:space="0" w:color="000000"/>
+              <w:top w:val="none" w:sz="0" w:space="0" w:color="000000"/>
+              <w:left w:val="none" w:sz="0" w:space="0" w:color="000000"/>
+              <w:right w:val="none" w:sz="0" w:space="0" w:color="000000"/>
+            </w:tcBorders>
+            <w:shd w:val="clear" w:color="auto" w:fill="FFFFFF"/>
+            <w:tcMar>
+              <w:top w:w="0" w:type="dxa"/>
+              <w:bottom w:w="0" w:type="dxa"/>
+              <w:left w:w="0" w:type="dxa"/>
+              <w:right w:w="0" w:type="dxa"/>
+            </w:tcMar>
+            <w:vAlign w:val="center"/>
+          </w:tcPr>
+          <w:p>
+            <w:pPr>
+              <w:pStyle w:val="Normal"/>
+              <w:jc w:val="right"/>
+              <w:pBdr>
+                <w:bottom w:val="none" w:sz="0" w:space="0" w:color="000000"/>
+                <w:top w:val="none" w:sz="0" w:space="0" w:color="000000"/>
+                <w:left w:val="none" w:sz="0" w:space="0" w:color="000000"/>
+                <w:right w:val="none" w:sz="0" w:space="0" w:color="000000"/>
+              </w:pBdr>
+              <w:spacing w:after="100" w:before="100" w:line="240"/>
+              <w:ind w:left="100" w:right="100" w:firstLine="0" w:firstLineChars="0"/>
+              <w:rPr>
+                <w:rFonts w:ascii="Arial" w:hAnsi="Arial" w:eastAsia="Arial" w:cs="Arial"/>
+                <w:i w:val="false"/>
+                <w:b w:val="false"/>
+                <w:u w:val="none"/>
+                <w:strike w:val="false"/>
+                <w:sz w:val="22"/>
+                <w:szCs w:val="22"/>
+                <w:color w:val="000000"/>
+              </w:rPr>
+            </w:pPr>
+            <w:r>
+              <w:rPr>
+                <w:rFonts w:ascii="Arial" w:hAnsi="Arial" w:eastAsia="Arial" w:cs="Arial"/>
+                <w:i w:val="false"/>
+                <w:b w:val="false"/>
+                <w:u w:val="none"/>
+                <w:strike w:val="false"/>
+                <w:sz w:val="22"/>
+                <w:szCs w:val="22"/>
+                <w:color w:val="000000"/>
+              </w:rPr>
+              <w:t xml:space="preserve">2.4971</w:t>
+            </w:r>
+          </w:p>
+        </w:tc>
+        <w:tc>
+          <w:tcPr>
+            <w:tcBorders>
+              <w:bottom w:val="none" w:sz="0" w:space="0" w:color="000000"/>
+              <w:top w:val="none" w:sz="0" w:space="0" w:color="000000"/>
+              <w:left w:val="none" w:sz="0" w:space="0" w:color="000000"/>
+              <w:right w:val="none" w:sz="0" w:space="0" w:color="000000"/>
+            </w:tcBorders>
+            <w:shd w:val="clear" w:color="auto" w:fill="FFFFFF"/>
+            <w:tcMar>
+              <w:top w:w="0" w:type="dxa"/>
+              <w:bottom w:w="0" w:type="dxa"/>
+              <w:left w:w="0" w:type="dxa"/>
+              <w:right w:w="0" w:type="dxa"/>
+            </w:tcMar>
+            <w:vAlign w:val="center"/>
+          </w:tcPr>
+          <w:p>
+            <w:pPr>
+              <w:pStyle w:val="Normal"/>
+              <w:jc w:val="right"/>
+              <w:pBdr>
+                <w:bottom w:val="none" w:sz="0" w:space="0" w:color="000000"/>
+                <w:top w:val="none" w:sz="0" w:space="0" w:color="000000"/>
+                <w:left w:val="none" w:sz="0" w:space="0" w:color="000000"/>
+                <w:right w:val="none" w:sz="0" w:space="0" w:color="000000"/>
+              </w:pBdr>
+              <w:spacing w:after="100" w:before="100" w:line="240"/>
+              <w:ind w:left="100" w:right="100" w:firstLine="0" w:firstLineChars="0"/>
+              <w:rPr>
+                <w:rFonts w:ascii="Arial" w:hAnsi="Arial" w:eastAsia="Arial" w:cs="Arial"/>
+                <w:i w:val="false"/>
+                <w:b w:val="false"/>
+                <w:u w:val="none"/>
+                <w:strike w:val="false"/>
+                <w:sz w:val="22"/>
+                <w:szCs w:val="22"/>
+                <w:color w:val="000000"/>
+              </w:rPr>
+            </w:pPr>
+            <w:r>
+              <w:rPr>
+                <w:rFonts w:ascii="Arial" w:hAnsi="Arial" w:eastAsia="Arial" w:cs="Arial"/>
+                <w:i w:val="false"/>
+                <w:b w:val="false"/>
+                <w:u w:val="none"/>
+                <w:strike w:val="false"/>
+                <w:sz w:val="22"/>
+                <w:szCs w:val="22"/>
+                <w:color w:val="000000"/>
+              </w:rPr>
+              <w:t xml:space="preserve">0.3880</w:t>
+            </w:r>
+          </w:p>
+        </w:tc>
+        <w:tc>
+          <w:tcPr>
+            <w:tcBorders>
+              <w:bottom w:val="none" w:sz="0" w:space="0" w:color="000000"/>
+              <w:top w:val="none" w:sz="0" w:space="0" w:color="000000"/>
+              <w:left w:val="none" w:sz="0" w:space="0" w:color="000000"/>
+              <w:right w:val="none" w:sz="0" w:space="0" w:color="000000"/>
+            </w:tcBorders>
+            <w:shd w:val="clear" w:color="auto" w:fill="FFFFFF"/>
+            <w:tcMar>
+              <w:top w:w="0" w:type="dxa"/>
+              <w:bottom w:w="0" w:type="dxa"/>
+              <w:left w:w="0" w:type="dxa"/>
+              <w:right w:w="0" w:type="dxa"/>
+            </w:tcMar>
+            <w:vAlign w:val="center"/>
+          </w:tcPr>
+          <w:p>
+            <w:pPr>
+              <w:pStyle w:val="Normal"/>
+              <w:jc w:val="right"/>
+              <w:pBdr>
+                <w:bottom w:val="none" w:sz="0" w:space="0" w:color="000000"/>
+                <w:top w:val="none" w:sz="0" w:space="0" w:color="000000"/>
+                <w:left w:val="none" w:sz="0" w:space="0" w:color="000000"/>
+                <w:right w:val="none" w:sz="0" w:space="0" w:color="000000"/>
+              </w:pBdr>
+              <w:spacing w:after="100" w:before="100" w:line="240"/>
+              <w:ind w:left="100" w:right="100" w:firstLine="0" w:firstLineChars="0"/>
+              <w:rPr>
+                <w:rFonts w:ascii="Arial" w:hAnsi="Arial" w:eastAsia="Arial" w:cs="Arial"/>
+                <w:i w:val="false"/>
+                <w:b w:val="false"/>
+                <w:u w:val="none"/>
+                <w:strike w:val="false"/>
+                <w:sz w:val="22"/>
+                <w:szCs w:val="22"/>
+                <w:color w:val="000000"/>
+              </w:rPr>
+            </w:pPr>
+            <w:r>
+              <w:rPr>
+                <w:rFonts w:ascii="Arial" w:hAnsi="Arial" w:eastAsia="Arial" w:cs="Arial"/>
+                <w:i w:val="false"/>
+                <w:b w:val="false"/>
+                <w:u w:val="none"/>
+                <w:strike w:val="false"/>
+                <w:sz w:val="22"/>
+                <w:szCs w:val="22"/>
+                <w:color w:val="000000"/>
+              </w:rPr>
+              <w:t xml:space="preserve">0.0000</w:t>
+            </w:r>
+          </w:p>
+        </w:tc>
+        <w:tc>
+          <w:tcPr>
+            <w:tcBorders>
+              <w:bottom w:val="none" w:sz="0" w:space="0" w:color="000000"/>
+              <w:top w:val="none" w:sz="0" w:space="0" w:color="000000"/>
+              <w:left w:val="none" w:sz="0" w:space="0" w:color="000000"/>
+              <w:right w:val="none" w:sz="0" w:space="0" w:color="000000"/>
+            </w:tcBorders>
+            <w:shd w:val="clear" w:color="auto" w:fill="FFFFFF"/>
+            <w:tcMar>
+              <w:top w:w="0" w:type="dxa"/>
+              <w:bottom w:w="0" w:type="dxa"/>
+              <w:left w:w="0" w:type="dxa"/>
+              <w:right w:w="0" w:type="dxa"/>
+            </w:tcMar>
+            <w:vAlign w:val="center"/>
+          </w:tcPr>
+          <w:p>
+            <w:pPr>
+              <w:pStyle w:val="Normal"/>
+              <w:jc w:val="right"/>
+              <w:pBdr>
+                <w:bottom w:val="none" w:sz="0" w:space="0" w:color="000000"/>
+                <w:top w:val="none" w:sz="0" w:space="0" w:color="000000"/>
+                <w:left w:val="none" w:sz="0" w:space="0" w:color="000000"/>
+                <w:right w:val="none" w:sz="0" w:space="0" w:color="000000"/>
+              </w:pBdr>
+              <w:spacing w:after="100" w:before="100" w:line="240"/>
+              <w:ind w:left="100" w:right="100" w:firstLine="0" w:firstLineChars="0"/>
+              <w:rPr>
+                <w:rFonts w:ascii="Arial" w:hAnsi="Arial" w:eastAsia="Arial" w:cs="Arial"/>
+                <w:i w:val="false"/>
+                <w:b w:val="false"/>
+                <w:u w:val="none"/>
+                <w:strike w:val="false"/>
+                <w:sz w:val="22"/>
+                <w:szCs w:val="22"/>
+                <w:color w:val="000000"/>
+              </w:rPr>
+            </w:pPr>
+            <w:r>
+              <w:rPr>
+                <w:rFonts w:ascii="Arial" w:hAnsi="Arial" w:eastAsia="Arial" w:cs="Arial"/>
+                <w:i w:val="false"/>
+                <w:b w:val="false"/>
+                <w:u w:val="none"/>
+                <w:strike w:val="false"/>
+                <w:sz w:val="22"/>
+                <w:szCs w:val="22"/>
+                <w:color w:val="000000"/>
+              </w:rPr>
+              <w:t xml:space="preserve">5,738</w:t>
+            </w:r>
+          </w:p>
+        </w:tc>
+      </w:tr>
+      <w:tr>
+        <w:trPr>
+          <w:trHeight w:val="608" w:hRule="auto"/>
+        </w:trPr>
+        <w:tc>
+          <w:tcPr>
+            <w:tcBorders>
+              <w:bottom w:val="none" w:sz="0" w:space="0" w:color="000000"/>
+              <w:top w:val="none" w:sz="0" w:space="0" w:color="000000"/>
+              <w:left w:val="none" w:sz="0" w:space="0" w:color="000000"/>
+              <w:right w:val="none" w:sz="0" w:space="0" w:color="000000"/>
+            </w:tcBorders>
+            <w:shd w:val="clear" w:color="auto" w:fill="FFFFFF"/>
+            <w:tcMar>
+              <w:top w:w="0" w:type="dxa"/>
+              <w:bottom w:w="0" w:type="dxa"/>
+              <w:left w:w="0" w:type="dxa"/>
+              <w:right w:w="0" w:type="dxa"/>
+            </w:tcMar>
+            <w:vAlign w:val="center"/>
+          </w:tcPr>
+          <w:p>
+            <w:pPr>
+              <w:pStyle w:val="Normal"/>
+              <w:jc w:val="right"/>
+              <w:pBdr>
+                <w:bottom w:val="none" w:sz="0" w:space="0" w:color="000000"/>
+                <w:top w:val="none" w:sz="0" w:space="0" w:color="000000"/>
+                <w:left w:val="none" w:sz="0" w:space="0" w:color="000000"/>
+                <w:right w:val="none" w:sz="0" w:space="0" w:color="000000"/>
+              </w:pBdr>
+              <w:spacing w:after="100" w:before="100" w:line="240"/>
+              <w:ind w:left="100" w:right="100" w:firstLine="0" w:firstLineChars="0"/>
+              <w:rPr>
+                <w:rFonts w:ascii="Arial" w:hAnsi="Arial" w:eastAsia="Arial" w:cs="Arial"/>
+                <w:i w:val="false"/>
+                <w:b w:val="false"/>
+                <w:u w:val="none"/>
+                <w:strike w:val="false"/>
+                <w:sz w:val="22"/>
+                <w:szCs w:val="22"/>
+                <w:color w:val="000000"/>
+              </w:rPr>
+            </w:pPr>
+            <w:r>
+              <w:rPr>
+                <w:rFonts w:ascii="Arial" w:hAnsi="Arial" w:eastAsia="Arial" w:cs="Arial"/>
+                <w:i w:val="false"/>
+                <w:b w:val="false"/>
+                <w:u w:val="none"/>
+                <w:strike w:val="false"/>
+                <w:sz w:val="22"/>
+                <w:szCs w:val="22"/>
+                <w:color w:val="000000"/>
+              </w:rPr>
+              <w:t xml:space="preserve">2,022.0000</w:t>
+            </w:r>
+          </w:p>
+        </w:tc>
+        <w:tc>
+          <w:tcPr>
+            <w:tcBorders>
+              <w:bottom w:val="none" w:sz="0" w:space="0" w:color="000000"/>
+              <w:top w:val="none" w:sz="0" w:space="0" w:color="000000"/>
+              <w:left w:val="none" w:sz="0" w:space="0" w:color="000000"/>
+              <w:right w:val="none" w:sz="0" w:space="0" w:color="000000"/>
+            </w:tcBorders>
+            <w:shd w:val="clear" w:color="auto" w:fill="FFFFFF"/>
+            <w:tcMar>
+              <w:top w:w="0" w:type="dxa"/>
+              <w:bottom w:w="0" w:type="dxa"/>
+              <w:left w:w="0" w:type="dxa"/>
+              <w:right w:w="0" w:type="dxa"/>
+            </w:tcMar>
+            <w:vAlign w:val="center"/>
+          </w:tcPr>
+          <w:p>
+            <w:pPr>
+              <w:pStyle w:val="Normal"/>
+              <w:jc w:val="right"/>
+              <w:pBdr>
+                <w:bottom w:val="none" w:sz="0" w:space="0" w:color="000000"/>
+                <w:top w:val="none" w:sz="0" w:space="0" w:color="000000"/>
+                <w:left w:val="none" w:sz="0" w:space="0" w:color="000000"/>
+                <w:right w:val="none" w:sz="0" w:space="0" w:color="000000"/>
+              </w:pBdr>
+              <w:spacing w:after="100" w:before="100" w:line="240"/>
+              <w:ind w:left="100" w:right="100" w:firstLine="0" w:firstLineChars="0"/>
+              <w:rPr>
+                <w:rFonts w:ascii="Arial" w:hAnsi="Arial" w:eastAsia="Arial" w:cs="Arial"/>
+                <w:i w:val="false"/>
+                <w:b w:val="false"/>
+                <w:u w:val="none"/>
+                <w:strike w:val="false"/>
+                <w:sz w:val="22"/>
+                <w:szCs w:val="22"/>
+                <w:color w:val="000000"/>
+              </w:rPr>
+            </w:pPr>
+            <w:r>
+              <w:rPr>
+                <w:rFonts w:ascii="Arial" w:hAnsi="Arial" w:eastAsia="Arial" w:cs="Arial"/>
+                <w:i w:val="false"/>
+                <w:b w:val="false"/>
+                <w:u w:val="none"/>
+                <w:strike w:val="false"/>
+                <w:sz w:val="22"/>
+                <w:szCs w:val="22"/>
+                <w:color w:val="000000"/>
+              </w:rPr>
+              <w:t xml:space="preserve">5.1263</w:t>
+            </w:r>
+          </w:p>
+        </w:tc>
+        <w:tc>
+          <w:tcPr>
+            <w:tcBorders>
+              <w:bottom w:val="none" w:sz="0" w:space="0" w:color="000000"/>
+              <w:top w:val="none" w:sz="0" w:space="0" w:color="000000"/>
+              <w:left w:val="none" w:sz="0" w:space="0" w:color="000000"/>
+              <w:right w:val="none" w:sz="0" w:space="0" w:color="000000"/>
+            </w:tcBorders>
+            <w:shd w:val="clear" w:color="auto" w:fill="FFFFFF"/>
+            <w:tcMar>
+              <w:top w:w="0" w:type="dxa"/>
+              <w:bottom w:w="0" w:type="dxa"/>
+              <w:left w:w="0" w:type="dxa"/>
+              <w:right w:w="0" w:type="dxa"/>
+            </w:tcMar>
+            <w:vAlign w:val="center"/>
+          </w:tcPr>
+          <w:p>
+            <w:pPr>
+              <w:pStyle w:val="Normal"/>
+              <w:jc w:val="right"/>
+              <w:pBdr>
+                <w:bottom w:val="none" w:sz="0" w:space="0" w:color="000000"/>
+                <w:top w:val="none" w:sz="0" w:space="0" w:color="000000"/>
+                <w:left w:val="none" w:sz="0" w:space="0" w:color="000000"/>
+                <w:right w:val="none" w:sz="0" w:space="0" w:color="000000"/>
+              </w:pBdr>
+              <w:spacing w:after="100" w:before="100" w:line="240"/>
+              <w:ind w:left="100" w:right="100" w:firstLine="0" w:firstLineChars="0"/>
+              <w:rPr>
+                <w:rFonts w:ascii="Arial" w:hAnsi="Arial" w:eastAsia="Arial" w:cs="Arial"/>
+                <w:i w:val="false"/>
+                <w:b w:val="false"/>
+                <w:u w:val="none"/>
+                <w:strike w:val="false"/>
+                <w:sz w:val="22"/>
+                <w:szCs w:val="22"/>
+                <w:color w:val="000000"/>
+              </w:rPr>
+            </w:pPr>
+            <w:r>
+              <w:rPr>
+                <w:rFonts w:ascii="Arial" w:hAnsi="Arial" w:eastAsia="Arial" w:cs="Arial"/>
+                <w:i w:val="false"/>
+                <w:b w:val="false"/>
+                <w:u w:val="none"/>
+                <w:strike w:val="false"/>
+                <w:sz w:val="22"/>
+                <w:szCs w:val="22"/>
+                <w:color w:val="000000"/>
+              </w:rPr>
+              <w:t xml:space="preserve">2.9314</w:t>
+            </w:r>
+          </w:p>
+        </w:tc>
+        <w:tc>
+          <w:tcPr>
+            <w:tcBorders>
+              <w:bottom w:val="none" w:sz="0" w:space="0" w:color="000000"/>
+              <w:top w:val="none" w:sz="0" w:space="0" w:color="000000"/>
+              <w:left w:val="none" w:sz="0" w:space="0" w:color="000000"/>
+              <w:right w:val="none" w:sz="0" w:space="0" w:color="000000"/>
+            </w:tcBorders>
+            <w:shd w:val="clear" w:color="auto" w:fill="FFFFFF"/>
+            <w:tcMar>
+              <w:top w:w="0" w:type="dxa"/>
+              <w:bottom w:w="0" w:type="dxa"/>
+              <w:left w:w="0" w:type="dxa"/>
+              <w:right w:w="0" w:type="dxa"/>
+            </w:tcMar>
+            <w:vAlign w:val="center"/>
+          </w:tcPr>
+          <w:p>
+            <w:pPr>
+              <w:pStyle w:val="Normal"/>
+              <w:jc w:val="right"/>
+              <w:pBdr>
+                <w:bottom w:val="none" w:sz="0" w:space="0" w:color="000000"/>
+                <w:top w:val="none" w:sz="0" w:space="0" w:color="000000"/>
+                <w:left w:val="none" w:sz="0" w:space="0" w:color="000000"/>
+                <w:right w:val="none" w:sz="0" w:space="0" w:color="000000"/>
+              </w:pBdr>
+              <w:spacing w:after="100" w:before="100" w:line="240"/>
+              <w:ind w:left="100" w:right="100" w:firstLine="0" w:firstLineChars="0"/>
+              <w:rPr>
+                <w:rFonts w:ascii="Arial" w:hAnsi="Arial" w:eastAsia="Arial" w:cs="Arial"/>
+                <w:i w:val="false"/>
+                <w:b w:val="false"/>
+                <w:u w:val="none"/>
+                <w:strike w:val="false"/>
+                <w:sz w:val="22"/>
+                <w:szCs w:val="22"/>
+                <w:color w:val="000000"/>
+              </w:rPr>
+            </w:pPr>
+            <w:r>
+              <w:rPr>
+                <w:rFonts w:ascii="Arial" w:hAnsi="Arial" w:eastAsia="Arial" w:cs="Arial"/>
+                <w:i w:val="false"/>
+                <w:b w:val="false"/>
+                <w:u w:val="none"/>
+                <w:strike w:val="false"/>
+                <w:sz w:val="22"/>
+                <w:szCs w:val="22"/>
+                <w:color w:val="000000"/>
+              </w:rPr>
+              <w:t xml:space="preserve">0.3743</w:t>
+            </w:r>
+          </w:p>
+        </w:tc>
+        <w:tc>
+          <w:tcPr>
+            <w:tcBorders>
+              <w:bottom w:val="none" w:sz="0" w:space="0" w:color="000000"/>
+              <w:top w:val="none" w:sz="0" w:space="0" w:color="000000"/>
+              <w:left w:val="none" w:sz="0" w:space="0" w:color="000000"/>
+              <w:right w:val="none" w:sz="0" w:space="0" w:color="000000"/>
+            </w:tcBorders>
+            <w:shd w:val="clear" w:color="auto" w:fill="FFFFFF"/>
+            <w:tcMar>
+              <w:top w:w="0" w:type="dxa"/>
+              <w:bottom w:w="0" w:type="dxa"/>
+              <w:left w:w="0" w:type="dxa"/>
+              <w:right w:w="0" w:type="dxa"/>
+            </w:tcMar>
+            <w:vAlign w:val="center"/>
+          </w:tcPr>
+          <w:p>
+            <w:pPr>
+              <w:pStyle w:val="Normal"/>
+              <w:jc w:val="right"/>
+              <w:pBdr>
+                <w:bottom w:val="none" w:sz="0" w:space="0" w:color="000000"/>
+                <w:top w:val="none" w:sz="0" w:space="0" w:color="000000"/>
+                <w:left w:val="none" w:sz="0" w:space="0" w:color="000000"/>
+                <w:right w:val="none" w:sz="0" w:space="0" w:color="000000"/>
+              </w:pBdr>
+              <w:spacing w:after="100" w:before="100" w:line="240"/>
+              <w:ind w:left="100" w:right="100" w:firstLine="0" w:firstLineChars="0"/>
+              <w:rPr>
+                <w:rFonts w:ascii="Arial" w:hAnsi="Arial" w:eastAsia="Arial" w:cs="Arial"/>
+                <w:i w:val="false"/>
+                <w:b w:val="false"/>
+                <w:u w:val="none"/>
+                <w:strike w:val="false"/>
+                <w:sz w:val="22"/>
+                <w:szCs w:val="22"/>
+                <w:color w:val="000000"/>
+              </w:rPr>
+            </w:pPr>
+            <w:r>
+              <w:rPr>
+                <w:rFonts w:ascii="Arial" w:hAnsi="Arial" w:eastAsia="Arial" w:cs="Arial"/>
+                <w:i w:val="false"/>
+                <w:b w:val="false"/>
+                <w:u w:val="none"/>
+                <w:strike w:val="false"/>
+                <w:sz w:val="22"/>
+                <w:szCs w:val="22"/>
+                <w:color w:val="000000"/>
+              </w:rPr>
+              <w:t xml:space="preserve">0.0000</w:t>
+            </w:r>
+          </w:p>
+        </w:tc>
+        <w:tc>
+          <w:tcPr>
+            <w:tcBorders>
+              <w:bottom w:val="none" w:sz="0" w:space="0" w:color="000000"/>
+              <w:top w:val="none" w:sz="0" w:space="0" w:color="000000"/>
+              <w:left w:val="none" w:sz="0" w:space="0" w:color="000000"/>
+              <w:right w:val="none" w:sz="0" w:space="0" w:color="000000"/>
+            </w:tcBorders>
+            <w:shd w:val="clear" w:color="auto" w:fill="FFFFFF"/>
+            <w:tcMar>
+              <w:top w:w="0" w:type="dxa"/>
+              <w:bottom w:w="0" w:type="dxa"/>
+              <w:left w:w="0" w:type="dxa"/>
+              <w:right w:w="0" w:type="dxa"/>
+            </w:tcMar>
+            <w:vAlign w:val="center"/>
+          </w:tcPr>
+          <w:p>
+            <w:pPr>
+              <w:pStyle w:val="Normal"/>
+              <w:jc w:val="right"/>
+              <w:pBdr>
+                <w:bottom w:val="none" w:sz="0" w:space="0" w:color="000000"/>
+                <w:top w:val="none" w:sz="0" w:space="0" w:color="000000"/>
+                <w:left w:val="none" w:sz="0" w:space="0" w:color="000000"/>
+                <w:right w:val="none" w:sz="0" w:space="0" w:color="000000"/>
+              </w:pBdr>
+              <w:spacing w:after="100" w:before="100" w:line="240"/>
+              <w:ind w:left="100" w:right="100" w:firstLine="0" w:firstLineChars="0"/>
+              <w:rPr>
+                <w:rFonts w:ascii="Arial" w:hAnsi="Arial" w:eastAsia="Arial" w:cs="Arial"/>
+                <w:i w:val="false"/>
+                <w:b w:val="false"/>
+                <w:u w:val="none"/>
+                <w:strike w:val="false"/>
+                <w:sz w:val="22"/>
+                <w:szCs w:val="22"/>
+                <w:color w:val="000000"/>
+              </w:rPr>
+            </w:pPr>
+            <w:r>
+              <w:rPr>
+                <w:rFonts w:ascii="Arial" w:hAnsi="Arial" w:eastAsia="Arial" w:cs="Arial"/>
+                <w:i w:val="false"/>
+                <w:b w:val="false"/>
+                <w:u w:val="none"/>
+                <w:strike w:val="false"/>
+                <w:sz w:val="22"/>
+                <w:szCs w:val="22"/>
+                <w:color w:val="000000"/>
+              </w:rPr>
+              <w:t xml:space="preserve">5,345</w:t>
+            </w:r>
+          </w:p>
+        </w:tc>
+      </w:tr>
+      <w:tr>
+        <w:trPr>
+          <w:trHeight w:val="608" w:hRule="auto"/>
+        </w:trPr>
+        <w:tc>
+          <w:tcPr>
+            <w:tcBorders>
+              <w:bottom w:val="none" w:sz="0" w:space="0" w:color="000000"/>
+              <w:top w:val="none" w:sz="0" w:space="0" w:color="000000"/>
+              <w:left w:val="none" w:sz="0" w:space="0" w:color="000000"/>
+              <w:right w:val="none" w:sz="0" w:space="0" w:color="000000"/>
+            </w:tcBorders>
+            <w:shd w:val="clear" w:color="auto" w:fill="FFFFFF"/>
+            <w:tcMar>
+              <w:top w:w="0" w:type="dxa"/>
+              <w:bottom w:w="0" w:type="dxa"/>
+              <w:left w:w="0" w:type="dxa"/>
+              <w:right w:w="0" w:type="dxa"/>
+            </w:tcMar>
+            <w:vAlign w:val="center"/>
+          </w:tcPr>
+          <w:p>
+            <w:pPr>
+              <w:pStyle w:val="Normal"/>
+              <w:jc w:val="right"/>
+              <w:pBdr>
+                <w:bottom w:val="none" w:sz="0" w:space="0" w:color="000000"/>
+                <w:top w:val="none" w:sz="0" w:space="0" w:color="000000"/>
+                <w:left w:val="none" w:sz="0" w:space="0" w:color="000000"/>
+                <w:right w:val="none" w:sz="0" w:space="0" w:color="000000"/>
+              </w:pBdr>
+              <w:spacing w:after="100" w:before="100" w:line="240"/>
+              <w:ind w:left="100" w:right="100" w:firstLine="0" w:firstLineChars="0"/>
+              <w:rPr>
+                <w:rFonts w:ascii="Arial" w:hAnsi="Arial" w:eastAsia="Arial" w:cs="Arial"/>
+                <w:i w:val="false"/>
+                <w:b w:val="false"/>
+                <w:u w:val="none"/>
+                <w:strike w:val="false"/>
+                <w:sz w:val="22"/>
+                <w:szCs w:val="22"/>
+                <w:color w:val="000000"/>
+              </w:rPr>
+            </w:pPr>
+            <w:r>
+              <w:rPr>
+                <w:rFonts w:ascii="Arial" w:hAnsi="Arial" w:eastAsia="Arial" w:cs="Arial"/>
+                <w:i w:val="false"/>
+                <w:b w:val="false"/>
+                <w:u w:val="none"/>
+                <w:strike w:val="false"/>
+                <w:sz w:val="22"/>
+                <w:szCs w:val="22"/>
+                <w:color w:val="000000"/>
+              </w:rPr>
+              <w:t xml:space="preserve">2,023.0000</w:t>
+            </w:r>
+          </w:p>
+        </w:tc>
+        <w:tc>
+          <w:tcPr>
+            <w:tcBorders>
+              <w:bottom w:val="none" w:sz="0" w:space="0" w:color="000000"/>
+              <w:top w:val="none" w:sz="0" w:space="0" w:color="000000"/>
+              <w:left w:val="none" w:sz="0" w:space="0" w:color="000000"/>
+              <w:right w:val="none" w:sz="0" w:space="0" w:color="000000"/>
+            </w:tcBorders>
+            <w:shd w:val="clear" w:color="auto" w:fill="FFFFFF"/>
+            <w:tcMar>
+              <w:top w:w="0" w:type="dxa"/>
+              <w:bottom w:w="0" w:type="dxa"/>
+              <w:left w:w="0" w:type="dxa"/>
+              <w:right w:w="0" w:type="dxa"/>
+            </w:tcMar>
+            <w:vAlign w:val="center"/>
+          </w:tcPr>
+          <w:p>
+            <w:pPr>
+              <w:pStyle w:val="Normal"/>
+              <w:jc w:val="right"/>
+              <w:pBdr>
+                <w:bottom w:val="none" w:sz="0" w:space="0" w:color="000000"/>
+                <w:top w:val="none" w:sz="0" w:space="0" w:color="000000"/>
+                <w:left w:val="none" w:sz="0" w:space="0" w:color="000000"/>
+                <w:right w:val="none" w:sz="0" w:space="0" w:color="000000"/>
+              </w:pBdr>
+              <w:spacing w:after="100" w:before="100" w:line="240"/>
+              <w:ind w:left="100" w:right="100" w:firstLine="0" w:firstLineChars="0"/>
+              <w:rPr>
+                <w:rFonts w:ascii="Arial" w:hAnsi="Arial" w:eastAsia="Arial" w:cs="Arial"/>
+                <w:i w:val="false"/>
+                <w:b w:val="false"/>
+                <w:u w:val="none"/>
+                <w:strike w:val="false"/>
+                <w:sz w:val="22"/>
+                <w:szCs w:val="22"/>
+                <w:color w:val="000000"/>
+              </w:rPr>
+            </w:pPr>
+            <w:r>
+              <w:rPr>
+                <w:rFonts w:ascii="Arial" w:hAnsi="Arial" w:eastAsia="Arial" w:cs="Arial"/>
+                <w:i w:val="false"/>
+                <w:b w:val="false"/>
+                <w:u w:val="none"/>
+                <w:strike w:val="false"/>
+                <w:sz w:val="22"/>
+                <w:szCs w:val="22"/>
+                <w:color w:val="000000"/>
+              </w:rPr>
+              <w:t xml:space="preserve">2.3338</w:t>
+            </w:r>
+          </w:p>
+        </w:tc>
+        <w:tc>
+          <w:tcPr>
+            <w:tcBorders>
+              <w:bottom w:val="none" w:sz="0" w:space="0" w:color="000000"/>
+              <w:top w:val="none" w:sz="0" w:space="0" w:color="000000"/>
+              <w:left w:val="none" w:sz="0" w:space="0" w:color="000000"/>
+              <w:right w:val="none" w:sz="0" w:space="0" w:color="000000"/>
+            </w:tcBorders>
+            <w:shd w:val="clear" w:color="auto" w:fill="FFFFFF"/>
+            <w:tcMar>
+              <w:top w:w="0" w:type="dxa"/>
+              <w:bottom w:w="0" w:type="dxa"/>
+              <w:left w:w="0" w:type="dxa"/>
+              <w:right w:w="0" w:type="dxa"/>
+            </w:tcMar>
+            <w:vAlign w:val="center"/>
+          </w:tcPr>
+          <w:p>
+            <w:pPr>
+              <w:pStyle w:val="Normal"/>
+              <w:jc w:val="right"/>
+              <w:pBdr>
+                <w:bottom w:val="none" w:sz="0" w:space="0" w:color="000000"/>
+                <w:top w:val="none" w:sz="0" w:space="0" w:color="000000"/>
+                <w:left w:val="none" w:sz="0" w:space="0" w:color="000000"/>
+                <w:right w:val="none" w:sz="0" w:space="0" w:color="000000"/>
+              </w:pBdr>
+              <w:spacing w:after="100" w:before="100" w:line="240"/>
+              <w:ind w:left="100" w:right="100" w:firstLine="0" w:firstLineChars="0"/>
+              <w:rPr>
+                <w:rFonts w:ascii="Arial" w:hAnsi="Arial" w:eastAsia="Arial" w:cs="Arial"/>
+                <w:i w:val="false"/>
+                <w:b w:val="false"/>
+                <w:u w:val="none"/>
+                <w:strike w:val="false"/>
+                <w:sz w:val="22"/>
+                <w:szCs w:val="22"/>
+                <w:color w:val="000000"/>
+              </w:rPr>
+            </w:pPr>
+            <w:r>
+              <w:rPr>
+                <w:rFonts w:ascii="Arial" w:hAnsi="Arial" w:eastAsia="Arial" w:cs="Arial"/>
+                <w:i w:val="false"/>
+                <w:b w:val="false"/>
+                <w:u w:val="none"/>
+                <w:strike w:val="false"/>
+                <w:sz w:val="22"/>
+                <w:szCs w:val="22"/>
+                <w:color w:val="000000"/>
+              </w:rPr>
+              <w:t xml:space="preserve">0.5887</w:t>
+            </w:r>
+          </w:p>
+        </w:tc>
+        <w:tc>
+          <w:tcPr>
+            <w:tcBorders>
+              <w:bottom w:val="none" w:sz="0" w:space="0" w:color="000000"/>
+              <w:top w:val="none" w:sz="0" w:space="0" w:color="000000"/>
+              <w:left w:val="none" w:sz="0" w:space="0" w:color="000000"/>
+              <w:right w:val="none" w:sz="0" w:space="0" w:color="000000"/>
+            </w:tcBorders>
+            <w:shd w:val="clear" w:color="auto" w:fill="FFFFFF"/>
+            <w:tcMar>
+              <w:top w:w="0" w:type="dxa"/>
+              <w:bottom w:w="0" w:type="dxa"/>
+              <w:left w:w="0" w:type="dxa"/>
+              <w:right w:w="0" w:type="dxa"/>
+            </w:tcMar>
+            <w:vAlign w:val="center"/>
+          </w:tcPr>
+          <w:p>
+            <w:pPr>
+              <w:pStyle w:val="Normal"/>
+              <w:jc w:val="right"/>
+              <w:pBdr>
+                <w:bottom w:val="none" w:sz="0" w:space="0" w:color="000000"/>
+                <w:top w:val="none" w:sz="0" w:space="0" w:color="000000"/>
+                <w:left w:val="none" w:sz="0" w:space="0" w:color="000000"/>
+                <w:right w:val="none" w:sz="0" w:space="0" w:color="000000"/>
+              </w:pBdr>
+              <w:spacing w:after="100" w:before="100" w:line="240"/>
+              <w:ind w:left="100" w:right="100" w:firstLine="0" w:firstLineChars="0"/>
+              <w:rPr>
+                <w:rFonts w:ascii="Arial" w:hAnsi="Arial" w:eastAsia="Arial" w:cs="Arial"/>
+                <w:i w:val="false"/>
+                <w:b w:val="false"/>
+                <w:u w:val="none"/>
+                <w:strike w:val="false"/>
+                <w:sz w:val="22"/>
+                <w:szCs w:val="22"/>
+                <w:color w:val="000000"/>
+              </w:rPr>
+            </w:pPr>
+            <w:r>
+              <w:rPr>
+                <w:rFonts w:ascii="Arial" w:hAnsi="Arial" w:eastAsia="Arial" w:cs="Arial"/>
+                <w:i w:val="false"/>
+                <w:b w:val="false"/>
+                <w:u w:val="none"/>
+                <w:strike w:val="false"/>
+                <w:sz w:val="22"/>
+                <w:szCs w:val="22"/>
+                <w:color w:val="000000"/>
+              </w:rPr>
+              <w:t xml:space="preserve">0.2831</w:t>
+            </w:r>
+          </w:p>
+        </w:tc>
+        <w:tc>
+          <w:tcPr>
+            <w:tcBorders>
+              <w:bottom w:val="none" w:sz="0" w:space="0" w:color="000000"/>
+              <w:top w:val="none" w:sz="0" w:space="0" w:color="000000"/>
+              <w:left w:val="none" w:sz="0" w:space="0" w:color="000000"/>
+              <w:right w:val="none" w:sz="0" w:space="0" w:color="000000"/>
+            </w:tcBorders>
+            <w:shd w:val="clear" w:color="auto" w:fill="FFFFFF"/>
+            <w:tcMar>
+              <w:top w:w="0" w:type="dxa"/>
+              <w:bottom w:w="0" w:type="dxa"/>
+              <w:left w:w="0" w:type="dxa"/>
+              <w:right w:w="0" w:type="dxa"/>
+            </w:tcMar>
+            <w:vAlign w:val="center"/>
+          </w:tcPr>
+          <w:p>
+            <w:pPr>
+              <w:pStyle w:val="Normal"/>
+              <w:jc w:val="right"/>
+              <w:pBdr>
+                <w:bottom w:val="none" w:sz="0" w:space="0" w:color="000000"/>
+                <w:top w:val="none" w:sz="0" w:space="0" w:color="000000"/>
+                <w:left w:val="none" w:sz="0" w:space="0" w:color="000000"/>
+                <w:right w:val="none" w:sz="0" w:space="0" w:color="000000"/>
+              </w:pBdr>
+              <w:spacing w:after="100" w:before="100" w:line="240"/>
+              <w:ind w:left="100" w:right="100" w:firstLine="0" w:firstLineChars="0"/>
+              <w:rPr>
+                <w:rFonts w:ascii="Arial" w:hAnsi="Arial" w:eastAsia="Arial" w:cs="Arial"/>
+                <w:i w:val="false"/>
+                <w:b w:val="false"/>
+                <w:u w:val="none"/>
+                <w:strike w:val="false"/>
+                <w:sz w:val="22"/>
+                <w:szCs w:val="22"/>
+                <w:color w:val="000000"/>
+              </w:rPr>
+            </w:pPr>
+            <w:r>
+              <w:rPr>
+                <w:rFonts w:ascii="Arial" w:hAnsi="Arial" w:eastAsia="Arial" w:cs="Arial"/>
+                <w:i w:val="false"/>
+                <w:b w:val="false"/>
+                <w:u w:val="none"/>
+                <w:strike w:val="false"/>
+                <w:sz w:val="22"/>
+                <w:szCs w:val="22"/>
+                <w:color w:val="000000"/>
+              </w:rPr>
+              <w:t xml:space="preserve">0.0376</w:t>
+            </w:r>
+          </w:p>
+        </w:tc>
+        <w:tc>
+          <w:tcPr>
+            <w:tcBorders>
+              <w:bottom w:val="none" w:sz="0" w:space="0" w:color="000000"/>
+              <w:top w:val="none" w:sz="0" w:space="0" w:color="000000"/>
+              <w:left w:val="none" w:sz="0" w:space="0" w:color="000000"/>
+              <w:right w:val="none" w:sz="0" w:space="0" w:color="000000"/>
+            </w:tcBorders>
+            <w:shd w:val="clear" w:color="auto" w:fill="FFFFFF"/>
+            <w:tcMar>
+              <w:top w:w="0" w:type="dxa"/>
+              <w:bottom w:w="0" w:type="dxa"/>
+              <w:left w:w="0" w:type="dxa"/>
+              <w:right w:w="0" w:type="dxa"/>
+            </w:tcMar>
+            <w:vAlign w:val="center"/>
+          </w:tcPr>
+          <w:p>
+            <w:pPr>
+              <w:pStyle w:val="Normal"/>
+              <w:jc w:val="right"/>
+              <w:pBdr>
+                <w:bottom w:val="none" w:sz="0" w:space="0" w:color="000000"/>
+                <w:top w:val="none" w:sz="0" w:space="0" w:color="000000"/>
+                <w:left w:val="none" w:sz="0" w:space="0" w:color="000000"/>
+                <w:right w:val="none" w:sz="0" w:space="0" w:color="000000"/>
+              </w:pBdr>
+              <w:spacing w:after="100" w:before="100" w:line="240"/>
+              <w:ind w:left="100" w:right="100" w:firstLine="0" w:firstLineChars="0"/>
+              <w:rPr>
+                <w:rFonts w:ascii="Arial" w:hAnsi="Arial" w:eastAsia="Arial" w:cs="Arial"/>
+                <w:i w:val="false"/>
+                <w:b w:val="false"/>
+                <w:u w:val="none"/>
+                <w:strike w:val="false"/>
+                <w:sz w:val="22"/>
+                <w:szCs w:val="22"/>
+                <w:color w:val="000000"/>
+              </w:rPr>
+            </w:pPr>
+            <w:r>
+              <w:rPr>
+                <w:rFonts w:ascii="Arial" w:hAnsi="Arial" w:eastAsia="Arial" w:cs="Arial"/>
+                <w:i w:val="false"/>
+                <w:b w:val="false"/>
+                <w:u w:val="none"/>
+                <w:strike w:val="false"/>
+                <w:sz w:val="22"/>
+                <w:szCs w:val="22"/>
+                <w:color w:val="000000"/>
+              </w:rPr>
+              <w:t xml:space="preserve">5,099</w:t>
+            </w:r>
+          </w:p>
+        </w:tc>
+      </w:tr>
+      <w:tr>
+        <w:trPr>
+          <w:trHeight w:val="623" w:hRule="auto"/>
+        </w:trPr>
+        <w:tc>
+          <w:tcPr>
+            <w:tcBorders>
+              <w:bottom w:val="single" w:sz="12" w:space="0" w:color="666666"/>
+              <w:top w:val="none" w:sz="0" w:space="0" w:color="000000"/>
+              <w:left w:val="none" w:sz="0" w:space="0" w:color="000000"/>
+              <w:right w:val="none" w:sz="0" w:space="0" w:color="000000"/>
+            </w:tcBorders>
+            <w:shd w:val="clear" w:color="auto" w:fill="FFFFFF"/>
+            <w:tcMar>
+              <w:top w:w="0" w:type="dxa"/>
+              <w:bottom w:w="0" w:type="dxa"/>
+              <w:left w:w="0" w:type="dxa"/>
+              <w:right w:w="0" w:type="dxa"/>
+            </w:tcMar>
+            <w:vAlign w:val="center"/>
+          </w:tcPr>
+          <w:p>
+            <w:pPr>
+              <w:pStyle w:val="Normal"/>
+              <w:jc w:val="right"/>
+              <w:pBdr>
+                <w:bottom w:val="none" w:sz="0" w:space="0" w:color="000000"/>
+                <w:top w:val="none" w:sz="0" w:space="0" w:color="000000"/>
+                <w:left w:val="none" w:sz="0" w:space="0" w:color="000000"/>
+                <w:right w:val="none" w:sz="0" w:space="0" w:color="000000"/>
+              </w:pBdr>
+              <w:spacing w:after="100" w:before="100" w:line="240"/>
+              <w:ind w:left="100" w:right="100" w:firstLine="0" w:firstLineChars="0"/>
+              <w:rPr>
+                <w:rFonts w:ascii="Arial" w:hAnsi="Arial" w:eastAsia="Arial" w:cs="Arial"/>
+                <w:i w:val="false"/>
+                <w:b w:val="false"/>
+                <w:u w:val="none"/>
+                <w:strike w:val="false"/>
+                <w:sz w:val="22"/>
+                <w:szCs w:val="22"/>
+                <w:color w:val="000000"/>
+              </w:rPr>
+            </w:pPr>
+            <w:r>
+              <w:rPr>
+                <w:rFonts w:ascii="Arial" w:hAnsi="Arial" w:eastAsia="Arial" w:cs="Arial"/>
+                <w:i w:val="false"/>
+                <w:b w:val="false"/>
+                <w:u w:val="none"/>
+                <w:strike w:val="false"/>
+                <w:sz w:val="22"/>
+                <w:szCs w:val="22"/>
+                <w:color w:val="000000"/>
+              </w:rPr>
+              <w:t xml:space="preserve">2,024.0000</w:t>
+            </w:r>
+          </w:p>
+        </w:tc>
+        <w:tc>
+          <w:tcPr>
+            <w:tcBorders>
+              <w:bottom w:val="single" w:sz="12" w:space="0" w:color="666666"/>
+              <w:top w:val="none" w:sz="0" w:space="0" w:color="000000"/>
+              <w:left w:val="none" w:sz="0" w:space="0" w:color="000000"/>
+              <w:right w:val="none" w:sz="0" w:space="0" w:color="000000"/>
+            </w:tcBorders>
+            <w:shd w:val="clear" w:color="auto" w:fill="FFFFFF"/>
+            <w:tcMar>
+              <w:top w:w="0" w:type="dxa"/>
+              <w:bottom w:w="0" w:type="dxa"/>
+              <w:left w:w="0" w:type="dxa"/>
+              <w:right w:w="0" w:type="dxa"/>
+            </w:tcMar>
+            <w:vAlign w:val="center"/>
+          </w:tcPr>
+          <w:p>
+            <w:pPr>
+              <w:pStyle w:val="Normal"/>
+              <w:jc w:val="right"/>
+              <w:pBdr>
+                <w:bottom w:val="none" w:sz="0" w:space="0" w:color="000000"/>
+                <w:top w:val="none" w:sz="0" w:space="0" w:color="000000"/>
+                <w:left w:val="none" w:sz="0" w:space="0" w:color="000000"/>
+                <w:right w:val="none" w:sz="0" w:space="0" w:color="000000"/>
+              </w:pBdr>
+              <w:spacing w:after="100" w:before="100" w:line="240"/>
+              <w:ind w:left="100" w:right="100" w:firstLine="0" w:firstLineChars="0"/>
+              <w:rPr>
+                <w:rFonts w:ascii="Arial" w:hAnsi="Arial" w:eastAsia="Arial" w:cs="Arial"/>
+                <w:i w:val="false"/>
+                <w:b w:val="false"/>
+                <w:u w:val="none"/>
+                <w:strike w:val="false"/>
+                <w:sz w:val="22"/>
+                <w:szCs w:val="22"/>
+                <w:color w:val="000000"/>
+              </w:rPr>
+            </w:pPr>
+            <w:r>
+              <w:rPr>
+                <w:rFonts w:ascii="Arial" w:hAnsi="Arial" w:eastAsia="Arial" w:cs="Arial"/>
+                <w:i w:val="false"/>
+                <w:b w:val="false"/>
+                <w:u w:val="none"/>
+                <w:strike w:val="false"/>
+                <w:sz w:val="22"/>
+                <w:szCs w:val="22"/>
+                <w:color w:val="000000"/>
+              </w:rPr>
+              <w:t xml:space="preserve">4.1469</w:t>
+            </w:r>
+          </w:p>
+        </w:tc>
+        <w:tc>
+          <w:tcPr>
+            <w:tcBorders>
+              <w:bottom w:val="single" w:sz="12" w:space="0" w:color="666666"/>
+              <w:top w:val="none" w:sz="0" w:space="0" w:color="000000"/>
+              <w:left w:val="none" w:sz="0" w:space="0" w:color="000000"/>
+              <w:right w:val="none" w:sz="0" w:space="0" w:color="000000"/>
+            </w:tcBorders>
+            <w:shd w:val="clear" w:color="auto" w:fill="FFFFFF"/>
+            <w:tcMar>
+              <w:top w:w="0" w:type="dxa"/>
+              <w:bottom w:w="0" w:type="dxa"/>
+              <w:left w:w="0" w:type="dxa"/>
+              <w:right w:w="0" w:type="dxa"/>
+            </w:tcMar>
+            <w:vAlign w:val="center"/>
+          </w:tcPr>
+          <w:p>
+            <w:pPr>
+              <w:pStyle w:val="Normal"/>
+              <w:jc w:val="right"/>
+              <w:pBdr>
+                <w:bottom w:val="none" w:sz="0" w:space="0" w:color="000000"/>
+                <w:top w:val="none" w:sz="0" w:space="0" w:color="000000"/>
+                <w:left w:val="none" w:sz="0" w:space="0" w:color="000000"/>
+                <w:right w:val="none" w:sz="0" w:space="0" w:color="000000"/>
+              </w:pBdr>
+              <w:spacing w:after="100" w:before="100" w:line="240"/>
+              <w:ind w:left="100" w:right="100" w:firstLine="0" w:firstLineChars="0"/>
+              <w:rPr>
+                <w:rFonts w:ascii="Arial" w:hAnsi="Arial" w:eastAsia="Arial" w:cs="Arial"/>
+                <w:i w:val="false"/>
+                <w:b w:val="false"/>
+                <w:u w:val="none"/>
+                <w:strike w:val="false"/>
+                <w:sz w:val="22"/>
+                <w:szCs w:val="22"/>
+                <w:color w:val="000000"/>
+              </w:rPr>
+            </w:pPr>
+            <w:r>
+              <w:rPr>
+                <w:rFonts w:ascii="Arial" w:hAnsi="Arial" w:eastAsia="Arial" w:cs="Arial"/>
+                <w:i w:val="false"/>
+                <w:b w:val="false"/>
+                <w:u w:val="none"/>
+                <w:strike w:val="false"/>
+                <w:sz w:val="22"/>
+                <w:szCs w:val="22"/>
+                <w:color w:val="000000"/>
+              </w:rPr>
+              <w:t xml:space="preserve">2.8556</w:t>
+            </w:r>
+          </w:p>
+        </w:tc>
+        <w:tc>
+          <w:tcPr>
+            <w:tcBorders>
+              <w:bottom w:val="single" w:sz="12" w:space="0" w:color="666666"/>
+              <w:top w:val="none" w:sz="0" w:space="0" w:color="000000"/>
+              <w:left w:val="none" w:sz="0" w:space="0" w:color="000000"/>
+              <w:right w:val="none" w:sz="0" w:space="0" w:color="000000"/>
+            </w:tcBorders>
+            <w:shd w:val="clear" w:color="auto" w:fill="FFFFFF"/>
+            <w:tcMar>
+              <w:top w:w="0" w:type="dxa"/>
+              <w:bottom w:w="0" w:type="dxa"/>
+              <w:left w:w="0" w:type="dxa"/>
+              <w:right w:w="0" w:type="dxa"/>
+            </w:tcMar>
+            <w:vAlign w:val="center"/>
+          </w:tcPr>
+          <w:p>
+            <w:pPr>
+              <w:pStyle w:val="Normal"/>
+              <w:jc w:val="right"/>
+              <w:pBdr>
+                <w:bottom w:val="none" w:sz="0" w:space="0" w:color="000000"/>
+                <w:top w:val="none" w:sz="0" w:space="0" w:color="000000"/>
+                <w:left w:val="none" w:sz="0" w:space="0" w:color="000000"/>
+                <w:right w:val="none" w:sz="0" w:space="0" w:color="000000"/>
+              </w:pBdr>
+              <w:spacing w:after="100" w:before="100" w:line="240"/>
+              <w:ind w:left="100" w:right="100" w:firstLine="0" w:firstLineChars="0"/>
+              <w:rPr>
+                <w:rFonts w:ascii="Arial" w:hAnsi="Arial" w:eastAsia="Arial" w:cs="Arial"/>
+                <w:i w:val="false"/>
+                <w:b w:val="false"/>
+                <w:u w:val="none"/>
+                <w:strike w:val="false"/>
+                <w:sz w:val="22"/>
+                <w:szCs w:val="22"/>
+                <w:color w:val="000000"/>
+              </w:rPr>
+            </w:pPr>
+            <w:r>
+              <w:rPr>
+                <w:rFonts w:ascii="Arial" w:hAnsi="Arial" w:eastAsia="Arial" w:cs="Arial"/>
+                <w:i w:val="false"/>
+                <w:b w:val="false"/>
+                <w:u w:val="none"/>
+                <w:strike w:val="false"/>
+                <w:sz w:val="22"/>
+                <w:szCs w:val="22"/>
+                <w:color w:val="000000"/>
+              </w:rPr>
+              <w:t xml:space="preserve">0.3839</w:t>
+            </w:r>
+          </w:p>
+        </w:tc>
+        <w:tc>
+          <w:tcPr>
+            <w:tcBorders>
+              <w:bottom w:val="single" w:sz="12" w:space="0" w:color="666666"/>
+              <w:top w:val="none" w:sz="0" w:space="0" w:color="000000"/>
+              <w:left w:val="none" w:sz="0" w:space="0" w:color="000000"/>
+              <w:right w:val="none" w:sz="0" w:space="0" w:color="000000"/>
+            </w:tcBorders>
+            <w:shd w:val="clear" w:color="auto" w:fill="FFFFFF"/>
+            <w:tcMar>
+              <w:top w:w="0" w:type="dxa"/>
+              <w:bottom w:w="0" w:type="dxa"/>
+              <w:left w:w="0" w:type="dxa"/>
+              <w:right w:w="0" w:type="dxa"/>
+            </w:tcMar>
+            <w:vAlign w:val="center"/>
+          </w:tcPr>
+          <w:p>
+            <w:pPr>
+              <w:pStyle w:val="Normal"/>
+              <w:jc w:val="right"/>
+              <w:pBdr>
+                <w:bottom w:val="none" w:sz="0" w:space="0" w:color="000000"/>
+                <w:top w:val="none" w:sz="0" w:space="0" w:color="000000"/>
+                <w:left w:val="none" w:sz="0" w:space="0" w:color="000000"/>
+                <w:right w:val="none" w:sz="0" w:space="0" w:color="000000"/>
+              </w:pBdr>
+              <w:spacing w:after="100" w:before="100" w:line="240"/>
+              <w:ind w:left="100" w:right="100" w:firstLine="0" w:firstLineChars="0"/>
+              <w:rPr>
+                <w:rFonts w:ascii="Arial" w:hAnsi="Arial" w:eastAsia="Arial" w:cs="Arial"/>
+                <w:i w:val="false"/>
+                <w:b w:val="false"/>
+                <w:u w:val="none"/>
+                <w:strike w:val="false"/>
+                <w:sz w:val="22"/>
+                <w:szCs w:val="22"/>
+                <w:color w:val="000000"/>
+              </w:rPr>
+            </w:pPr>
+            <w:r>
+              <w:rPr>
+                <w:rFonts w:ascii="Arial" w:hAnsi="Arial" w:eastAsia="Arial" w:cs="Arial"/>
+                <w:i w:val="false"/>
+                <w:b w:val="false"/>
+                <w:u w:val="none"/>
+                <w:strike w:val="false"/>
+                <w:sz w:val="22"/>
+                <w:szCs w:val="22"/>
+                <w:color w:val="000000"/>
+              </w:rPr>
+              <w:t xml:space="preserve">0.0000</w:t>
+            </w:r>
+          </w:p>
+        </w:tc>
+        <w:tc>
+          <w:tcPr>
+            <w:tcBorders>
+              <w:bottom w:val="single" w:sz="12" w:space="0" w:color="666666"/>
+              <w:top w:val="none" w:sz="0" w:space="0" w:color="000000"/>
+              <w:left w:val="none" w:sz="0" w:space="0" w:color="000000"/>
+              <w:right w:val="none" w:sz="0" w:space="0" w:color="000000"/>
+            </w:tcBorders>
+            <w:shd w:val="clear" w:color="auto" w:fill="FFFFFF"/>
+            <w:tcMar>
+              <w:top w:w="0" w:type="dxa"/>
+              <w:bottom w:w="0" w:type="dxa"/>
+              <w:left w:w="0" w:type="dxa"/>
+              <w:right w:w="0" w:type="dxa"/>
+            </w:tcMar>
+            <w:vAlign w:val="center"/>
+          </w:tcPr>
+          <w:p>
+            <w:pPr>
+              <w:pStyle w:val="Normal"/>
+              <w:jc w:val="right"/>
+              <w:pBdr>
+                <w:bottom w:val="none" w:sz="0" w:space="0" w:color="000000"/>
+                <w:top w:val="none" w:sz="0" w:space="0" w:color="000000"/>
+                <w:left w:val="none" w:sz="0" w:space="0" w:color="000000"/>
+                <w:right w:val="none" w:sz="0" w:space="0" w:color="000000"/>
+              </w:pBdr>
+              <w:spacing w:after="100" w:before="100" w:line="240"/>
+              <w:ind w:left="100" w:right="100" w:firstLine="0" w:firstLineChars="0"/>
+              <w:rPr>
+                <w:rFonts w:ascii="Arial" w:hAnsi="Arial" w:eastAsia="Arial" w:cs="Arial"/>
+                <w:i w:val="false"/>
+                <w:b w:val="false"/>
+                <w:u w:val="none"/>
+                <w:strike w:val="false"/>
+                <w:sz w:val="22"/>
+                <w:szCs w:val="22"/>
+                <w:color w:val="000000"/>
+              </w:rPr>
+            </w:pPr>
+            <w:r>
+              <w:rPr>
+                <w:rFonts w:ascii="Arial" w:hAnsi="Arial" w:eastAsia="Arial" w:cs="Arial"/>
+                <w:i w:val="false"/>
+                <w:b w:val="false"/>
+                <w:u w:val="none"/>
+                <w:strike w:val="false"/>
+                <w:sz w:val="22"/>
+                <w:szCs w:val="22"/>
+                <w:color w:val="000000"/>
+              </w:rPr>
+              <w:t xml:space="preserve">5,064</w:t>
             </w:r>
           </w:p>
         </w:tc>
